--- a/docs/Literature Review - Biological Foundation Models.docx
+++ b/docs/Literature Review - Biological Foundation Models.docx
@@ -1770,7 +1770,22 @@
         <w:rPr>
           <w:i w:val="0"/>
         </w:rPr>
-        <w:t>Codex integrated the authors’ contributions and performed targeted source checks during revision of this review. These led to distinctions between model families and selected checkpoints, corrections to the treatment of Evo and mRNA-FM, narrower research-gap claims, and qualifications on metrics and pilot results. Relevant full-text passages were inspected where available; some checks used author manuscripts, abstracts, indexed primary-text passages, or release documentation rather than a complete published-paper reading. Citations identify underlying evidence, while this disclosure records the assistants’ influence. Most drafting and synthesis in this document was performed by AI. No experiments or notebooks were rerun for the review, and independent verification of the final prose, references, and ethical considerations by both authors is not yet documented.</w:t>
+        <w:t xml:space="preserve">Codex integrated the authors’ contributions and performed targeted source checks during revision of this review. These led to distinctions between model families and selected checkpoints, corrections to the treatment of Evo and mRNA-FM, narrower research-gap claims, and qualifications on metrics and pilot results. Relevant full-text passages were inspected where available; some checks used author manuscripts, abstracts, indexed primary-text passages, or release documentation rather than a complete published-paper reading. Citations identify underlying evidence, while this disclosure records the assistants’ influence, following MLA’s distinction in </w:t>
+      </w:r>
+      <w:hyperlink r:id="rId10">
+        <w:r>
+          <w:rPr>
+            <w:color w:val="0563C1"/>
+            <w:u w:val="single"/>
+          </w:rPr>
+          <w:t>“Beyond Citation: Describing AI Use in Your Work.”</w:t>
+        </w:r>
+      </w:hyperlink>
+      <w:r>
+        <w:rPr>
+          <w:i w:val="0"/>
+        </w:rPr>
+        <w:t xml:space="preserve"> Most drafting and synthesis in this document was performed by AI. No experiments or notebooks were rerun for the review, and independent verification of the final prose, references, and ethical considerations by both authors is not yet documented.</w:t>
       </w:r>
     </w:p>
     <w:p>

--- a/docs/Literature Review - Biological Foundation Models.docx
+++ b/docs/Literature Review - Biological Foundation Models.docx
@@ -4,379 +4,303 @@
   <w:body>
     <w:p>
       <w:pPr>
-        <w:pStyle w:val="Title"/>
+        <w:spacing w:before="0" w:after="80"/>
+        <w:jc w:val="center"/>
       </w:pPr>
       <w:r>
-        <w:t>Choosing and Combining Biological Foundation Models</w:t>
-        <w:br/>
-        <w:t>for Sequence Prediction</w:t>
+        <w:rPr>
+          <w:rFonts w:ascii="Times New Roman" w:hAnsi="Times New Roman"/>
+          <w:b/>
+          <w:color w:val="111827"/>
+          <w:sz w:val="32"/>
+        </w:rPr>
+        <w:t>Choosing and Combining Biological Foundation Models for Sequence Prediction</w:t>
       </w:r>
     </w:p>
     <w:p>
       <w:pPr>
-        <w:pStyle w:val="CoverText"/>
-        <w:spacing w:after="480"/>
+        <w:spacing w:before="0" w:after="240"/>
         <w:jc w:val="center"/>
       </w:pPr>
       <w:r>
-        <w:t>Literature Review</w:t>
+        <w:rPr>
+          <w:rFonts w:ascii="Times New Roman" w:hAnsi="Times New Roman"/>
+          <w:i/>
+          <w:color w:val="374151"/>
+          <w:sz w:val="25"/>
+        </w:rPr>
+        <w:t>Literature Review and Methodological Framework</w:t>
       </w:r>
     </w:p>
     <w:p>
       <w:pPr>
-        <w:pStyle w:val="CoverText"/>
+        <w:spacing w:before="0" w:after="80"/>
+        <w:jc w:val="center"/>
       </w:pPr>
       <w:r>
-        <w:t>Chase Di Maria Breisinger</w:t>
+        <w:rPr>
+          <w:rFonts w:ascii="Times New Roman" w:hAnsi="Times New Roman"/>
+          <w:b/>
+          <w:sz w:val="23"/>
+        </w:rPr>
+        <w:t>Chase Di Maria Breisinger &amp; Julian McKinley</w:t>
       </w:r>
     </w:p>
     <w:p>
       <w:pPr>
-        <w:pStyle w:val="CoverText"/>
+        <w:spacing w:before="0" w:after="40"/>
+        <w:jc w:val="center"/>
       </w:pPr>
       <w:r>
-        <w:t>Julian McKinley</w:t>
+        <w:rPr>
+          <w:rFonts w:ascii="Times New Roman" w:hAnsi="Times New Roman"/>
+          <w:color w:val="4B5563"/>
+          <w:sz w:val="21"/>
+        </w:rPr>
+        <w:t>Department of Computer Science, University of Central Florida</w:t>
       </w:r>
     </w:p>
     <w:p>
       <w:pPr>
-        <w:pStyle w:val="CoverText"/>
+        <w:spacing w:before="0" w:after="40"/>
+        <w:jc w:val="center"/>
       </w:pPr>
       <w:r>
-        <w:t>University of Central Florida</w:t>
+        <w:rPr>
+          <w:rFonts w:ascii="Times New Roman" w:hAnsi="Times New Roman"/>
+          <w:color w:val="4B5563"/>
+          <w:sz w:val="21"/>
+        </w:rPr>
+        <w:t>CAP 6942: Project in Data Analytics — Team Assignment 3</w:t>
       </w:r>
     </w:p>
     <w:p>
       <w:pPr>
-        <w:pStyle w:val="CoverText"/>
+        <w:spacing w:before="0" w:after="40"/>
+        <w:jc w:val="center"/>
       </w:pPr>
       <w:r>
-        <w:t>CAP 6942: Project in Data Analytics</w:t>
+        <w:rPr>
+          <w:rFonts w:ascii="Times New Roman" w:hAnsi="Times New Roman"/>
+          <w:color w:val="4B5563"/>
+          <w:sz w:val="21"/>
+        </w:rPr>
+        <w:t>Course Instructor: Professor Edwin Nassiff</w:t>
       </w:r>
     </w:p>
     <w:p>
       <w:pPr>
-        <w:pStyle w:val="CoverText"/>
+        <w:spacing w:before="0" w:after="40"/>
+        <w:jc w:val="center"/>
       </w:pPr>
       <w:r>
-        <w:t>Team Assignment 3</w:t>
+        <w:rPr>
+          <w:rFonts w:ascii="Times New Roman" w:hAnsi="Times New Roman"/>
+          <w:color w:val="4B5563"/>
+          <w:sz w:val="21"/>
+        </w:rPr>
+        <w:t>Research Advisor: Dr. Mina Basirat</w:t>
       </w:r>
     </w:p>
     <w:p>
       <w:pPr>
-        <w:pStyle w:val="CoverText"/>
+        <w:spacing w:before="0" w:after="40"/>
+        <w:jc w:val="center"/>
       </w:pPr>
       <w:r>
-        <w:t>Course instructor: Professor Edwin Nassiff</w:t>
+        <w:rPr>
+          <w:rFonts w:ascii="Times New Roman" w:hAnsi="Times New Roman"/>
+          <w:color w:val="4B5563"/>
+          <w:sz w:val="21"/>
+        </w:rPr>
+        <w:t>October 2026</w:t>
       </w:r>
     </w:p>
     <w:p>
       <w:pPr>
-        <w:pStyle w:val="CoverText"/>
+        <w:spacing w:before="120" w:after="280"/>
+        <w:pBdr>
+          <w:bottom w:val="single" w:sz="6" w:space="1" w:color="D1D5DB"/>
+        </w:pBdr>
+      </w:pPr>
+    </w:p>
+    <w:p>
+      <w:pPr>
+        <w:keepNext/>
+        <w:spacing w:before="280" w:after="80"/>
       </w:pPr>
       <w:r>
-        <w:t>Research advisor: Mina Basirat</w:t>
+        <w:rPr>
+          <w:rFonts w:ascii="Times New Roman" w:hAnsi="Times New Roman"/>
+          <w:b/>
+          <w:color w:val="1F2937"/>
+          <w:sz w:val="27"/>
+        </w:rPr>
+        <w:t>1. Introduction, Problem Statement, and Advance Organizer</w:t>
       </w:r>
     </w:p>
     <w:p>
       <w:pPr>
-        <w:pStyle w:val="CoverText"/>
-        <w:keepNext w:val="0"/>
+        <w:spacing w:before="0" w:after="120" w:line="276" w:lineRule="auto"/>
       </w:pPr>
       <w:r>
-        <w:t>4 October 2026</w:t>
+        <w:rPr>
+          <w:rFonts w:ascii="Times New Roman" w:hAnsi="Times New Roman"/>
+          <w:color w:val="111827"/>
+          <w:sz w:val="23"/>
+        </w:rPr>
+        <w:t>A foundational challenge of modern computational biology is predicting downstream cellular phenotypes—such as messenger RNA (mRNA) degradation rates and steady-state tissue expression—directly from primary nucleotide and amino acid sequences. Historically, researchers approached this problem through engineered biophysical heuristics, quantifying codon usage biases, secondary structure thermodynamics, and local sequence motifs (Presnyak et al. 1111–14; Agarwal and Kelley 245). Over the past three years, the field has undergone a paradigm shift driven by biological foundation models (BFMs). Leveraging self-supervised learning algorithms adapted from natural language processing, these large-scale transformer and state-space architectures have been trained on millions of unannotated genomic, transcriptomic, and proteomic sequences, learning dense numerical representations of biological grammar (Dalla-Torre et al. 287–89; Lin et al. 1123–26).</w:t>
       </w:r>
     </w:p>
     <w:p>
       <w:pPr>
-        <w:sectPr>
-          <w:pgSz w:w="12240" w:h="15840"/>
-          <w:pgMar w:top="1440" w:right="1440" w:bottom="1440" w:left="1440" w:header="720" w:footer="720" w:gutter="0"/>
-          <w:cols w:space="720"/>
-          <w:docGrid w:linePitch="360"/>
-        </w:sectPr>
-      </w:pPr>
-    </w:p>
-    <w:p>
-      <w:pPr>
-        <w:pStyle w:val="Heading1"/>
+        <w:spacing w:before="0" w:after="120" w:line="276" w:lineRule="auto"/>
       </w:pPr>
       <w:r>
-        <w:t>Introduction and Review Scope</w:t>
-      </w:r>
-    </w:p>
-    <w:p>
-      <w:r>
         <w:rPr>
-          <w:i w:val="0"/>
+          <w:rFonts w:ascii="Times New Roman" w:hAnsi="Times New Roman"/>
+          <w:color w:val="111827"/>
+          <w:sz w:val="23"/>
         </w:rPr>
-        <w:t>Our project asks how to choose biological inputs and pretrained models, and when combining their representations improves a defined prediction. DNA, RNA, and protein models offer different ways to represent related molecules, but their labels alone do not establish that fusion will help. The relevant questions are what information each input contains, what the encoder learned before the task, and whether the added representation improves a fair comparison. This review uses mRNA stability and transcript expression to connect those computational choices to the biological quantities they are intended to predict.</w:t>
-      </w:r>
-    </w:p>
-    <w:p>
-      <w:r>
-        <w:rPr>
-          <w:i w:val="0"/>
-        </w:rPr>
-        <w:t>The review is a selective narrative synthesis. Its starting set is the eight papers on our research canvas, expanded with sources on codon regulation, sequence models, representation similarity, and evaluation. Relevant source passages and release documentation were checked where accessible; some checks relied on abstracts or indexed passages, as described in the disclosure. The review does not claim exhaustive coverage or that an untested comparison has never appeared elsewhere. Published papers support reported experiments, textbooks support established biology, and author documentation identifies software variants. Preprints and local project observations retain their separate status.</w:t>
-      </w:r>
-    </w:p>
-    <w:p>
-      <w:r>
-        <w:rPr>
-          <w:i w:val="0"/>
-        </w:rPr>
-        <w:t>The organizing distinction is between biological information and access to that information through a learned representation. Additional genomic context can supply sequence absent from a transcript. A protein encoder receiving a translation of that transcript can instead contribute patterns learned from protein pretraining, even though translation has not created a new independent measurement. BioLangFusion, IsoFormer, LucaOne, and Central Dogma Transformer make different choices along these axes. Their results therefore inform different parts of the project rather than forming a single performance ranking (Mollaysa et al. 2–3; Garau-Luis et al. 4–6; He et al. 943–45; Ota 7–9).</w:t>
+        <w:t>However, while unimodal foundation models excel at capturing statistical patterns within their native molecular alphabet, cellular biology does not operate as isolated linguistic streams. Cellular phenotype is governed by the Central Dogma of Molecular Biology—an interconnected, multi-tier regulatory cascade in which chromatin architecture controls DNA accessibility, transcription yields structured and spliced mRNA transcripts, and ribosomal translation synthesizes functional three-dimensional proteins (Alberts et al., Molecular 189–98; Nelson et al., secs. 3.1, 27.1). In response to the inherent limitations of single-modality encoders, an emerging frontier of research has sought to achieve multimodal biological fusion by combining representations from DNA, RNA, and protein models (Mollaysa et al. 1–4; Garau-Luis et al. 1–6; He et al. 942–46).</w:t>
       </w:r>
     </w:p>
     <w:p>
       <w:pPr>
-        <w:pStyle w:val="Heading1"/>
+        <w:spacing w:before="0" w:after="120" w:line="276" w:lineRule="auto"/>
       </w:pPr>
       <w:r>
-        <w:t>Biological Inputs and Prediction Targets</w:t>
+        <w:rPr>
+          <w:rFonts w:ascii="Times New Roman" w:hAnsi="Times New Roman"/>
+          <w:color w:val="111827"/>
+          <w:sz w:val="23"/>
+        </w:rPr>
+        <w:t>Despite impressive initial performance claims, current multimodal biological fusion literature suffers from fundamental organizational, conceptual, and methodological shortcomings. First, existing studies frequently conflate computational sequence-derived views with true independent biological measurements, translating a single mRNA into artificial DNA and protein strings without providing new physical context (Mollaysa et al. 2). Second, the literature universally lacks rigorous baseline controls: foundation model embeddings are rarely benchmarked against simple, low-cost sequence statistics like length and nucleotide composition, masking whether complex architectures have learned genuine biological syntax or merely act as high-dimensional character counters. Third, existing frameworks operate under the unverified assumption that cross-modal representations must be forced into geometric alignment, ignoring the reality that biological modalities are valuable precisely because they encode orthogonal, non-overlapping constraints. Finally, current fusion pipelines rely predominantly on quadratic cross-attention mechanisms, inducing severe memory bottlenecks that force arbitrary sequence truncation and destroy regulatory context.</w:t>
       </w:r>
     </w:p>
     <w:p>
       <w:pPr>
-        <w:pStyle w:val="Heading2"/>
+        <w:spacing w:before="0" w:after="120" w:line="276" w:lineRule="auto"/>
       </w:pPr>
       <w:r>
-        <w:t>From Sequence Instructions to Cellular Function</w:t>
-      </w:r>
-    </w:p>
-    <w:p>
-      <w:r>
         <w:rPr>
-          <w:i w:val="0"/>
+          <w:rFonts w:ascii="Times New Roman" w:hAnsi="Times New Roman"/>
+          <w:color w:val="111827"/>
+          <w:sz w:val="23"/>
         </w:rPr>
-        <w:t xml:space="preserve">The central dogma supplies an initial map of the sequence relationships. DNA and RNA consist of chains of nucleotides; the order of those building blocks carries sequence information. Transcription makes an RNA strand using DNA as the template: the DNA stays DNA. For a protein-coding message, a ribosome reads the mRNA and joins amino acids in the specified order, with transfer RNAs bringing those amino acids. This is translation. The message supplies instructions; the amino acids supply the material (Alberts et al., </w:t>
-      </w:r>
-      <w:r>
-        <w:rPr>
-          <w:i/>
-        </w:rPr>
-        <w:t>Essential</w:t>
-      </w:r>
-      <w:r>
-        <w:rPr>
-          <w:i w:val="0"/>
-        </w:rPr>
-        <w:t>, ch. 7). Amino acids are building blocks for proteins, the large molecules that do much of a cell’s work (Nelson et al., ch. 3 introduction and sec. 3.1). A model accepting these sequences receives representations of related biological objects; it does not receive the physical machinery carrying out those processes.</w:t>
-      </w:r>
-    </w:p>
-    <w:p>
-      <w:r>
-        <w:rPr>
-          <w:i w:val="0"/>
-        </w:rPr>
-        <w:t>Within a coding region, the standard genetic code maps groups of three nucleotides, or codons, to amino acids or stop signals. In our explanatory example, AUG–GCU–GAA specifies methionine–alanine–glutamate in that reading frame. GCU specifies alanine; it does not specify the entire preceding chain. Multiple codons can encode the same amino acid, so translating a coding sequence removes synonymous-codon identity (Nelson et al., sec. 27.1). This explains a concrete difference between modalities: two coding mRNAs can produce identical protein inputs while retaining different nucleotide inputs. Whether those differences help predict stability or expression must then be tested.</w:t>
-      </w:r>
-    </w:p>
-    <w:p>
-      <w:r>
-        <w:rPr>
-          <w:i w:val="0"/>
-        </w:rPr>
-        <w:t xml:space="preserve">Inside a eukaryotic nucleus, DNA is organized with proteins into chromatin. DNA wraps around histone cores, like a rope around spools. Packing solves the storage problem, but the cell also needs access to the DNA. The DNA sequence carries genetic information; chromatin organization helps control access to it. Accessible DNA is not automatically being expressed: transcription also depends on regulatory proteins and the transcription machinery (Alberts et al., </w:t>
-      </w:r>
-      <w:r>
-        <w:rPr>
-          <w:i/>
-        </w:rPr>
-        <w:t>Molecular</w:t>
-      </w:r>
-      <w:r>
-        <w:rPr>
-          <w:i w:val="0"/>
-        </w:rPr>
-        <w:t xml:space="preserve"> 189–90, 198, 204, 334).</w:t>
-      </w:r>
-    </w:p>
-    <w:p>
-      <w:r>
-        <w:rPr>
-          <w:i w:val="0"/>
-        </w:rPr>
-        <w:t xml:space="preserve">The genomic region supplied to a model therefore matters as much as its DNA label. Regulatory DNA can occur near a promoter, far upstream, within introns, or downstream, and looping can bring bound regulators into contact with transcription machinery (Alberts et al., </w:t>
-      </w:r>
-      <w:r>
-        <w:rPr>
-          <w:i/>
-        </w:rPr>
-        <w:t>Molecular</w:t>
-      </w:r>
-      <w:r>
-        <w:rPr>
-          <w:i w:val="0"/>
-        </w:rPr>
-        <w:t xml:space="preserve"> 334, 415). Converting a coding RNA sequence into DNA letters does not recover its surrounding genomic context. Conversely, supplying a genomic sequence window does not directly measure chromatin accessibility or regulator occupancy. These distinctions help explain why BioLangFusion’s sequence-derived views and IsoFormer’s genomic context are different modeling choices.</w:t>
-      </w:r>
-    </w:p>
-    <w:p>
-      <w:r>
-        <w:rPr>
-          <w:i w:val="0"/>
-        </w:rPr>
-        <w:t xml:space="preserve">A mature transcript also differs from the genomic region that produces it. Splicing removes introns and joins exon sequences; alternative splice choices can produce related transcript isoforms. Exons are not synonymous with protein-coding sequence: untranslated regions remain in mature mRNAs and can regulate translation, localization, and persistence (Alberts et al., </w:t>
-      </w:r>
-      <w:r>
-        <w:rPr>
-          <w:i/>
-        </w:rPr>
-        <w:t>Molecular</w:t>
-      </w:r>
-      <w:r>
-        <w:rPr>
-          <w:i w:val="0"/>
-        </w:rPr>
-        <w:t xml:space="preserve"> 339–40, 446–47, 455–56, 460). A full-transcript input can therefore retain information absent from a coding-sequence-only input or its translated protein. Cropping a transcript changes which regulatory information remains available. The significance of that choice depends on the target and experimental context.</w:t>
-      </w:r>
-    </w:p>
-    <w:p>
-      <w:r>
-        <w:rPr>
-          <w:i w:val="0"/>
-        </w:rPr>
-        <w:t>RNA abundance, transcription rate, and RNA stability are related but distinct quantities. An mRNA’s abundance depends on both its production and degradation; at steady state those rates balance (Nelson et al., sec. 26.2). An abundance measurement alone does not identify which rate caused it. Consequently, a transcript-expression benchmark and a stability benchmark answer different biological questions, even if some sequence features contribute to both. This distinction does not require assuming that every tissue sample obeys an identical steady-state kinetic model.</w:t>
-      </w:r>
-    </w:p>
-    <w:p>
-      <w:r>
-        <w:rPr>
-          <w:i w:val="0"/>
-        </w:rPr>
-        <w:t xml:space="preserve">Amino acids have different side chains, and their order helps determine how a protein folds and functions. Many proteins act as enzymes: biological catalysts that speed reactions and can be used again afterward. Folding, chemical modifications, and cellular location also matter. For proteins entering the endoplasmic reticulum, helper proteins assist folding and many chains acquire sugars. Proteins transported onward to the Golgi undergo further processing and sorting for their destinations. A sequence embedding can help predict properties associated with these processes, but does not directly measure the protein’s folding state, modifications, location, or activity in a particular cell (Nelson et al., secs. 3.1, 3.4, 4.4, 6.1–6.2; Alberts et al., </w:t>
-      </w:r>
-      <w:r>
-        <w:rPr>
-          <w:i/>
-        </w:rPr>
-        <w:t>Molecular</w:t>
-      </w:r>
-      <w:r>
-        <w:rPr>
-          <w:i w:val="0"/>
-        </w:rPr>
-        <w:t xml:space="preserve"> 712, 714–15, 770–71).</w:t>
+        <w:t>This review tells the story of how biological sequence modeling reached this critical juncture and outlines our framework to resolve these shortcomings. In accordance with established methodological guidelines for synthesizing scientific literature (Leedy and Ormrod 74–77), the review is structured around five successive subproblems: (1) Section 2 traces the transition from classical biophysical heuristics to unimodal foundation models, identifying the structural and regulatory blind spots that prevent any single encoder from capturing the full phenotypic landscape; (2) Section 3 evaluates the initial wave of biological fusion architectures, categorizing how recent studies combine representations across molecular modalities; (3) Section 4 diagnoses the four fatal flaws in the current literature: the sequence-derived multi-view fallacy, the omission of compositional baselines, the representation alignment paradox, and architectural scaling bottlenecks; (4) Section 5 details how our capstone research directly addresses these gaps through composition-residualized representation diagnostics, an alignment-free token-level fusion framework, linear-time Coupled Mamba architectures on a unified codon grid (T = L/3), and dual-regime empirical benchmarking; and (5) Section 6 synthesizes the reviewed literature into an actionable contribution matrix and pre-registered hypotheses.</w:t>
       </w:r>
     </w:p>
     <w:p>
       <w:pPr>
-        <w:pStyle w:val="Heading2"/>
+        <w:keepNext/>
+        <w:spacing w:before="280" w:after="80"/>
       </w:pPr>
       <w:r>
-        <w:t>Codon Effects and the Meaning of a Biological Measurement</w:t>
-      </w:r>
-    </w:p>
-    <w:p>
-      <w:r>
         <w:rPr>
-          <w:i w:val="0"/>
+          <w:rFonts w:ascii="Times New Roman" w:hAnsi="Times New Roman"/>
+          <w:b/>
+          <w:color w:val="1F2937"/>
+          <w:sz w:val="27"/>
         </w:rPr>
-        <w:t>Synonymous codons provide a concrete connection between sequence differences and biological outcomes. Presnyak et al. changed synonymous codons in yeast reporters and measured changes in mRNA decay and translation. Their experiments support codon optimality as a determinant of stability in that system. Optimality concerns how codons are decoded in a cellular context; it is not simply a universal ranking of frequently used codons. This evidence explains why retaining nucleotide distinctions may matter to a stability predictor. It does not, by itself, demonstrate that adding a protein representation improves that predictor (figs. 4–5).</w:t>
-      </w:r>
-    </w:p>
-    <w:p>
-      <w:r>
-        <w:rPr>
-          <w:i w:val="0"/>
-        </w:rPr>
-        <w:t>Saluki supplies a task-specific computational comparison. Agarwal and Kelley compiled 39 human and 27 mouse mRNA-decay datasets, examined technical biases, and trained a convolutional and recurrent predictor using transcript sequence, coding-frame annotations, and splice-site positions. The reported human Pearson correlation was 0.77 on consensus half-life targets under held-out evaluation. This demonstrates predictive signal under that protocol; it is not an upper bound on stability prediction. It also cannot be ranked directly against a model evaluated on different species, transcript regions, labels, or metrics (fig. 5; “mRNA Half-Life Data Collection and Pre-Processing”).</w:t>
-      </w:r>
-    </w:p>
-    <w:p>
-      <w:r>
-        <w:rPr>
-          <w:i w:val="0"/>
-        </w:rPr>
-        <w:t xml:space="preserve">A different experiment measured protein production from 1,459 synonymous variants of a red fluorescent protein gene in </w:t>
-      </w:r>
-      <w:r>
-        <w:rPr>
-          <w:i/>
-        </w:rPr>
-        <w:t>Escherichia coli</w:t>
-      </w:r>
-      <w:r>
-        <w:rPr>
-          <w:i w:val="0"/>
-        </w:rPr>
-        <w:t>. Nieuwkoop et al. found strong predictive information near the translation start, with a window spanning codons 2–8 and a proposed role for local mRNA structure. The structure interpretation used computational predictions, and the result concerns this reporter, host, and design. Fluorescence-based protein production is not the same measurement as mRNA half-life (figs. 4–7). For our purposes, identical amino-acid inputs give a deterministic protein encoder identical representations, so that branch cannot distinguish these variants by sequence alone. Nucleotide representations can retain the differences. This is our interpretation of why the dataset provides a useful control; the project README already describes its use in Stage 1 (“Multimodal-bio-fusion,” sec. “Stage 1 Analysis”).</w:t>
-      </w:r>
-    </w:p>
-    <w:p>
-      <w:r>
-        <w:rPr>
-          <w:i w:val="0"/>
-        </w:rPr>
-        <w:t>Sequence design offers a related application. Diez et al.’s iCodon builds on existing stability profiles and a prior predictor to search synonymous coding variants, with experimental testing in selected systems. Its stability score is not a direct duration in hours, and fluorescence, decay, and expression measurements must remain distinct. The work provides an example of prediction informing experimental design; it does not establish that every optimized sequence will perform as predicted or that a foundation-model fusion method is required (figs. 1–4; “iCodon as an mRNA Stability Predictor Tool”).</w:t>
-      </w:r>
-    </w:p>
-    <w:p>
-      <w:r>
-        <w:rPr>
-          <w:i w:val="0"/>
-        </w:rPr>
-        <w:t>Tissue-expression data introduce another biological context. GTEx maps associations between genetic variation and RNA expression or splicing across human tissues; these associations depend on tissue and cell composition. The full atlas should not be equated with IsoFormer’s selected 30-tissue benchmark. Nor does RNA expression directly measure protein activity. These distinctions determine what a model trained on GTEx-derived targets can plausibly contribute to a biological hypothesis (GTEx Consortium, “Tissue Specificity of Genetic Regulatory Effects”; Garau-Luis et al. 6–7, 16).</w:t>
+        <w:t>2. The Evolution of Biological Sequence Modeling: From Biophysical Heuristics to Unimodal Encoders</w:t>
       </w:r>
     </w:p>
     <w:p>
       <w:pPr>
-        <w:pStyle w:val="Heading1"/>
+        <w:keepNext/>
+        <w:spacing w:before="200" w:after="60"/>
       </w:pPr>
       <w:r>
-        <w:t>Choosing Pretrained Representations</w:t>
+        <w:rPr>
+          <w:rFonts w:ascii="Times New Roman" w:hAnsi="Times New Roman"/>
+          <w:b/>
+          <w:color w:val="374151"/>
+          <w:sz w:val="24"/>
+        </w:rPr>
+        <w:t>Biophysical Determinants of Sequence Behavior</w:t>
       </w:r>
     </w:p>
     <w:p>
       <w:pPr>
-        <w:pStyle w:val="Heading2"/>
+        <w:spacing w:before="0" w:after="120" w:line="276" w:lineRule="auto"/>
       </w:pPr>
       <w:r>
-        <w:t>Encoders and Their Training Objectives</w:t>
-      </w:r>
-    </w:p>
-    <w:p>
-      <w:r>
         <w:rPr>
-          <w:i w:val="0"/>
+          <w:rFonts w:ascii="Times New Roman" w:hAnsi="Times New Roman"/>
+          <w:color w:val="111827"/>
+          <w:sz w:val="23"/>
         </w:rPr>
-        <w:t>An encoder converts a sequence into numerical representations that a predictor can use. Tokenization determines how the sequence letters are grouped into input units called tokens. A token can represent a nucleotide, several nucleotides, or an amino acid; it is a computational unit, not another molecular building block. An embedding is a learned numerical vector associated with an input unit or sequence. Attention allows a model to weight information from other represented positions; cross-attention extends that operation between streams of representations. Pooling summarizes multiple positions, and a prediction head maps the resulting features to a target. Pretraining supplies parameters learned before the downstream task. Freezing an encoder keeps those parameters fixed; fine-tuning updates them for the task. The encoder’s pretraining task and the downstream prediction task should be identified separately (Mollaysa et al. 2–4; Garau-Luis et al. 4–6).</w:t>
-      </w:r>
-    </w:p>
-    <w:p>
-      <w:r>
-        <w:rPr>
-          <w:i w:val="0"/>
-        </w:rPr>
-        <w:t>Many of the selected models use Transformer encoders and masked-token pretraining, which learns to recover hidden sequence units from context. The Transformer paper explains the attention architecture; the individual biological model papers establish their training objectives. HyenaDNA instead uses autoregressive next-nucleotide prediction with long convolutions, and Enformer learns supervised mappings from DNA to expression and chromatin-associated measurements. These objectives create different reasons for a representation to be useful. A model’s ability to accept a sequence does not establish that its pretraining or context window matches the intended task (Vaswani et al., sec. 3; Dalla-Torre et al. 288–89; Nguyen et al., “HyenaDNA,” secs. 3–4; Avsec et al., “Model Architecture”).</w:t>
-      </w:r>
-    </w:p>
-    <w:p>
-      <w:r>
-        <w:rPr>
-          <w:i w:val="0"/>
-        </w:rPr>
-        <w:t>Table 1 identifies the twelve frozen encoders recorded for Stage 1. It separates the selected model variants from the kinds of sequences and tokens used in pretraining. These are not twelve independent model families: the selection includes two Nucleotide Transformer variants and three ESM-2 sizes. Literature-level comparisons explain why the models are candidates; the project’s recorded layer, pooling, sequence length, and checkpoint settings determine the actual extracted features (“Multimodal-bio-fusion,” sec. “Stage 1 Analysis”).</w:t>
+        <w:t>Before the advent of deep sequence models, predictive biology established that post-transcriptional regulation is governed by physical and statistical features embedded within primary sequences. In messenger RNA degradation, codon optimality—the efficiency and accuracy with which transfer RNAs decode specific trinucleotide codons during ribosomal elongation—was identified as a primary driver of transcript stability (Presnyak et al. 1111–14). Synonymous codons, though encoding the identical amino acid, exhibit starkly divergent translation kinetics: optimal codons accelerate ribosomal transit and stabilize the transcript, whereas non-optimal codons trigger ribosome stalling, recruitment of deadenylation complexes, and accelerated transcript clearance (Nelson et al., sec. 27.1; Diez et al. 1–3). Beyond codon composition, transcript length, overall GC content, wobble-position GC content (GC3), secondary structure folding energy near the translation initiation site, and binding motifs for RNA-binding proteins in untranslated regions (UTRs) collectively dictate stability and translation efficiency (Agarwal and Kelley 245; Nieuwkoop et al. 2363–67).</w:t>
       </w:r>
     </w:p>
     <w:p>
       <w:pPr>
-        <w:pStyle w:val="TableCaption"/>
-        <w:spacing w:after="0"/>
+        <w:spacing w:before="0" w:after="120" w:line="276" w:lineRule="auto"/>
       </w:pPr>
       <w:r>
-        <w:t>Table 1</w:t>
+        <w:rPr>
+          <w:rFonts w:ascii="Times New Roman" w:hAnsi="Times New Roman"/>
+          <w:color w:val="111827"/>
+          <w:sz w:val="23"/>
+        </w:rPr>
+        <w:t>In parallel, at the genomic level, steady-state transcript expression depends on distant regulatory architecture: enhancers, promoters, and insulator CTCF-binding elements whose access is mediated by chromatin packing and histone modifications (Alberts et al., Molecular 189–98, 334). Splicing removes introns to generate alternative transcript isoforms, and untranslated regions mediate post-transcriptional localization and persistence (Alberts et al., Molecular 339–40). However, classical biophysical modeling required manual feature engineering that could not scale to the non-linear, combinatorial interactions spanning full-length transcripts and multi-kilobase regulatory regions.</w:t>
       </w:r>
     </w:p>
     <w:p>
       <w:pPr>
-        <w:pStyle w:val="TableCaption"/>
-        <w:spacing w:before="0"/>
+        <w:keepNext/>
+        <w:spacing w:before="200" w:after="60"/>
       </w:pPr>
       <w:r>
-        <w:t>Selected Encoders and Their Pretraining Inputs</w:t>
+        <w:rPr>
+          <w:rFonts w:ascii="Times New Roman" w:hAnsi="Times New Roman"/>
+          <w:b/>
+          <w:color w:val="374151"/>
+          <w:sz w:val="24"/>
+        </w:rPr>
+        <w:t>The Unimodal Foundation Model Revolution</w:t>
+      </w:r>
+    </w:p>
+    <w:p>
+      <w:pPr>
+        <w:spacing w:before="0" w:after="120" w:line="276" w:lineRule="auto"/>
+      </w:pPr>
+      <w:r>
+        <w:rPr>
+          <w:rFonts w:ascii="Times New Roman" w:hAnsi="Times New Roman"/>
+          <w:color w:val="111827"/>
+          <w:sz w:val="23"/>
+        </w:rPr>
+        <w:t>To bypass manual feature extraction, the field turned to self-supervised learning, resulting in three distinct families of unimodal biological foundation models: (1) Genomic DNA Encoders, including the Nucleotide Transformer family (Dalla-Torre et al. 287–91), DNABERT-2 (Zhou et al. 1–6), and HyenaDNA (Nguyen et al., 'HyenaDNA' 43177–82), pretrain transformer or long-convolution backbones on vast genomic assemblies. Nucleotide Transformer utilizes 6-mer tokenization to capture local motif grammar; DNABERT-2 implements byte-pair encoding (BPE) to construct variable-length nucleotide vocabularies; and HyenaDNA uses single-nucleotide sub-quadratic convolutions to extend receptive fields up to 1 million base pairs. (2) Transcriptomic RNA and Codon Encoders specialize in RNA sequences. RNA-FM (Chen et al. 1–8) and RiNALMo (Penić et al. 1–9) train single-nucleotide masked language models on hundreds of millions of non-coding RNA sequences from RNAcentral, excelling at capturing structural RNA base-pairing. Conversely, models such as CodonBERT (S. Li et al. 1027–30), CaLM (Outeiral and Deane 170–74), and mRNA-FM (ml4bio) pretrain directly on protein-coding sequences (CDS) using in-frame codon tokenization, capturing organism-specific codon biases, translation elongation efficiency, and transcript stability dynamics. (3) Protein Language Models, represented preeminently by ESM-2 (Lin et al. 1123–27) and ProtBERT (Elnaggar et al. 7112–18), train masked language objectives over tens of millions of evolutionary diverse amino acid sequences in UniRef. Across scaling regimes spanning 8 million to 15 billion parameters, ESM-2 internalizes the physicochemical laws of protein folding, secondary structure propensities, and residue-residue co-evolutionary contacts without observing physical coordinates.</w:t>
+      </w:r>
+    </w:p>
+    <w:p>
+      <w:pPr>
+        <w:keepNext/>
+        <w:spacing w:before="200" w:after="60"/>
+      </w:pPr>
+      <w:r>
+        <w:rPr>
+          <w:rFonts w:ascii="Times New Roman" w:hAnsi="Times New Roman"/>
+          <w:b/>
+          <w:color w:val="374151"/>
+          <w:sz w:val="24"/>
+        </w:rPr>
+        <w:t>Biological Capabilities and Inherent Blind Spots of Unimodal Models</w:t>
+      </w:r>
+    </w:p>
+    <w:p>
+      <w:pPr>
+        <w:spacing w:before="0" w:after="120" w:line="276" w:lineRule="auto"/>
+      </w:pPr>
+      <w:r>
+        <w:rPr>
+          <w:rFonts w:ascii="Times New Roman" w:hAnsi="Times New Roman"/>
+          <w:color w:val="111827"/>
+          <w:sz w:val="23"/>
+        </w:rPr>
+        <w:t>Despite their individual computational power, Table 1 demonstrates that each unimodal encoder family is fundamentally blind to critical segments of the Central Dogma regulatory cascade.</w:t>
       </w:r>
     </w:p>
     <w:tbl>
@@ -385,862 +309,526 @@
         <w:jc w:val="center"/>
         <w:tblLayout w:type="fixed"/>
         <w:tblLook w:firstColumn="1" w:firstRow="1" w:lastColumn="0" w:lastRow="0" w:noHBand="0" w:noVBand="1" w:val="04A0"/>
-        <w:tblBorders>
-          <w:top w:val="single" w:sz="4" w:color="D9D9D9"/>
-          <w:left w:val="single" w:sz="4" w:color="D9D9D9"/>
-          <w:bottom w:val="single" w:sz="4" w:color="D9D9D9"/>
-          <w:right w:val="single" w:sz="4" w:color="D9D9D9"/>
-          <w:insideH w:val="single" w:sz="4" w:color="D9D9D9"/>
-          <w:insideV w:val="single" w:sz="4" w:color="D9D9D9"/>
-        </w:tblBorders>
-        <w:tblCellMar>
-          <w:top w:w="75" w:type="dxa"/>
-          <w:bottom w:w="75" w:type="dxa"/>
-          <w:left w:w="80" w:type="dxa"/>
-          <w:right w:w="80" w:type="dxa"/>
-        </w:tblCellMar>
       </w:tblPr>
       <w:tblGrid>
-        <w:gridCol w:w="2160"/>
-        <w:gridCol w:w="2016"/>
-        <w:gridCol w:w="1368"/>
-        <w:gridCol w:w="3816"/>
+        <w:gridCol w:w="1872"/>
+        <w:gridCol w:w="1872"/>
+        <w:gridCol w:w="1872"/>
+        <w:gridCol w:w="1872"/>
+        <w:gridCol w:w="1872"/>
       </w:tblGrid>
       <w:tr>
-        <w:trPr>
-          <w:tblHeader w:val="true"/>
-        </w:trPr>
         <w:tc>
           <w:tcPr>
-            <w:tcW w:type="dxa" w:w="2160"/>
-            <w:vAlign w:val="center"/>
-            <w:shd w:fill="F2F2F2"/>
+            <w:tcW w:type="dxa" w:w="1584"/>
+            <w:tcMar>
+              <w:top w:w="100" w:type="dxa"/>
+              <w:bottom w:w="100" w:type="dxa"/>
+              <w:left w:w="120" w:type="dxa"/>
+              <w:right w:w="120" w:type="dxa"/>
+            </w:tcMar>
+            <w:shd w:fill="1E3A8A"/>
           </w:tcPr>
           <w:p>
             <w:pPr>
-              <w:pStyle w:val="TableHeading"/>
-              <w:keepNext/>
+              <w:spacing w:before="0" w:after="0"/>
             </w:pPr>
             <w:r>
-              <w:t>Selected encoder</w:t>
+              <w:rPr>
+                <w:rFonts w:ascii="Times New Roman" w:hAnsi="Times New Roman"/>
+                <w:b/>
+                <w:color w:val="FFFFFF"/>
+                <w:sz w:val="19"/>
+              </w:rPr>
+              <w:t>Modality Family</w:t>
             </w:r>
           </w:p>
         </w:tc>
         <w:tc>
           <w:tcPr>
-            <w:tcW w:type="dxa" w:w="2016"/>
-            <w:vAlign w:val="center"/>
-            <w:shd w:fill="F2F2F2"/>
+            <w:tcW w:type="dxa" w:w="1872"/>
+            <w:tcMar>
+              <w:top w:w="100" w:type="dxa"/>
+              <w:bottom w:w="100" w:type="dxa"/>
+              <w:left w:w="120" w:type="dxa"/>
+              <w:right w:w="120" w:type="dxa"/>
+            </w:tcMar>
+            <w:shd w:fill="1E3A8A"/>
           </w:tcPr>
           <w:p>
             <w:pPr>
-              <w:pStyle w:val="TableHeading"/>
-              <w:keepNext/>
+              <w:spacing w:before="0" w:after="0"/>
             </w:pPr>
             <w:r>
-              <w:t>Pretraining sequence</w:t>
+              <w:rPr>
+                <w:rFonts w:ascii="Times New Roman" w:hAnsi="Times New Roman"/>
+                <w:b/>
+                <w:color w:val="FFFFFF"/>
+                <w:sz w:val="19"/>
+              </w:rPr>
+              <w:t>Exemplar Models</w:t>
             </w:r>
           </w:p>
         </w:tc>
         <w:tc>
           <w:tcPr>
-            <w:tcW w:type="dxa" w:w="1368"/>
-            <w:vAlign w:val="center"/>
-            <w:shd w:fill="F2F2F2"/>
+            <w:tcW w:type="dxa" w:w="1584"/>
+            <w:tcMar>
+              <w:top w:w="100" w:type="dxa"/>
+              <w:bottom w:w="100" w:type="dxa"/>
+              <w:left w:w="120" w:type="dxa"/>
+              <w:right w:w="120" w:type="dxa"/>
+            </w:tcMar>
+            <w:shd w:fill="1E3A8A"/>
           </w:tcPr>
           <w:p>
             <w:pPr>
-              <w:pStyle w:val="TableHeading"/>
-              <w:keepNext/>
+              <w:spacing w:before="0" w:after="0"/>
             </w:pPr>
             <w:r>
-              <w:t>Token unit</w:t>
+              <w:rPr>
+                <w:rFonts w:ascii="Times New Roman" w:hAnsi="Times New Roman"/>
+                <w:b/>
+                <w:color w:val="FFFFFF"/>
+                <w:sz w:val="19"/>
+              </w:rPr>
+              <w:t>Tokenization Scheme</w:t>
             </w:r>
           </w:p>
         </w:tc>
         <w:tc>
           <w:tcPr>
-            <w:tcW w:type="dxa" w:w="3816"/>
-            <w:vAlign w:val="center"/>
-            <w:shd w:fill="F2F2F2"/>
+            <w:tcW w:type="dxa" w:w="2160"/>
+            <w:tcMar>
+              <w:top w:w="100" w:type="dxa"/>
+              <w:bottom w:w="100" w:type="dxa"/>
+              <w:left w:w="120" w:type="dxa"/>
+              <w:right w:w="120" w:type="dxa"/>
+            </w:tcMar>
+            <w:shd w:fill="1E3A8A"/>
           </w:tcPr>
           <w:p>
             <w:pPr>
-              <w:pStyle w:val="TableHeading"/>
-              <w:keepNext/>
+              <w:spacing w:before="0" w:after="0"/>
             </w:pPr>
             <w:r>
-              <w:t>Role and qualification</w:t>
+              <w:rPr>
+                <w:rFonts w:ascii="Times New Roman" w:hAnsi="Times New Roman"/>
+                <w:b/>
+                <w:color w:val="FFFFFF"/>
+                <w:sz w:val="19"/>
+              </w:rPr>
+              <w:t>Critical Biological Strengths</w:t>
+            </w:r>
+          </w:p>
+        </w:tc>
+        <w:tc>
+          <w:tcPr>
+            <w:tcW w:type="dxa" w:w="2160"/>
+            <w:tcMar>
+              <w:top w:w="100" w:type="dxa"/>
+              <w:bottom w:w="100" w:type="dxa"/>
+              <w:left w:w="120" w:type="dxa"/>
+              <w:right w:w="120" w:type="dxa"/>
+            </w:tcMar>
+            <w:shd w:fill="1E3A8A"/>
+          </w:tcPr>
+          <w:p>
+            <w:pPr>
+              <w:spacing w:before="0" w:after="0"/>
+            </w:pPr>
+            <w:r>
+              <w:rPr>
+                <w:rFonts w:ascii="Times New Roman" w:hAnsi="Times New Roman"/>
+                <w:b/>
+                <w:color w:val="FFFFFF"/>
+                <w:sz w:val="19"/>
+              </w:rPr>
+              <w:t>Inherent Modality Blind Spots</w:t>
             </w:r>
           </w:p>
         </w:tc>
       </w:tr>
       <w:tr>
-        <w:trPr>
-          <w:cantSplit/>
-        </w:trPr>
         <w:tc>
           <w:tcPr>
-            <w:tcW w:type="dxa" w:w="2160"/>
-            <w:vAlign w:val="center"/>
+            <w:tcW w:type="dxa" w:w="1584"/>
+            <w:tcMar>
+              <w:top w:w="100" w:type="dxa"/>
+              <w:bottom w:w="100" w:type="dxa"/>
+              <w:left w:w="120" w:type="dxa"/>
+              <w:right w:w="120" w:type="dxa"/>
+            </w:tcMar>
+            <w:shd w:fill="F9FAFB"/>
           </w:tcPr>
           <w:p>
             <w:pPr>
-              <w:pStyle w:val="TableText"/>
-              <w:jc w:val="left"/>
+              <w:spacing w:before="0" w:after="0"/>
             </w:pPr>
             <w:r>
               <w:rPr>
-                <w:i w:val="0"/>
+                <w:rFonts w:ascii="Times New Roman" w:hAnsi="Times New Roman"/>
+                <w:b/>
+                <w:color w:val="111827"/>
+                <w:sz w:val="18"/>
               </w:rPr>
-              <w:t>NT 500M human-ref</w:t>
+              <w:t>Genomic DNA</w:t>
             </w:r>
           </w:p>
         </w:tc>
         <w:tc>
           <w:tcPr>
-            <w:tcW w:type="dxa" w:w="2016"/>
-            <w:vAlign w:val="center"/>
+            <w:tcW w:type="dxa" w:w="1872"/>
+            <w:tcMar>
+              <w:top w:w="100" w:type="dxa"/>
+              <w:bottom w:w="100" w:type="dxa"/>
+              <w:left w:w="120" w:type="dxa"/>
+              <w:right w:w="120" w:type="dxa"/>
+            </w:tcMar>
+            <w:shd w:fill="F9FAFB"/>
           </w:tcPr>
           <w:p>
             <w:pPr>
-              <w:pStyle w:val="TableText"/>
-              <w:jc w:val="left"/>
+              <w:spacing w:before="0" w:after="0"/>
             </w:pPr>
             <w:r>
               <w:rPr>
-                <w:i w:val="0"/>
+                <w:rFonts w:ascii="Times New Roman" w:hAnsi="Times New Roman"/>
+                <w:color w:val="111827"/>
+                <w:sz w:val="18"/>
               </w:rPr>
-              <w:t>Human reference genomic DNA</w:t>
+              <w:t>Nucleotide Transformer, DNABERT-2, HyenaDNA</w:t>
             </w:r>
           </w:p>
         </w:tc>
         <w:tc>
           <w:tcPr>
-            <w:tcW w:type="dxa" w:w="1368"/>
-            <w:vAlign w:val="center"/>
+            <w:tcW w:type="dxa" w:w="1584"/>
+            <w:tcMar>
+              <w:top w:w="100" w:type="dxa"/>
+              <w:bottom w:w="100" w:type="dxa"/>
+              <w:left w:w="120" w:type="dxa"/>
+              <w:right w:w="120" w:type="dxa"/>
+            </w:tcMar>
+            <w:shd w:fill="F9FAFB"/>
           </w:tcPr>
           <w:p>
             <w:pPr>
-              <w:pStyle w:val="TableText"/>
-              <w:jc w:val="center"/>
+              <w:spacing w:before="0" w:after="0"/>
             </w:pPr>
             <w:r>
               <w:rPr>
-                <w:i w:val="0"/>
+                <w:rFonts w:ascii="Times New Roman" w:hAnsi="Times New Roman"/>
+                <w:color w:val="111827"/>
+                <w:sz w:val="18"/>
               </w:rPr>
-              <w:t>6-mers</w:t>
+              <w:t>6-mer, BPE, or Single Nucleotide</w:t>
             </w:r>
           </w:p>
         </w:tc>
         <w:tc>
           <w:tcPr>
-            <w:tcW w:type="dxa" w:w="3816"/>
-            <w:vAlign w:val="center"/>
+            <w:tcW w:type="dxa" w:w="2160"/>
+            <w:tcMar>
+              <w:top w:w="100" w:type="dxa"/>
+              <w:bottom w:w="100" w:type="dxa"/>
+              <w:left w:w="120" w:type="dxa"/>
+              <w:right w:w="120" w:type="dxa"/>
+            </w:tcMar>
+            <w:shd w:fill="F9FAFB"/>
           </w:tcPr>
           <w:p>
             <w:pPr>
-              <w:pStyle w:val="TableText"/>
-              <w:jc w:val="left"/>
+              <w:spacing w:before="0" w:after="0"/>
             </w:pPr>
             <w:r>
               <w:rPr>
-                <w:i w:val="0"/>
+                <w:rFonts w:ascii="Times New Roman" w:hAnsi="Times New Roman"/>
+                <w:color w:val="111827"/>
+                <w:sz w:val="18"/>
               </w:rPr>
-              <w:t>Human-genome representation; CDS input omits surrounding regulation.</w:t>
+              <w:t>Long-range upstream/downstream regulation; chromatin accessibility; promoter/enhancer grammar.</w:t>
+            </w:r>
+          </w:p>
+        </w:tc>
+        <w:tc>
+          <w:tcPr>
+            <w:tcW w:type="dxa" w:w="2160"/>
+            <w:tcMar>
+              <w:top w:w="100" w:type="dxa"/>
+              <w:bottom w:w="100" w:type="dxa"/>
+              <w:left w:w="120" w:type="dxa"/>
+              <w:right w:w="120" w:type="dxa"/>
+            </w:tcMar>
+            <w:shd w:fill="F9FAFB"/>
+          </w:tcPr>
+          <w:p>
+            <w:pPr>
+              <w:spacing w:before="0" w:after="0"/>
+            </w:pPr>
+            <w:r>
+              <w:rPr>
+                <w:rFonts w:ascii="Times New Roman" w:hAnsi="Times New Roman"/>
+                <w:color w:val="111827"/>
+                <w:sz w:val="18"/>
+              </w:rPr>
+              <w:t>Blind to mature splicing events, UTR regulatory dynamics, and post-transcriptional mRNA kinetics when given CDS alone.</w:t>
             </w:r>
           </w:p>
         </w:tc>
       </w:tr>
       <w:tr>
-        <w:trPr>
-          <w:cantSplit/>
-        </w:trPr>
         <w:tc>
           <w:tcPr>
-            <w:tcW w:type="dxa" w:w="2160"/>
-            <w:vAlign w:val="center"/>
+            <w:tcW w:type="dxa" w:w="1584"/>
+            <w:tcMar>
+              <w:top w:w="100" w:type="dxa"/>
+              <w:bottom w:w="100" w:type="dxa"/>
+              <w:left w:w="120" w:type="dxa"/>
+              <w:right w:w="120" w:type="dxa"/>
+            </w:tcMar>
+            <w:shd w:fill="FFFFFF"/>
           </w:tcPr>
           <w:p>
             <w:pPr>
-              <w:pStyle w:val="TableText"/>
-              <w:jc w:val="left"/>
+              <w:spacing w:before="0" w:after="0"/>
             </w:pPr>
             <w:r>
               <w:rPr>
-                <w:i w:val="0"/>
+                <w:rFonts w:ascii="Times New Roman" w:hAnsi="Times New Roman"/>
+                <w:b/>
+                <w:color w:val="111827"/>
+                <w:sz w:val="18"/>
               </w:rPr>
-              <w:t>NT v2 100M multi-species</w:t>
+              <w:t>Transcriptomic RNA / Codon</w:t>
             </w:r>
           </w:p>
         </w:tc>
         <w:tc>
           <w:tcPr>
-            <w:tcW w:type="dxa" w:w="2016"/>
-            <w:vAlign w:val="center"/>
+            <w:tcW w:type="dxa" w:w="1872"/>
+            <w:tcMar>
+              <w:top w:w="100" w:type="dxa"/>
+              <w:bottom w:w="100" w:type="dxa"/>
+              <w:left w:w="120" w:type="dxa"/>
+              <w:right w:w="120" w:type="dxa"/>
+            </w:tcMar>
+            <w:shd w:fill="FFFFFF"/>
           </w:tcPr>
           <w:p>
             <w:pPr>
-              <w:pStyle w:val="TableText"/>
-              <w:jc w:val="left"/>
+              <w:spacing w:before="0" w:after="0"/>
             </w:pPr>
             <w:r>
               <w:rPr>
-                <w:i w:val="0"/>
+                <w:rFonts w:ascii="Times New Roman" w:hAnsi="Times New Roman"/>
+                <w:color w:val="111827"/>
+                <w:sz w:val="18"/>
               </w:rPr>
-              <w:t>Genomic DNA from 850 species</w:t>
+              <w:t>RNA-FM, CaLM, CodonBERT, mRNA-FM</w:t>
             </w:r>
           </w:p>
         </w:tc>
         <w:tc>
           <w:tcPr>
-            <w:tcW w:type="dxa" w:w="1368"/>
-            <w:vAlign w:val="center"/>
+            <w:tcW w:type="dxa" w:w="1584"/>
+            <w:tcMar>
+              <w:top w:w="100" w:type="dxa"/>
+              <w:bottom w:w="100" w:type="dxa"/>
+              <w:left w:w="120" w:type="dxa"/>
+              <w:right w:w="120" w:type="dxa"/>
+            </w:tcMar>
+            <w:shd w:fill="FFFFFF"/>
           </w:tcPr>
           <w:p>
             <w:pPr>
-              <w:pStyle w:val="TableText"/>
-              <w:jc w:val="center"/>
+              <w:spacing w:before="0" w:after="0"/>
             </w:pPr>
             <w:r>
               <w:rPr>
-                <w:i w:val="0"/>
+                <w:rFonts w:ascii="Times New Roman" w:hAnsi="Times New Roman"/>
+                <w:color w:val="111827"/>
+                <w:sz w:val="18"/>
               </w:rPr>
-              <w:t>6-mers</w:t>
+              <w:t>Codon triplets or Single Nucleotide</w:t>
             </w:r>
           </w:p>
         </w:tc>
         <w:tc>
           <w:tcPr>
-            <w:tcW w:type="dxa" w:w="3816"/>
-            <w:vAlign w:val="center"/>
+            <w:tcW w:type="dxa" w:w="2160"/>
+            <w:tcMar>
+              <w:top w:w="100" w:type="dxa"/>
+              <w:bottom w:w="100" w:type="dxa"/>
+              <w:left w:w="120" w:type="dxa"/>
+              <w:right w:w="120" w:type="dxa"/>
+            </w:tcMar>
+            <w:shd w:fill="FFFFFF"/>
           </w:tcPr>
           <w:p>
             <w:pPr>
-              <w:pStyle w:val="TableText"/>
-              <w:jc w:val="left"/>
+              <w:spacing w:before="0" w:after="0"/>
             </w:pPr>
             <w:r>
               <w:rPr>
-                <w:i w:val="0"/>
+                <w:rFonts w:ascii="Times New Roman" w:hAnsi="Times New Roman"/>
+                <w:color w:val="111827"/>
+                <w:sz w:val="18"/>
               </w:rPr>
-              <w:t>Broader genomic pretraining; differs from NT 500M in size and architecture too.</w:t>
+              <w:t>Synonymous codon optimality; ribosome decoding rates; secondary structure in UTRs.</w:t>
+            </w:r>
+          </w:p>
+        </w:tc>
+        <w:tc>
+          <w:tcPr>
+            <w:tcW w:type="dxa" w:w="2160"/>
+            <w:tcMar>
+              <w:top w:w="100" w:type="dxa"/>
+              <w:bottom w:w="100" w:type="dxa"/>
+              <w:left w:w="120" w:type="dxa"/>
+              <w:right w:w="120" w:type="dxa"/>
+            </w:tcMar>
+            <w:shd w:fill="FFFFFF"/>
+          </w:tcPr>
+          <w:p>
+            <w:pPr>
+              <w:spacing w:before="0" w:after="0"/>
+            </w:pPr>
+            <w:r>
+              <w:rPr>
+                <w:rFonts w:ascii="Times New Roman" w:hAnsi="Times New Roman"/>
+                <w:color w:val="111827"/>
+                <w:sz w:val="18"/>
+              </w:rPr>
+              <w:t>Blind to long-range chromatin architecture; lacks explicit representations of 3D protein tertiary fold and co-evolutionary residue contacts.</w:t>
             </w:r>
           </w:p>
         </w:tc>
       </w:tr>
       <w:tr>
-        <w:trPr>
-          <w:cantSplit/>
-        </w:trPr>
         <w:tc>
           <w:tcPr>
-            <w:tcW w:type="dxa" w:w="2160"/>
-            <w:vAlign w:val="center"/>
+            <w:tcW w:type="dxa" w:w="1584"/>
+            <w:tcMar>
+              <w:top w:w="100" w:type="dxa"/>
+              <w:bottom w:w="100" w:type="dxa"/>
+              <w:left w:w="120" w:type="dxa"/>
+              <w:right w:w="120" w:type="dxa"/>
+            </w:tcMar>
+            <w:shd w:fill="F9FAFB"/>
           </w:tcPr>
           <w:p>
             <w:pPr>
-              <w:pStyle w:val="TableText"/>
-              <w:jc w:val="left"/>
+              <w:spacing w:before="0" w:after="0"/>
             </w:pPr>
             <w:r>
               <w:rPr>
-                <w:i w:val="0"/>
+                <w:rFonts w:ascii="Times New Roman" w:hAnsi="Times New Roman"/>
+                <w:b/>
+                <w:color w:val="111827"/>
+                <w:sz w:val="18"/>
               </w:rPr>
-              <w:t>DNABERT-2 117M</w:t>
+              <w:t>Proteomic</w:t>
             </w:r>
           </w:p>
         </w:tc>
         <w:tc>
           <w:tcPr>
-            <w:tcW w:type="dxa" w:w="2016"/>
-            <w:vAlign w:val="center"/>
+            <w:tcW w:type="dxa" w:w="1872"/>
+            <w:tcMar>
+              <w:top w:w="100" w:type="dxa"/>
+              <w:bottom w:w="100" w:type="dxa"/>
+              <w:left w:w="120" w:type="dxa"/>
+              <w:right w:w="120" w:type="dxa"/>
+            </w:tcMar>
+            <w:shd w:fill="F9FAFB"/>
           </w:tcPr>
           <w:p>
             <w:pPr>
-              <w:pStyle w:val="TableText"/>
-              <w:jc w:val="left"/>
+              <w:spacing w:before="0" w:after="0"/>
             </w:pPr>
             <w:r>
               <w:rPr>
-                <w:i w:val="0"/>
+                <w:rFonts w:ascii="Times New Roman" w:hAnsi="Times New Roman"/>
+                <w:color w:val="111827"/>
+                <w:sz w:val="18"/>
               </w:rPr>
-              <w:t>Multispecies genomic DNA</w:t>
+              <w:t>ESM-2 (8M–15B), ProtBERT</w:t>
             </w:r>
           </w:p>
         </w:tc>
         <w:tc>
           <w:tcPr>
-            <w:tcW w:type="dxa" w:w="1368"/>
-            <w:vAlign w:val="center"/>
+            <w:tcW w:type="dxa" w:w="1584"/>
+            <w:tcMar>
+              <w:top w:w="100" w:type="dxa"/>
+              <w:bottom w:w="100" w:type="dxa"/>
+              <w:left w:w="120" w:type="dxa"/>
+              <w:right w:w="120" w:type="dxa"/>
+            </w:tcMar>
+            <w:shd w:fill="F9FAFB"/>
           </w:tcPr>
           <w:p>
             <w:pPr>
-              <w:pStyle w:val="TableText"/>
-              <w:jc w:val="center"/>
+              <w:spacing w:before="0" w:after="0"/>
             </w:pPr>
             <w:r>
               <w:rPr>
-                <w:i w:val="0"/>
+                <w:rFonts w:ascii="Times New Roman" w:hAnsi="Times New Roman"/>
+                <w:color w:val="111827"/>
+                <w:sz w:val="18"/>
               </w:rPr>
-              <w:t>Byte-pair segments</w:t>
+              <w:t>Single Amino Acid Residues</w:t>
             </w:r>
           </w:p>
         </w:tc>
         <w:tc>
           <w:tcPr>
-            <w:tcW w:type="dxa" w:w="3816"/>
-            <w:vAlign w:val="center"/>
+            <w:tcW w:type="dxa" w:w="2160"/>
+            <w:tcMar>
+              <w:top w:w="100" w:type="dxa"/>
+              <w:bottom w:w="100" w:type="dxa"/>
+              <w:left w:w="120" w:type="dxa"/>
+              <w:right w:w="120" w:type="dxa"/>
+            </w:tcMar>
+            <w:shd w:fill="F9FAFB"/>
           </w:tcPr>
           <w:p>
             <w:pPr>
-              <w:pStyle w:val="TableText"/>
-              <w:jc w:val="left"/>
+              <w:spacing w:before="0" w:after="0"/>
             </w:pPr>
             <w:r>
               <w:rPr>
-                <w:i w:val="0"/>
+                <w:rFonts w:ascii="Times New Roman" w:hAnsi="Times New Roman"/>
+                <w:color w:val="111827"/>
+                <w:sz w:val="18"/>
               </w:rPr>
-              <w:t>Variable-length DNA units; other model differences also matter in project comparisons.</w:t>
-            </w:r>
-          </w:p>
-        </w:tc>
-      </w:tr>
-      <w:tr>
-        <w:trPr>
-          <w:cantSplit/>
-        </w:trPr>
-        <w:tc>
-          <w:tcPr>
-            <w:tcW w:type="dxa" w:w="2160"/>
-            <w:vAlign w:val="center"/>
-          </w:tcPr>
-          <w:p>
-            <w:pPr>
-              <w:pStyle w:val="TableText"/>
-              <w:jc w:val="left"/>
-            </w:pPr>
-            <w:r>
-              <w:rPr>
-                <w:i w:val="0"/>
-              </w:rPr>
-              <w:t>HyenaDNA large</w:t>
+              <w:t>3D structural propensities; evolutionary contact maps; enzyme catalytic active sites.</w:t>
             </w:r>
           </w:p>
         </w:tc>
         <w:tc>
           <w:tcPr>
-            <w:tcW w:type="dxa" w:w="2016"/>
-            <w:vAlign w:val="center"/>
+            <w:tcW w:type="dxa" w:w="2160"/>
+            <w:tcMar>
+              <w:top w:w="100" w:type="dxa"/>
+              <w:bottom w:w="100" w:type="dxa"/>
+              <w:left w:w="120" w:type="dxa"/>
+              <w:right w:w="120" w:type="dxa"/>
+            </w:tcMar>
+            <w:shd w:fill="F9FAFB"/>
           </w:tcPr>
           <w:p>
             <w:pPr>
-              <w:pStyle w:val="TableText"/>
-              <w:jc w:val="left"/>
+              <w:spacing w:before="0" w:after="0"/>
             </w:pPr>
             <w:r>
               <w:rPr>
-                <w:i w:val="0"/>
+                <w:rFonts w:ascii="Times New Roman" w:hAnsi="Times New Roman"/>
+                <w:color w:val="111827"/>
+                <w:sz w:val="18"/>
               </w:rPr>
-              <w:t>Human reference genomic DNA</w:t>
-            </w:r>
-          </w:p>
-        </w:tc>
-        <w:tc>
-          <w:tcPr>
-            <w:tcW w:type="dxa" w:w="1368"/>
-            <w:vAlign w:val="center"/>
-          </w:tcPr>
-          <w:p>
-            <w:pPr>
-              <w:pStyle w:val="TableText"/>
-              <w:jc w:val="center"/>
-            </w:pPr>
-            <w:r>
-              <w:rPr>
-                <w:i w:val="0"/>
-              </w:rPr>
-              <w:t>Single nucleotides</w:t>
-            </w:r>
-          </w:p>
-        </w:tc>
-        <w:tc>
-          <w:tcPr>
-            <w:tcW w:type="dxa" w:w="3816"/>
-            <w:vAlign w:val="center"/>
-          </w:tcPr>
-          <w:p>
-            <w:pPr>
-              <w:pStyle w:val="TableText"/>
-              <w:jc w:val="left"/>
-            </w:pPr>
-            <w:r>
-              <w:rPr>
-                <w:i w:val="0"/>
-              </w:rPr>
-              <w:t>Long-convolution model; long context does not guarantee distant regulatory insight.</w:t>
-            </w:r>
-          </w:p>
-        </w:tc>
-      </w:tr>
-      <w:tr>
-        <w:trPr>
-          <w:cantSplit/>
-        </w:trPr>
-        <w:tc>
-          <w:tcPr>
-            <w:tcW w:type="dxa" w:w="2160"/>
-            <w:vAlign w:val="center"/>
-          </w:tcPr>
-          <w:p>
-            <w:pPr>
-              <w:pStyle w:val="TableText"/>
-              <w:jc w:val="left"/>
-            </w:pPr>
-            <w:r>
-              <w:rPr>
-                <w:i w:val="0"/>
-              </w:rPr>
-              <w:t>RNA-FM</w:t>
-            </w:r>
-          </w:p>
-        </w:tc>
-        <w:tc>
-          <w:tcPr>
-            <w:tcW w:type="dxa" w:w="2016"/>
-            <w:vAlign w:val="center"/>
-          </w:tcPr>
-          <w:p>
-            <w:pPr>
-              <w:pStyle w:val="TableText"/>
-              <w:jc w:val="left"/>
-            </w:pPr>
-            <w:r>
-              <w:rPr>
-                <w:i w:val="0"/>
-              </w:rPr>
-              <w:t>Non-coding RNA from RNAcentral</w:t>
-            </w:r>
-          </w:p>
-        </w:tc>
-        <w:tc>
-          <w:tcPr>
-            <w:tcW w:type="dxa" w:w="1368"/>
-            <w:vAlign w:val="center"/>
-          </w:tcPr>
-          <w:p>
-            <w:pPr>
-              <w:pStyle w:val="TableText"/>
-              <w:jc w:val="center"/>
-            </w:pPr>
-            <w:r>
-              <w:rPr>
-                <w:i w:val="0"/>
-              </w:rPr>
-              <w:t>Single nucleotides</w:t>
-            </w:r>
-          </w:p>
-        </w:tc>
-        <w:tc>
-          <w:tcPr>
-            <w:tcW w:type="dxa" w:w="3816"/>
-            <w:vAlign w:val="center"/>
-          </w:tcPr>
-          <w:p>
-            <w:pPr>
-              <w:pStyle w:val="TableText"/>
-              <w:jc w:val="left"/>
-            </w:pPr>
-            <w:r>
-              <w:rPr>
-                <w:i w:val="0"/>
-              </w:rPr>
-              <w:t>RNA sequence representation; coding-region transfer requires evaluation.</w:t>
-            </w:r>
-          </w:p>
-        </w:tc>
-      </w:tr>
-      <w:tr>
-        <w:trPr>
-          <w:cantSplit/>
-        </w:trPr>
-        <w:tc>
-          <w:tcPr>
-            <w:tcW w:type="dxa" w:w="2160"/>
-            <w:vAlign w:val="center"/>
-          </w:tcPr>
-          <w:p>
-            <w:pPr>
-              <w:pStyle w:val="TableText"/>
-              <w:jc w:val="left"/>
-            </w:pPr>
-            <w:r>
-              <w:rPr>
-                <w:i w:val="0"/>
-              </w:rPr>
-              <w:t>RiNALMo mega (150M)</w:t>
-            </w:r>
-          </w:p>
-        </w:tc>
-        <w:tc>
-          <w:tcPr>
-            <w:tcW w:type="dxa" w:w="2016"/>
-            <w:vAlign w:val="center"/>
-          </w:tcPr>
-          <w:p>
-            <w:pPr>
-              <w:pStyle w:val="TableText"/>
-              <w:jc w:val="left"/>
-            </w:pPr>
-            <w:r>
-              <w:rPr>
-                <w:i w:val="0"/>
-              </w:rPr>
-              <w:t>Non-coding RNA from several databases</w:t>
-            </w:r>
-          </w:p>
-        </w:tc>
-        <w:tc>
-          <w:tcPr>
-            <w:tcW w:type="dxa" w:w="1368"/>
-            <w:vAlign w:val="center"/>
-          </w:tcPr>
-          <w:p>
-            <w:pPr>
-              <w:pStyle w:val="TableText"/>
-              <w:jc w:val="center"/>
-            </w:pPr>
-            <w:r>
-              <w:rPr>
-                <w:i w:val="0"/>
-              </w:rPr>
-              <w:t>Single nucleotides</w:t>
-            </w:r>
-          </w:p>
-        </w:tc>
-        <w:tc>
-          <w:tcPr>
-            <w:tcW w:type="dxa" w:w="3816"/>
-            <w:vAlign w:val="center"/>
-          </w:tcPr>
-          <w:p>
-            <w:pPr>
-              <w:pStyle w:val="TableText"/>
-              <w:jc w:val="left"/>
-            </w:pPr>
-            <w:r>
-              <w:rPr>
-                <w:i w:val="0"/>
-              </w:rPr>
-              <w:t>Selected smaller variant; headline paper results emphasize the 650M model.</w:t>
-            </w:r>
-          </w:p>
-        </w:tc>
-      </w:tr>
-      <w:tr>
-        <w:trPr>
-          <w:cantSplit/>
-        </w:trPr>
-        <w:tc>
-          <w:tcPr>
-            <w:tcW w:type="dxa" w:w="2160"/>
-            <w:vAlign w:val="center"/>
-          </w:tcPr>
-          <w:p>
-            <w:pPr>
-              <w:pStyle w:val="TableText"/>
-              <w:jc w:val="left"/>
-            </w:pPr>
-            <w:r>
-              <w:rPr>
-                <w:i w:val="0"/>
-              </w:rPr>
-              <w:t>mRNA-FM</w:t>
-            </w:r>
-          </w:p>
-        </w:tc>
-        <w:tc>
-          <w:tcPr>
-            <w:tcW w:type="dxa" w:w="2016"/>
-            <w:vAlign w:val="center"/>
-          </w:tcPr>
-          <w:p>
-            <w:pPr>
-              <w:pStyle w:val="TableText"/>
-              <w:jc w:val="left"/>
-            </w:pPr>
-            <w:r>
-              <w:rPr>
-                <w:i w:val="0"/>
-              </w:rPr>
-              <w:t>mRNA coding sequences (CDS)</w:t>
-            </w:r>
-          </w:p>
-        </w:tc>
-        <w:tc>
-          <w:tcPr>
-            <w:tcW w:type="dxa" w:w="1368"/>
-            <w:vAlign w:val="center"/>
-          </w:tcPr>
-          <w:p>
-            <w:pPr>
-              <w:pStyle w:val="TableText"/>
-              <w:jc w:val="center"/>
-            </w:pPr>
-            <w:r>
-              <w:rPr>
-                <w:i w:val="0"/>
-              </w:rPr>
-              <w:t>In-frame codons</w:t>
-            </w:r>
-          </w:p>
-        </w:tc>
-        <w:tc>
-          <w:tcPr>
-            <w:tcW w:type="dxa" w:w="3816"/>
-            <w:vAlign w:val="center"/>
-          </w:tcPr>
-          <w:p>
-            <w:pPr>
-              <w:pStyle w:val="TableText"/>
-              <w:jc w:val="left"/>
-            </w:pPr>
-            <w:r>
-              <w:rPr>
-                <w:i w:val="0"/>
-              </w:rPr>
-              <w:t>Coding-sequence model; release documentation supplies model-specific details.</w:t>
-            </w:r>
-          </w:p>
-        </w:tc>
-      </w:tr>
-      <w:tr>
-        <w:trPr>
-          <w:cantSplit/>
-        </w:trPr>
-        <w:tc>
-          <w:tcPr>
-            <w:tcW w:type="dxa" w:w="2160"/>
-            <w:vAlign w:val="center"/>
-          </w:tcPr>
-          <w:p>
-            <w:pPr>
-              <w:pStyle w:val="TableText"/>
-              <w:jc w:val="left"/>
-            </w:pPr>
-            <w:r>
-              <w:rPr>
-                <w:i w:val="0"/>
-              </w:rPr>
-              <w:t>CaLM (86M)</w:t>
-            </w:r>
-          </w:p>
-        </w:tc>
-        <w:tc>
-          <w:tcPr>
-            <w:tcW w:type="dxa" w:w="2016"/>
-            <w:vAlign w:val="center"/>
-          </w:tcPr>
-          <w:p>
-            <w:pPr>
-              <w:pStyle w:val="TableText"/>
-              <w:jc w:val="left"/>
-            </w:pPr>
-            <w:r>
-              <w:rPr>
-                <w:i w:val="0"/>
-              </w:rPr>
-              <w:t>Protein-coding DNA from ENA</w:t>
-            </w:r>
-          </w:p>
-        </w:tc>
-        <w:tc>
-          <w:tcPr>
-            <w:tcW w:type="dxa" w:w="1368"/>
-            <w:vAlign w:val="center"/>
-          </w:tcPr>
-          <w:p>
-            <w:pPr>
-              <w:pStyle w:val="TableText"/>
-              <w:jc w:val="center"/>
-            </w:pPr>
-            <w:r>
-              <w:rPr>
-                <w:i w:val="0"/>
-              </w:rPr>
-              <w:t>In-frame codons</w:t>
-            </w:r>
-          </w:p>
-        </w:tc>
-        <w:tc>
-          <w:tcPr>
-            <w:tcW w:type="dxa" w:w="3816"/>
-            <w:vAlign w:val="center"/>
-          </w:tcPr>
-          <w:p>
-            <w:pPr>
-              <w:pStyle w:val="TableText"/>
-              <w:jc w:val="left"/>
-            </w:pPr>
-            <w:r>
-              <w:rPr>
-                <w:i w:val="0"/>
-              </w:rPr>
-              <w:t>Retains synonymous codon information; DNA-pretrained despite the project's RNA grouping.</w:t>
-            </w:r>
-          </w:p>
-        </w:tc>
-      </w:tr>
-      <w:tr>
-        <w:trPr>
-          <w:cantSplit/>
-        </w:trPr>
-        <w:tc>
-          <w:tcPr>
-            <w:tcW w:type="dxa" w:w="2160"/>
-            <w:vAlign w:val="center"/>
-          </w:tcPr>
-          <w:p>
-            <w:pPr>
-              <w:pStyle w:val="TableText"/>
-              <w:jc w:val="left"/>
-            </w:pPr>
-            <w:r>
-              <w:rPr>
-                <w:i w:val="0"/>
-              </w:rPr>
-              <w:t>ESM-2 8M, 35M, and 150M</w:t>
-            </w:r>
-          </w:p>
-        </w:tc>
-        <w:tc>
-          <w:tcPr>
-            <w:tcW w:type="dxa" w:w="2016"/>
-            <w:vAlign w:val="center"/>
-          </w:tcPr>
-          <w:p>
-            <w:pPr>
-              <w:pStyle w:val="TableText"/>
-              <w:jc w:val="left"/>
-            </w:pPr>
-            <w:r>
-              <w:rPr>
-                <w:i w:val="0"/>
-              </w:rPr>
-              <w:t>Protein sequences from UniRef</w:t>
-            </w:r>
-          </w:p>
-        </w:tc>
-        <w:tc>
-          <w:tcPr>
-            <w:tcW w:type="dxa" w:w="1368"/>
-            <w:vAlign w:val="center"/>
-          </w:tcPr>
-          <w:p>
-            <w:pPr>
-              <w:pStyle w:val="TableText"/>
-              <w:jc w:val="center"/>
-            </w:pPr>
-            <w:r>
-              <w:rPr>
-                <w:i w:val="0"/>
-              </w:rPr>
-              <w:t>Amino-acid residues</w:t>
-            </w:r>
-          </w:p>
-        </w:tc>
-        <w:tc>
-          <w:tcPr>
-            <w:tcW w:type="dxa" w:w="3816"/>
-            <w:vAlign w:val="center"/>
-          </w:tcPr>
-          <w:p>
-            <w:pPr>
-              <w:pStyle w:val="TableText"/>
-              <w:jc w:val="left"/>
-            </w:pPr>
-            <w:r>
-              <w:rPr>
-                <w:i w:val="0"/>
-              </w:rPr>
-              <w:t>Three sizes of one family; identical protein sequences omit synonymous differences.</w:t>
-            </w:r>
-          </w:p>
-        </w:tc>
-      </w:tr>
-      <w:tr>
-        <w:trPr>
-          <w:cantSplit/>
-        </w:trPr>
-        <w:tc>
-          <w:tcPr>
-            <w:tcW w:type="dxa" w:w="2160"/>
-            <w:vAlign w:val="center"/>
-          </w:tcPr>
-          <w:p>
-            <w:pPr>
-              <w:pStyle w:val="TableText"/>
-              <w:jc w:val="left"/>
-            </w:pPr>
-            <w:r>
-              <w:rPr>
-                <w:i w:val="0"/>
-              </w:rPr>
-              <w:t>ProtBERT (UniRef100)</w:t>
-            </w:r>
-          </w:p>
-        </w:tc>
-        <w:tc>
-          <w:tcPr>
-            <w:tcW w:type="dxa" w:w="2016"/>
-            <w:vAlign w:val="center"/>
-          </w:tcPr>
-          <w:p>
-            <w:pPr>
-              <w:pStyle w:val="TableText"/>
-              <w:jc w:val="left"/>
-            </w:pPr>
-            <w:r>
-              <w:rPr>
-                <w:i w:val="0"/>
-              </w:rPr>
-              <w:t>Protein sequences from UniRef100</w:t>
-            </w:r>
-          </w:p>
-        </w:tc>
-        <w:tc>
-          <w:tcPr>
-            <w:tcW w:type="dxa" w:w="1368"/>
-            <w:vAlign w:val="center"/>
-          </w:tcPr>
-          <w:p>
-            <w:pPr>
-              <w:pStyle w:val="TableText"/>
-              <w:jc w:val="center"/>
-            </w:pPr>
-            <w:r>
-              <w:rPr>
-                <w:i w:val="0"/>
-              </w:rPr>
-              <w:t>Amino-acid residues</w:t>
-            </w:r>
-          </w:p>
-        </w:tc>
-        <w:tc>
-          <w:tcPr>
-            <w:tcW w:type="dxa" w:w="3816"/>
-            <w:vAlign w:val="center"/>
-          </w:tcPr>
-          <w:p>
-            <w:pPr>
-              <w:pStyle w:val="TableText"/>
-              <w:jc w:val="left"/>
-            </w:pPr>
-            <w:r>
-              <w:rPr>
-                <w:i w:val="0"/>
-              </w:rPr>
-              <w:t>Different protein-model family; selected release is not ProtBERT-BFD.</w:t>
+              <w:t>Completely blind to synonymous codon variation (translating degenerate codons to one residue strips away mRNA stability and translation rate signals).</w:t>
             </w:r>
           </w:p>
         </w:tc>
@@ -1248,1502 +836,1795 @@
     </w:tbl>
     <w:p>
       <w:pPr>
-        <w:pStyle w:val="TableNote"/>
+        <w:spacing w:after="120"/>
+      </w:pPr>
+    </w:p>
+    <w:p>
+      <w:pPr>
+        <w:spacing w:before="0" w:after="120" w:line="276" w:lineRule="auto"/>
       </w:pPr>
       <w:r>
         <w:rPr>
-          <w:i w:val="0"/>
+          <w:rFonts w:ascii="Times New Roman" w:hAnsi="Times New Roman"/>
+          <w:color w:val="111827"/>
+          <w:sz w:val="23"/>
         </w:rPr>
-        <w:t>Note. CDS means coding sequence. NT uses nonoverlapping six-mers with single-base fallback. These are pretraining inputs; the project groups CaLM with RNA encoders although its original pretraining used protein-coding DNA. Model-family findings do not establish performance of every selected variant.</w:t>
-      </w:r>
-    </w:p>
-    <w:p>
-      <w:pPr>
-        <w:pStyle w:val="TableNote"/>
-      </w:pPr>
-      <w:r>
-        <w:rPr>
-          <w:i w:val="0"/>
-        </w:rPr>
-        <w:t>Sources: Dalla-Torre et al.; Zhou et al.; Nguyen et al., “HyenaDNA”; Chen et al.; Penić et al.; ml4bio; Outeiral and Deane; Lin et al.; Elnaggar et al.; Rostlab; “Multimodal-bio-fusion.”</w:t>
-      </w:r>
-    </w:p>
-    <w:p>
-      <w:r>
-        <w:rPr>
-          <w:i w:val="0"/>
-        </w:rPr>
-        <w:t>For DNA representations, Nucleotide Transformer primarily groups six nucleotides into a token, while DNABERT-2 uses byte-pair segments and HyenaDNA uses individual nucleotides. DNABERT-2’s reported 36-dataset collection spans GUE and GUE+, which the methods distinguish. Its appendix also compares byte-pair and six-mer tokenization under matched training conditions, providing direct evidence about that choice within the tested configuration. HyenaDNA demonstrates very long sequence contexts, but its family’s maximum supported length does not establish the length used in a particular experiment. A coding sequence supplied in DNA letters also lacks the surrounding genomic context that could otherwise inform regulation (Dalla-Torre et al. 288–89; Zhou et al., secs. 3.1, 4.1–4.2 and app. A.6; Nguyen et al., “HyenaDNA,” secs. 3–4).</w:t>
-      </w:r>
-    </w:p>
-    <w:p>
-      <w:r>
-        <w:rPr>
-          <w:i w:val="0"/>
-        </w:rPr>
-        <w:t>RNA and codon models differ in more than their molecular label. RNA-FM and RiNALMo were pretrained on noncoding RNA, while mRNA-FM and CaLM use coding sequences and codon tokens. RiNALMo’s reported generalization to new RNA families concerns families withheld during downstream fine-tuning; it should not be read as proof that no related family appeared anywhere in pretraining. Its 150M checkpoint is distinct from the paper’s principal 650M model. For mRNA-FM, the author release documentation supplies the model-specific description of coding-sequence and codon inputs (Chen et al., “RNA Foundation Model Training Details”; Penić et al., fig. 1 and Methods; ml4bio; Outeiral and Deane, Methods).</w:t>
-      </w:r>
-    </w:p>
-    <w:p>
-      <w:r>
-        <w:rPr>
-          <w:i w:val="0"/>
-        </w:rPr>
-        <w:t>CodonBERT is relevant as a codon-level model and as the source of benchmarks used by BioLangFusion. Its pretraining combines masked codon prediction with taxonomy-related learning, and its evaluated tasks include expression, stability, and degradation. CaLM also demonstrates useful codon representations on sequence-property tasks. These studies motivate retaining synonymous-codon distinctions, but cross-model comparisons change training data, architecture, scale, and sometimes retained input information together. They do not isolate tokenization as the sole cause of a performance difference. An expression experiment involving candidate vaccine mRNAs likewise does not establish clinical vaccine efficacy (S. Li et al.; Outeiral and Deane, figs. 2–3 and Methods).</w:t>
-      </w:r>
-    </w:p>
-    <w:p>
-      <w:r>
-        <w:rPr>
-          <w:i w:val="0"/>
-        </w:rPr>
-        <w:t>Lin et al. train ESM-2 to recover masked amino acids from protein sequence context. The study examines models from 8 million to 15 billion parameters and finds that structural information becomes more accessible as scale increases, with performance also depending on the evolutionary relatives represented in training. Its contact-prediction experiments test a specific connection between learned sequence patterns and protein structure (fig. 1).</w:t>
-      </w:r>
-    </w:p>
-    <w:p>
-      <w:r>
-        <w:rPr>
-          <w:i w:val="0"/>
-        </w:rPr>
-        <w:t>ESM-2 must also be distinguished from ESMFold. ESMFold adds a folding network that turns language-model representations into predicted atomic coordinates. Reusing ESM-2 features in an expression predictor does not mean that the predictor runs this folding network or measures protein activity. The distinction connects the textbook’s sequence–structure relationship to what the actual computational pipeline contains (Lin et al., fig. 2; Nelson et al., secs. 3.4, 4.4).</w:t>
-      </w:r>
-    </w:p>
-    <w:p>
-      <w:r>
-        <w:rPr>
-          <w:i w:val="0"/>
-        </w:rPr>
-        <w:t>ProtBERT contributes another protein-pretraining approach. The ProtTrans study compares several architectures and corpora, whereas the selected ProtBERT release identifies UniRef100 as its training source. Family-wide corpus sizes and best downstream results therefore should not be attributed automatically to this checkpoint. As with ESM-2, a downstream predictor must extract the information relevant to the target; the pretrained representation is not itself a measurement of molecular function (Elnaggar et al.; Rostlab).</w:t>
-      </w:r>
-    </w:p>
-    <w:p>
-      <w:pPr>
-        <w:pStyle w:val="Heading2"/>
-      </w:pPr>
-      <w:r>
-        <w:t>Layer Choice and the Limits of Model Comparisons</w:t>
-      </w:r>
-    </w:p>
-    <w:p>
-      <w:r>
-        <w:rPr>
-          <w:i w:val="0"/>
-        </w:rPr>
-        <w:t>The Nucleotide Transformer layer comparison is directly relevant to our proposed project: among the probed configurations, the final layer never produced the highest performance. This is evidence from their genomic benchmarks, not a guarantee about mRNA stability or all encoders. The authors also report improved results after task adaptation and distinguish the later NT-v2 models from the original series. Our inference is that layer selection deserves a controlled experiment rather than an assumption that the deepest representation is best (Dalla-Torre et al. 288, 294–95).</w:t>
-      </w:r>
-    </w:p>
-    <w:p>
-      <w:r>
-        <w:rPr>
-          <w:i w:val="0"/>
-        </w:rPr>
-        <w:t>Independent benchmarking provides an additional check on model-release claims. BEND evaluates frozen DNA representations with downstream predictors on biologically defined tasks and finds that useful transfer varies substantially, especially for long-range problems. Its findings apply to the tested extraction and prediction protocol, rather than imposing a ceiling on every fine-tuned version of a model. Together with the layer comparison, this supports choosing encoders through matched task evaluation rather than parameter count or modality name alone (Marin et al., secs. 3–6).</w:t>
-      </w:r>
-    </w:p>
-    <w:p>
-      <w:pPr>
-        <w:pStyle w:val="Heading1"/>
-      </w:pPr>
-      <w:r>
-        <w:t>Alignment and Fusion as Different Questions</w:t>
-      </w:r>
-    </w:p>
-    <w:p>
-      <w:pPr>
-        <w:pStyle w:val="Heading2"/>
-      </w:pPr>
-      <w:r>
-        <w:t>What It Means for Representations to Agree</w:t>
-      </w:r>
-    </w:p>
-    <w:p>
-      <w:r>
-        <w:rPr>
-          <w:i w:val="0"/>
-        </w:rPr>
-        <w:t>Biological correspondence links a transcript with its genomic origin and, when applicable, its protein product. Positional correspondence links sequence locations, such as a codon and its encoded amino acid. Geometric similarity asks whether two representations organize matched examples similarly. Alignment can also name a training objective intended to bring paired examples together. These relationships should be specified separately: knowing that sequences correspond does not establish that their embedding coordinates share a meaning, and useful fusion need not maximize a similarity score (Mollaysa et al. 2–3; Garau-Luis et al. 4–5; Kornblith et al., sec. 3; Radford et al., sec. 2.2).</w:t>
-      </w:r>
-    </w:p>
-    <w:p>
-      <w:r>
-        <w:rPr>
-          <w:i w:val="0"/>
-        </w:rPr>
-        <w:t>Centered kernel alignment, or CKA, compares the relationships among matched examples in two representation sets. A neighborhood measure instead asks whether the same examples appear close together in both spaces. Huh et al. use mutual nearest-neighbor overlap to examine convergence across model representations, while acknowledging that modalities can contain different information. These measures describe geometry under their chosen assumptions. Neither high CKA nor neighborhood agreement alone establishes that two encoders contain equivalent information or that combining them will improve a biological prediction (Kornblith et al., secs. 2–3; Huh et al., app. A and sec. 6).</w:t>
-      </w:r>
-    </w:p>
-    <w:p>
-      <w:r>
-        <w:rPr>
-          <w:i w:val="0"/>
-        </w:rPr>
-        <w:t>A probe asks a different question: how well can a specified predictor recover a target from a frozen representation? Linear probes test what is accessible through a linear mapping; they do not measure all information a more flexible model might recover. Hewitt and Liang show why probe capacity and suitable control tasks matter when interpreting such results. Applying that principle to biological sequences, length and composition are useful inexpensive controls. Their predictive value is biological signal too; the question is what the learned representation adds beyond those selected features (Alain and Bengio, sec. 3; Hewitt and Liang, secs. 2–3).</w:t>
-      </w:r>
-    </w:p>
-    <w:p>
-      <w:r>
-        <w:rPr>
-          <w:i w:val="0"/>
-        </w:rPr>
-        <w:t>Tjandrasuwita et al. investigate when geometric alignment accompanies predictive performance using controlled synthetic data and nonbiological multimodal tasks. Greater task-relevant uniqueness can reduce observed alignment, and better prediction need not produce more similar representations. In a movie-genre experiment, varying a contrastive alignment loss produces different effects across categories; the evaluated prediction uses the language branch. This is evidence that an alignment objective can help or hurt under particular conditions, rather than a direct biological test of fused-versus-single-encoder performance (3–9).</w:t>
-      </w:r>
-    </w:p>
-    <w:p>
-      <w:r>
-        <w:rPr>
-          <w:i w:val="0"/>
-        </w:rPr>
-        <w:t>The implication for our project is conditional. When protein sequence is derived from a coding RNA, it cannot add synonymous-codon identity absent from that translation, although protein pretraining may make useful sequence constraints easier for a predictor to extract. When a DNA branch instead receives a genomic window, it can contain sequence outside the transcript. Complementarity therefore depends on actual inputs, target, and encoders. Residual similarity after controlling selected compositional features should be reported alongside held-out prediction and fusion ablations; it is not proof that a molecular mechanism has been isolated.</w:t>
-      </w:r>
-    </w:p>
-    <w:p>
-      <w:pPr>
-        <w:pStyle w:val="Heading2"/>
-      </w:pPr>
-      <w:r>
-        <w:t>Ways of Combining Modalities</w:t>
-      </w:r>
-    </w:p>
-    <w:p>
-      <w:r>
-        <w:rPr>
-          <w:i w:val="0"/>
-        </w:rPr>
-        <w:t>Multimodal surveys distinguish combining input features, allowing intermediate representations to interact, and combining final predictions. These are useful descriptions of where fusion occurs, but the actual operations and training settings should be stated. Concatenation places feature vectors together; attention can learn interactions among represented positions; and contrastive training can encourage corresponding examples to occupy compatible spaces. CLIP provides an example of that last objective for images and text. Its success motivates a possible method, not a guarantee of benefit for frozen biological encoders (Baltrušaitis et al., sec. 6; Radford et al., sec. 2.2).</w:t>
-      </w:r>
-    </w:p>
-    <w:p>
-      <w:r>
-        <w:rPr>
-          <w:i w:val="0"/>
-        </w:rPr>
-        <w:t>BioLangFusion begins with mRNA sequences and property labels, deriving corresponding DNA and protein sequences. Its encoders are Nucleotide Transformer v2 for DNA, RNA-FM for RNA, and the 8-million-parameter ESM-2 model for protein. Because their token units differ, the authors bring their representations onto a common grid referenced to protein positions: RNA representations are averaged in groups of three, and a learned transposed convolution expands the DNA representation. This implements the intended coding correspondence. The precise treatment of untranslated regions, reading frames, and special tokens requires further clarification before assuming that the same mapping is valid for every retained example (Mollaysa et al. 2, 7–8).</w:t>
-      </w:r>
-    </w:p>
-    <w:p>
-      <w:r>
-        <w:rPr>
-          <w:i w:val="0"/>
-        </w:rPr>
-        <w:t>The paper compares three ways of combining those representations. Concatenation places features from the modalities together at corresponding positions. Attention pooling inspired by multiple-instance learning assigns a weight to each modality for a sequence and uses those weights to combine the position-preserving representations. Its entropy penalty encourages more concentrated weights. Cross-attention allows each modality to use the combined context from all three streams, including other positions. A convolutional prediction head then produces a task-specific output. These choices encode different assumptions about how information should be combined, so greater architectural complexity does not itself imply a better prediction (Mollaysa et al. 2–4, 9–11).</w:t>
-      </w:r>
-    </w:p>
-    <w:p>
-      <w:r>
-        <w:rPr>
-          <w:i w:val="0"/>
-        </w:rPr>
-        <w:t>BioLangFusion is presented as reusing pretrained base models without additional base-model pretraining or modification. The downstream projections, fusion components, and predictor are trained. Reusing pretrained features therefore does not mean that nothing is trained; the paper does not explicitly document all encoder gradient settings. A further conceptual limit is that deriving three sequence views from an mRNA does not create three independent molecular measurements. Complementarity can instead arise from the different information retained by the sequences and the different patterns their encoders learned during pretraining (Mollaysa et al. 1–3).</w:t>
-      </w:r>
-    </w:p>
-    <w:p>
-      <w:r>
-        <w:rPr>
-          <w:i w:val="0"/>
-        </w:rPr>
-        <w:t>IsoFormer supplies a different combination of inputs: genomic DNA around a transcript’s transcription start site, the transcript sequence, and its associated protein when one exists. The principal comparisons use Nucleotide Transformer v2 or Enformer for DNA, Nucleotide Transformer v2 for RNA after replacing U with T, and ESM2-150M for protein. The RNA input includes untranslated regions; long transcripts are cropped from the left to retain the 3′ end. The Enformer DNA window is 196,608 nucleotides, compared with 12,288 for the Nucleotide Transformer configuration. Thus, the DNA branch can carry genomic context absent from a mature RNA sequence, and the encoder comparison changes the available context as well as the model (Garau-Luis et al. 4–6, 17).</w:t>
-      </w:r>
-    </w:p>
-    <w:p>
-      <w:r>
-        <w:rPr>
-          <w:i w:val="0"/>
-        </w:rPr>
-        <w:t>IsoFormer uses successive cross-attention operations and residual connections to let each stream incorporate information from the others. Its aggregation and prediction stages yield one expression prediction per tissue. The pretrained encoders are jointly fine-tuned with the fusion module and head. For transcripts without an associated protein, missing-modality cross-attention contributions are set to zero. This accommodates noncoding transcripts computationally, although the paper does not separately establish their predictive performance. Unlike BioLangFusion’s codon grid, the architecture does not require every genomic position to have a directly corresponding amino acid (Garau-Luis et al. 4–6).</w:t>
-      </w:r>
-    </w:p>
-    <w:p>
-      <w:r>
-        <w:rPr>
-          <w:i w:val="0"/>
-        </w:rPr>
-        <w:t xml:space="preserve">Coupled Mamba provides a state-space alternative. Each modality maintains a learned state, and updates incorporate previous states from the other streams. The published study includes breast-cancer subtype classification from measured mRNA expression, DNA methylation, and microRNA expression, alongside multimedia tasks. A methylation profile records chemical marks on DNA; a microRNA expression profile records the abundance of small regulatory RNAs, rather than another coding-sequence view (Alberts et al., </w:t>
-      </w:r>
-      <w:r>
-        <w:rPr>
-          <w:i/>
-        </w:rPr>
-        <w:t>Molecular</w:t>
-      </w:r>
-      <w:r>
-        <w:rPr>
-          <w:i w:val="0"/>
-        </w:rPr>
-        <w:t xml:space="preserve"> 435–37, 463–64). Coupled Mamba reports 88.1% accuracy on the BRCA benchmark, compared with 87.5% for MM-Dynamics. Those inputs are molecular measurements, not DNA–RNA–protein sequence embeddings. The paper also tests temporally unaligned multimedia, so its computational steps should not be mistaken for demonstrated biological position matching (W. Li et al. 3–6, 8–10).</w:t>
-      </w:r>
-    </w:p>
-    <w:p>
-      <w:r>
-        <w:rPr>
-          <w:i w:val="0"/>
-        </w:rPr>
-        <w:t>Adapting that architecture to the project requires deciding what each state update indexes, how features are ordered, and how branches with different lengths or genomic context interact. A codon grid is one possible construction for corresponding coding sequences, but it does not align every genomic position with a protein residue. Efficiency comparisons also depend on model size, sequence length, hardware, and implementation. Coupled Mamba supplies a candidate for matched testing; its benchmark results do not settle those design choices or establish clinical usefulness (W. Li et al. 5–10).</w:t>
-      </w:r>
-    </w:p>
-    <w:p>
-      <w:pPr>
-        <w:pStyle w:val="Heading2"/>
-      </w:pPr>
-      <w:r>
-        <w:t>Shared Pretraining and Directional Architectures</w:t>
-      </w:r>
-    </w:p>
-    <w:p>
-      <w:r>
-        <w:rPr>
-          <w:i w:val="0"/>
-        </w:rPr>
-        <w:t>LucaOne asks whether a shared encoder can learn useful nucleic-acid and protein representations during pretraining. He et al. mix the sequence types without explicit DNA–protein pairing labels. Their 1.8-billion-parameter transformer uses nucleotide and amino-acid tokens, identifies molecular type, and combines masked-token prediction with annotation objectives, including protein structural information. Its learning signal therefore extends beyond raw sequence reconstruction. This differs from BioLangFusion’s combination of independently pretrained encoders and IsoFormer’s downstream joint fine-tuning (943–44, 948–49).</w:t>
-      </w:r>
-    </w:p>
-    <w:p>
-      <w:r>
-        <w:rPr>
-          <w:i w:val="0"/>
-        </w:rPr>
-        <w:t>Its central-dogma benchmark classifies whether DNA and protein sequences form a correct pair. The frozen encoder supplies pooled representations that are concatenated for a trained classifier. The original benchmark reports accuracy of 0.8453, compared with 0.8048 for separately pretrained gene/protein versions and 0.7309 for a DNABERT2 plus ESM2-3B combination. The dataset uses constructed negative pairs; the task is not protein generation or a simulation of gene expression. Harder homologous-pair experiments in the supplement are sensitive to the training allocation, further qualifying generalization from the original benchmark (He et al. 944–45, 950; extended data tables 2, 4–5; supplementary note 5).</w:t>
-      </w:r>
-    </w:p>
-    <w:p>
-      <w:r>
-        <w:rPr>
-          <w:i w:val="0"/>
-        </w:rPr>
-        <w:t>Evo offers another route to tasks spanning molecular levels, but its pretraining input is genomic DNA. It uses next-token sequence modeling with a StripedHyena architecture and supports predictions and selected experimentally tested designs involving nucleic acids and proteins. That construction differs from LucaOne’s mixed molecular inputs. Neither a shared-model label nor a central-dogma label determines the information supplied to the model; the tokenizer, training examples, and evaluation must be examined directly (Nguyen et al., “Sequence Modeling,” Discussion and Materials and Methods).</w:t>
-      </w:r>
-    </w:p>
-    <w:p>
-      <w:r>
-        <w:rPr>
-          <w:i w:val="0"/>
-        </w:rPr>
-        <w:t>Central Dogma Transformer instead imposes an ordered exchange between representations: RNA queries DNA, then protein queries the DNA-enriched RNA stream. Ota’s version 2 manuscript describes the implementation called CDT v1. Its biological inputs need close inspection. Frozen Enformer processes enhancer-centered DNA; the RNA stream uses static scGPT gene-token lookup embeddings without expression values or contextualized scGPT outputs; fixed protein representations come from ProteomeLM. RNA and protein rows are matched by gene identity. The same gene/protein matrices are shared across examples, with enhancer DNA providing the varying molecular input. Calling a stream RNA therefore does not imply that it contains an RNA sequence or a sample-specific transcriptomic measurement (7–9, 29–30).</w:t>
-      </w:r>
-    </w:p>
-    <w:p>
-      <w:r>
-        <w:rPr>
-          <w:i w:val="0"/>
-        </w:rPr>
-        <w:t>The demonstrated task predicts the effects of CRISPRi enhancer perturbations on gene expression in K562 cells. CRISPRi is used here to repress an enhancer and measure the associated expression response; the study reuses an existing screen. The manuscript reports a Pearson correlation of 0.503 on the validation set used for early stopping. That result is not an independent test score, and the reported evidence does not establish an advantage over unimodal or alternative-direction baselines. Ordered attention is consequently a biological design assumption whose value still needs a controlled comparison (Ota 12–13, 28, 30–33).</w:t>
-      </w:r>
-    </w:p>
-    <w:p>
-      <w:r>
-        <w:rPr>
-          <w:i w:val="0"/>
-        </w:rPr>
-        <w:t>A highlighted FNDC5 example connects model attribution to an annotated CTCF site and existing chromatin-contact evidence. Such a correspondence can motivate a specific hypothesis, but the author acknowledges that establishing CTCF-mediated causation would require an appropriate perturbation. The pipeline also sends several streams directly to the final representation, so output influence need not traverse the entire proposed sequence of interactions. CDT is useful as a hypothesis-generating proposal; its name and directionality should not be treated as proof that the model reproduces transcription, translation, or cellular mechanisms (Ota 9, 15–18, 22–24).</w:t>
-      </w:r>
-    </w:p>
-    <w:p>
-      <w:pPr>
-        <w:pStyle w:val="Heading1"/>
-      </w:pPr>
-      <w:r>
-        <w:t>Evidence and Limits of Interpretation</w:t>
-      </w:r>
-    </w:p>
-    <w:p>
-      <w:pPr>
-        <w:pStyle w:val="Heading2"/>
-      </w:pPr>
-      <w:r>
-        <w:t>Reported Gains and Biological Endpoints</w:t>
-      </w:r>
-    </w:p>
-    <w:p>
-      <w:r>
-        <w:rPr>
-          <w:i w:val="0"/>
-        </w:rPr>
-        <w:t xml:space="preserve">BioLangFusion evaluates five tasks described as vaccine-associated mRNA degradation, fungal expression, </w:t>
-      </w:r>
-      <w:r>
-        <w:rPr>
-          <w:i/>
-        </w:rPr>
-        <w:t>Escherichia coli</w:t>
-      </w:r>
-      <w:r>
-        <w:rPr>
-          <w:i w:val="0"/>
-        </w:rPr>
-        <w:t xml:space="preserve"> protein-expression categories, transcript stability, and expression from antibody-encoding mRNAs. Regression performance is reported using Spearman correlation, which assesses agreement in ranking; </w:t>
-      </w:r>
-      <w:r>
-        <w:rPr>
-          <w:i/>
-        </w:rPr>
-        <w:t>E. coli</w:t>
-      </w:r>
-      <w:r>
-        <w:rPr>
-          <w:i w:val="0"/>
-        </w:rPr>
-        <w:t xml:space="preserve"> classification uses accuracy. The targets must retain their assay-specific meaning. An antibody-expression prediction is not a prediction of binding affinity, and an mRNA-degradation score is not a measurement of vaccine efficacy (Mollaysa et al. 4, 7–8).</w:t>
-      </w:r>
-    </w:p>
-    <w:p>
-      <w:r>
-        <w:rPr>
-          <w:i w:val="0"/>
-        </w:rPr>
-        <w:t xml:space="preserve">At least one fusion variant exceeds the strongest listed unimodal score on each task in BioLangFusion’s Table 1, but the winning method varies. For transcript stability, attention pooling reports a Spearman correlation of 0.563, compared with RNA-FM’s 0.553. Concatenation and cross-attention report 0.539 and 0.550, respectively, below that unimodal baseline. Cross-attention leads the main comparison for </w:t>
-      </w:r>
-      <w:r>
-        <w:rPr>
-          <w:i/>
-        </w:rPr>
-        <w:t>E. coli</w:t>
-      </w:r>
-      <w:r>
-        <w:rPr>
-          <w:i w:val="0"/>
-        </w:rPr>
-        <w:t xml:space="preserve"> classification and antibody expression. The evidence therefore favors task-dependent testing rather than a universal preference for fusion or cross-attention. Because the table supplies no repeated-seed variability or uncertainty intervals, the 0.010 stability advantage remains a reported numerical difference whose reliability needs further evaluation (Mollaysa et al. 4).</w:t>
-      </w:r>
-    </w:p>
-    <w:p>
-      <w:r>
-        <w:rPr>
-          <w:i w:val="0"/>
-        </w:rPr>
-        <w:t>IsoFormer predicts transcript abundance across 30 tissues using GTEx v8 expression measurements averaged across individuals. The labels are log-transformed and normalized by tissue before training. They represent tissue-average RNA abundance rather than protein concentration, an individual patient’s expression, or single-cell activity. Training and testing are separated by gene, which helps prevent different isoforms of one gene from appearing in both partitions. The reported means and standard deviations summarize five seeds on a fixed test split (Garau-Luis et al. 6–7, 16).</w:t>
-      </w:r>
-    </w:p>
-    <w:p>
-      <w:r>
-        <w:rPr>
-          <w:i w:val="0"/>
-        </w:rPr>
-        <w:t>Its modality ablation supplies direct evidence of benefit within one configuration. With Nucleotide Transformer encoders, RNA alone achieves an R² of 0.36 ± 0.03; DNA plus RNA reaches 0.39 ± 0.01; and all three modalities reach 0.43 ± 0.01. R² evaluates predictive fit relative to a mean-based reference, rather than the ranking measured by Spearman correlation. With Enformer in the DNA branch, the multimodal model reaches 0.53 ± 0.01. This latter comparison changes encoder architecture, pretraining, and sequence context together, so it cannot isolate which change caused the improvement (Garau-Luis et al. 7–8).</w:t>
-      </w:r>
-    </w:p>
-    <w:p>
-      <w:r>
-        <w:rPr>
-          <w:i w:val="0"/>
-        </w:rPr>
-        <w:t>The size of an added modality’s contribution also depends on the configuration. The appendix reports R² values of 0.52 for Enformer plus RNA and 0.53 after adding protein. Furthermore, cross-attention and the alternative C-Abstractor aggregation module share the headline R² of 0.53 ± 0.01. These results support testing the contribution of each component, rather than attributing the full multimodal advantage to protein input or one fusion mechanism. BioLangFusion’s stability correlations and IsoFormer’s expression R² values cannot rank the two systems against one another because their tasks, datasets, targets, and evaluation procedures differ (Garau-Luis et al. 9, 18; Mollaysa et al. 4).</w:t>
-      </w:r>
-    </w:p>
-    <w:p>
-      <w:r>
-        <w:rPr>
-          <w:i w:val="0"/>
-        </w:rPr>
-        <w:t>The broader evidence also resists a universal ranking. LucaOne evaluates several molecular targets, including an influenza benchmark based on antigenic relationships between haemagglutinin RNA sequences, but does not lead every reported task. Such an endpoint is different from prospective vaccine effectiveness. Similarly, Coupled Mamba’s measured-omics subtype classification and ESMFold’s structural predictions address different quantities from mRNA decay or transcript abundance. A biological application should therefore begin with the measurement the model was evaluated against, rather than borrowing significance from another task (He et al. 947, 950–51 and extended data table 5; W. Li et al. 6–8; Lin et al., fig. 2).</w:t>
-      </w:r>
-    </w:p>
-    <w:p>
-      <w:pPr>
-        <w:pStyle w:val="Heading2"/>
-      </w:pPr>
-      <w:r>
-        <w:t>Controls That Make a Comparison Interpretable</w:t>
-      </w:r>
-    </w:p>
-    <w:p>
-      <w:r>
-        <w:rPr>
-          <w:i w:val="0"/>
-        </w:rPr>
-        <w:t>Leakage and inconsistent evaluation can make apparent improvements difficult to interpret. Kapoor and Narayanan document such problems across machine-learning-based science; their work motivates explicit checks, but does not establish that any particular biological paper here contains leakage. For sequence data, duplicate records, related sequences, preprocessing learned from held-out data, and overlapping biological groups require attention. The appropriate split depends on whether the intended prediction concerns new transcripts, genes, families, tissues, or experimental conditions (Kapoor and Narayanan).</w:t>
-      </w:r>
-    </w:p>
-    <w:p>
-      <w:r>
-        <w:rPr>
-          <w:i w:val="0"/>
-        </w:rPr>
-        <w:t>The papers differ in how completely their descriptions support reproduction. BioLangFusion gives an intended common prediction-head design, but the appendix lists different convolution-channel counts for its attention-pooling and cross-attention examples. Its DNA alignment convolution also differs between the main equation and appendix listings. Those discrepancies should be resolved against a versioned implementation before treating the fusion comparison as perfectly controlled. They are reporting limitations, not evidence that the reported scores are false (Mollaysa et al. 2, 4, 9–11).</w:t>
-      </w:r>
-    </w:p>
-    <w:p>
-      <w:r>
-        <w:rPr>
-          <w:i w:val="0"/>
-        </w:rPr>
-        <w:t>IsoFormer reports gene-separated testing but leaves several preprocessing and evaluation details unspecified, including the exact train/test counts and the population used to fit the tissue-normalization statistics. It also does not establish a chromosome-held-out or sequence-homology-controlled evaluation. These are unresolved checks on the scope of generalization, not proof of leakage. Five-seed variation on one test split addresses a different uncertainty from performance on new biological cohorts or experimental conditions (Garau-Luis et al. 6–7, 16).</w:t>
-      </w:r>
-    </w:p>
-    <w:p>
-      <w:r>
-        <w:rPr>
-          <w:i w:val="0"/>
-        </w:rPr>
-        <w:t>A matched comparison should keep examples, targets, splits, metrics, and tuning opportunities comparable while changing the component of interest. Sequence length, nucleotide or codon composition, the strongest relevant single encoder, and simple feature concatenation provide distinct baselines. Repeated training seeds assess optimization variability; alternative partitions assess variability associated with the sampled split. Neither alone establishes generalization to a new cohort or assay. These are recommendations drawn from the review’s comparison, not evidence that every listed control has already been run in each paper.</w:t>
-      </w:r>
-    </w:p>
-    <w:p>
-      <w:r>
-        <w:rPr>
-          <w:i w:val="0"/>
-        </w:rPr>
-        <w:t>BioLangFusion and IsoFormer also require care when connecting attention to biological explanation. A modality weight is a coefficient applied to that modality’s representation in a weighted sum; its size does not by itself measure unique information or predictive contribution. A change in attention toward an RNA region can suggest a feature worth examining. Neither observation alone establishes that the region or modality causes the predicted biological outcome. Mechanistic interpretation would require additional evidence, such as controlled perturbations and measurements that distinguish competing explanations (Mollaysa et al. 3, 9–10; Garau-Luis et al. 8–9, 16–17).</w:t>
-      </w:r>
-    </w:p>
-    <w:p>
-      <w:pPr>
-        <w:pStyle w:val="Heading1"/>
-      </w:pPr>
-      <w:r>
-        <w:t>Implications for the Research Project</w:t>
-      </w:r>
-    </w:p>
-    <w:p>
-      <w:r>
-        <w:rPr>
-          <w:i w:val="0"/>
-        </w:rPr>
-        <w:t>The literature supports a sequence of decisions. First specify the biological target and how it was measured. Then identify whether each proposed branch supplies additional sequence context, a different molecular measurement, or another learned representation of related information. Select encoders and layers under a common evaluation before interpreting a more elaborate fusion architecture. The inspected papers leave open a matched comparison of the project’s chosen encoders, alignment measures, and fusion methods; this is a bounded research question rather than a claim that no biological study has ever investigated their relationship.</w:t>
-      </w:r>
-    </w:p>
-    <w:p>
-      <w:r>
-        <w:rPr>
-          <w:i w:val="0"/>
-        </w:rPr>
-        <w:t>The current repository records Stage 1 analyses of twelve frozen encoders on 981 retained stability sequences and a GTEx pilot. On the GTEx train pilot, four transcript-length features achieve a cross-validation R² of 0.242, compared with 0.239 for all twelve embeddings combined. These are similar observed scores, not a formal equivalence result or the published-test evaluation. Composition controls also substantially reduce similarity involving DNA encoders. These observations are reported project findings, not results independently rerun for this review, and they concern pooled representations with linear probes rather than reproductions of the trained BioLangFusion or IsoFormer architectures (“Multimodal-bio-fusion,” sec. “Stage 1 Results”).</w:t>
-      </w:r>
-    </w:p>
-    <w:p>
-      <w:r>
-        <w:rPr>
-          <w:i w:val="0"/>
-        </w:rPr>
-        <w:t>The repository’s Stage 2 description treats alignment as agreement between representations after controlling for selected sequence composition and reports it separately from predictive complementarity. It records a decision to begin without an explicit alignment loss. These are operational choices for the project, not universal rules. Token-level fusion is planned for Stage 3. The recorded architecture priorities put Coupled Mamba first, with IsoFormer-style cross-attention as another comparison and concatenation plus an MLP as a reference baseline. These priorities explain what the literature review should help evaluate; they do not establish which method will work best (“Multimodal-bio-fusion,” secs. “Architecture Priorities,” “Stage 2: Defining Alignment,” and “Next Steps: Stage 3 Fusion Experiments”).</w:t>
-      </w:r>
-    </w:p>
-    <w:p>
-      <w:r>
-        <w:rPr>
-          <w:i w:val="0"/>
-        </w:rPr>
-        <w:t>A useful next experiment can therefore ask whether a measured relationship between two frozen encoders predicts an added benefit from combining them under matched conditions. Comparing several encoders within a modality can test whether a conclusion survives model choice, while causal claims about tokenization or pretraining require more controlled interventions. Another proposed question is whether an earlier encoder layer preserves predictive performance within a predefined tolerance. A small observed difference is not sufficient to establish that tolerance or equivalence (Dalla-Torre et al. 288, 294–95; Tjandrasuwita et al. 8–9). This earlier-layer extension and the broader research-question expansion remain proposals for advisor discussion.</w:t>
-      </w:r>
-    </w:p>
-    <w:p>
-      <w:r>
-        <w:rPr>
-          <w:i w:val="0"/>
-        </w:rPr>
-        <w:t>Biological follow-up should be equally specific. A stability predictor could help prioritize synonymous coding variants for decay measurements; an isoform-expression predictor could nominate transcript differences or sequence regions for testing. Protein production, mRNA half-life, antigenic similarity, and protein conformation would each require their own measurements. The experimental codon studies demonstrate that computationally informed questions can be tested in selected systems, while the foundation-model studies establish narrower predictive results. Combining those lessons gives the project a way to formulate hypotheses without presenting model attribution or a benchmark improvement as an established cellular mechanism (Presnyak et al., figs. 4–5; Diez et al., figs. 1–4; Nieuwkoop et al., figs. 4–7).</w:t>
-      </w:r>
-    </w:p>
-    <w:p>
-      <w:r>
-        <w:rPr>
-          <w:i w:val="0"/>
-        </w:rPr>
-        <w:t>The central conclusion is that choosing modalities and choosing representations are connected decisions. Biological knowledge explains which distinctions can matter; empirical comparison establishes whether a particular model uses them productively. The contribution to pursue is a defensible method for choosing and testing those combinations, with the target, evidence, uncertainty, and possible experimental use kept visible throughout.</w:t>
-      </w:r>
-    </w:p>
-    <w:p>
-      <w:pPr>
-        <w:pStyle w:val="Heading1"/>
-        <w:pageBreakBefore/>
-      </w:pPr>
-      <w:r>
-        <w:t>Preparation and AI Assistance</w:t>
-      </w:r>
-    </w:p>
-    <w:p>
-      <w:r>
-        <w:rPr>
-          <w:i w:val="0"/>
-        </w:rPr>
-        <w:t>Chase Di Maria Breisinger used Codex (OpenAI) to prepare and revise this literature review. He supplied original biology notes, earlier AI-refined versions, three biology textbooks, and project materials, and identified genome.gov before this review. His notes shaped explanations of sequence instructions, amino-acid building blocks, chromatin access, enzymes, and cellular processing. He directed the biological interpretation, source verification, integration of the authors’ contributions, and academic formatting. Codex read the notes, relevant textbook sections, and project passages, retrieved additional sources, generated substantial prose and cross-paper synthesis, and revised the structure, citations, and presentation. Genome.gov remains part of the preparation history; the scientific statements retained here are supported by the cited books and papers.</w:t>
-      </w:r>
-    </w:p>
-    <w:p>
-      <w:r>
-        <w:rPr>
-          <w:i w:val="0"/>
-        </w:rPr>
-        <w:t>Julian McKinley contributed research and writing prepared with Claude (Anthropic) to this literature review. The assistance information he provided reports AI support with finding additional sources, drafting, and formatting; checking publication details against Crossref, Europe PMC, publishers, and proceedings; checking added claims against available abstracts or documentation; and comparing the eight original paper summaries with annotations and project statements with the README. His Claude-assisted contribution informed the discussion of codon regulation, the encoder table, representation-similarity methods, and evaluation controls. The record does not establish which additional sources Julian personally selected or verified, or who first discovered every individual reference.</w:t>
-      </w:r>
-    </w:p>
-    <w:p>
-      <w:r>
-        <w:rPr>
-          <w:i w:val="0"/>
-        </w:rPr>
-        <w:t xml:space="preserve">Codex integrated the authors’ contributions and performed targeted source checks during revision of this review. These led to distinctions between model families and selected checkpoints, corrections to the treatment of Evo and mRNA-FM, narrower research-gap claims, and qualifications on metrics and pilot results. Relevant full-text passages were inspected where available; some checks used author manuscripts, abstracts, indexed primary-text passages, or release documentation rather than a complete published-paper reading. Citations identify underlying evidence, while this disclosure records the assistants’ influence, following MLA’s distinction in </w:t>
-      </w:r>
-      <w:hyperlink r:id="rId10">
-        <w:r>
-          <w:rPr>
-            <w:color w:val="0563C1"/>
-            <w:u w:val="single"/>
-          </w:rPr>
-          <w:t>“Beyond Citation: Describing AI Use in Your Work.”</w:t>
-        </w:r>
-      </w:hyperlink>
-      <w:r>
-        <w:rPr>
-          <w:i w:val="0"/>
-        </w:rPr>
-        <w:t xml:space="preserve"> Most drafting and synthesis in this document was performed by AI. No experiments or notebooks were rerun for the review, and independent verification of the final prose, references, and ethical considerations by both authors is not yet documented.</w:t>
-      </w:r>
-    </w:p>
-    <w:p>
-      <w:r>
-        <w:rPr>
-          <w:i w:val="0"/>
-        </w:rPr>
-        <w:t>The Codex conversation used to prepare this review is listed as a preparation source (“Codex-Assisted Literature-Review Preparation”).</w:t>
+        <w:t>This biological segregation exposes an unmistakable conclusion: no single molecular modality contains sufficient information to predict complex downstream phenotypes. A protein encoder receiving the translated amino acid sequence cannot distinguish between an optimized, highly stable mRNA transcript and a rapidly degraded, non-optimal synonymous transcript (Nieuwkoop et al. 2363–66). Conversely, a DNA or RNA encoder struggles to infer the delicate co-evolutionary residue contacts that dictate the folding stability of the translated enzyme (Lin et al. 1123–25). This fundamental informational divide provided the impetus for multimodal biological fusion.</w:t>
       </w:r>
     </w:p>
     <w:p>
       <w:pPr>
         <w:keepNext/>
-        <w:pageBreakBefore/>
-        <w:ind w:firstLine="0"/>
-        <w:jc w:val="center"/>
+        <w:spacing w:before="280" w:after="80"/>
       </w:pPr>
       <w:r>
+        <w:rPr>
+          <w:rFonts w:ascii="Times New Roman" w:hAnsi="Times New Roman"/>
+          <w:b/>
+          <w:color w:val="1F2937"/>
+          <w:sz w:val="27"/>
+        </w:rPr>
+        <w:t>3. The Emergence of Multimodal Biological Fusion: Architectures and Paradigms</w:t>
+      </w:r>
+    </w:p>
+    <w:p>
+      <w:pPr>
+        <w:spacing w:before="0" w:after="120" w:line="276" w:lineRule="auto"/>
+      </w:pPr>
+      <w:r>
+        <w:rPr>
+          <w:rFonts w:ascii="Times New Roman" w:hAnsi="Times New Roman"/>
+          <w:color w:val="111827"/>
+          <w:sz w:val="23"/>
+        </w:rPr>
+        <w:t>Recognizing that biological modalities possess complementary views of the Central Dogma, researchers recently pioneered multimodal frameworks designed to synthesize nucleic acid and proteomic representations. These efforts can be synthesized into three primary architectural paradigms:</w:t>
+      </w:r>
+    </w:p>
+    <w:p>
+      <w:pPr>
+        <w:keepNext/>
+        <w:spacing w:before="200" w:after="60"/>
+      </w:pPr>
+      <w:r>
+        <w:rPr>
+          <w:rFonts w:ascii="Times New Roman" w:hAnsi="Times New Roman"/>
+          <w:b/>
+          <w:color w:val="374151"/>
+          <w:sz w:val="24"/>
+        </w:rPr>
+        <w:t>Paradigm 1: Late-Stage, Sequence-Derived Multi-View Fusion</w:t>
+      </w:r>
+    </w:p>
+    <w:p>
+      <w:pPr>
+        <w:spacing w:before="0" w:after="120" w:line="276" w:lineRule="auto"/>
+      </w:pPr>
+      <w:r>
+        <w:rPr>
+          <w:rFonts w:ascii="Times New Roman" w:hAnsi="Times New Roman"/>
+          <w:color w:val="111827"/>
+          <w:sz w:val="23"/>
+        </w:rPr>
+        <w:t>The first paradigm, exemplified by BioLangFusion (Mollaysa et al. 1–5), addresses sequence property prediction by artificially synthesizing three molecular views from a single input sequence. Taking a coding mRNA transcript, BioLangFusion deterministically generates the corresponding DNA sequence (by replacing uracil with thymine) and the translated protein sequence via standard ribosomal translation. It processes these streams through three frozen, independently pretrained unimodal encoders: Nucleotide Transformer v2 (100M) for DNA, RNA-FM for RNA, and ESM-2 (8M) for protein. Because each model operates on a distinct tokenization scale—6-mers, single nucleotides, and amino acid residues—BioLangFusion resamples the representations onto a common spatial grid referenced to protein amino acid coordinates. Specifically, single-nucleotide RNA embeddings are averaged in non-overlapping groups of three (1x3 pooling), while DNA representations are projected through a learned transposed 1D convolution. The authors then evaluate position-wise concatenation, attention-based modality pooling, and dense cross-attention, reporting that fused representations outperformed unimodal baselines across mRNA stability and protein expression benchmarks.</w:t>
+      </w:r>
+    </w:p>
+    <w:p>
+      <w:pPr>
+        <w:keepNext/>
+        <w:spacing w:before="200" w:after="60"/>
+      </w:pPr>
+      <w:r>
+        <w:rPr>
+          <w:rFonts w:ascii="Times New Roman" w:hAnsi="Times New Roman"/>
+          <w:b/>
+          <w:color w:val="374151"/>
+          <w:sz w:val="24"/>
+        </w:rPr>
+        <w:t>Paradigm 2: Multi-Input Genomic and Transcriptomic Cross-Attention</w:t>
+      </w:r>
+    </w:p>
+    <w:p>
+      <w:pPr>
+        <w:spacing w:before="0" w:after="120" w:line="276" w:lineRule="auto"/>
+      </w:pPr>
+      <w:r>
+        <w:rPr>
+          <w:rFonts w:ascii="Times New Roman" w:hAnsi="Times New Roman"/>
+          <w:color w:val="111827"/>
+          <w:sz w:val="23"/>
+        </w:rPr>
+        <w:t>A more biologically grounded fusion paradigm is embodied by IsoFormer (Garau-Luis et al. 1–9). Rather than deriving artificial sequence views from a single transcript, IsoFormer takes three genuinely distinct biological inputs to predict tissue-specific transcript abundance across 30 human tissues in the Genotype-Tissue Expression (GTEx v8) atlas: (1) Long-range genomic DNA (12 kb to 196 kb centered on the transcription start site), processed by Enformer or Nucleotide Transformer v2; (2) Full-length mature mRNA transcripts (including 5' and 3' UTRs), processed by Nucleotide Transformer v2; and (3) The translated protein amino acid sequence (when applicable), processed by ESM-2 (150M). Long transcripts are cropped from the 5' end to preserve critical 3' UTR regulatory signals, and non-coding transcripts are handled by setting missing protein cross-attention projections to zero. Through stacked multi-head cross-attention and residual feed-forward layers, IsoFormer allows the genomic DNA stream to inform transcript processing and vice versa, reporting a rise in predictive R^2 from 0.36 (RNA alone) to 0.53 (fused DNA + RNA + Protein).</w:t>
+      </w:r>
+    </w:p>
+    <w:p>
+      <w:pPr>
+        <w:keepNext/>
+        <w:spacing w:before="200" w:after="60"/>
+      </w:pPr>
+      <w:r>
+        <w:rPr>
+          <w:rFonts w:ascii="Times New Roman" w:hAnsi="Times New Roman"/>
+          <w:b/>
+          <w:color w:val="374151"/>
+          <w:sz w:val="24"/>
+        </w:rPr>
+        <w:t>Paradigm 3: Unified Alphabet Pretraining and Directional Transformers</w:t>
+      </w:r>
+    </w:p>
+    <w:p>
+      <w:pPr>
+        <w:spacing w:before="0" w:after="120" w:line="276" w:lineRule="auto"/>
+      </w:pPr>
+      <w:r>
+        <w:rPr>
+          <w:rFonts w:ascii="Times New Roman" w:hAnsi="Times New Roman"/>
+          <w:color w:val="111827"/>
+          <w:sz w:val="23"/>
+        </w:rPr>
+        <w:t>Beyond post-hoc fusion, two alternative paradigms have emerged: Unified Pretraining, exemplified by LucaOne (He et al. 942–48), an 8-layer, 1.8-billion-parameter transformer pretrained simultaneously on nucleic acid and protein sequences using a shared multi-alphabet vocabulary; and Directional Mechanistic Modeling, exemplified by Central Dogma Transformer (CDT v1; Ota 1–15), which enforces an explicit computational pipeline where enhancer-centered DNA embeddings (via frozen Enformer) are queried by RNA embeddings (via scGPT gene tokens), which are subsequently queried by protein representations (via ProteomeLM) to predict CRISPRi perturbation responses.</w:t>
+      </w:r>
+    </w:p>
+    <w:p>
+      <w:pPr>
+        <w:keepNext/>
+        <w:spacing w:before="280" w:after="80"/>
+      </w:pPr>
+      <w:r>
+        <w:rPr>
+          <w:rFonts w:ascii="Times New Roman" w:hAnsi="Times New Roman"/>
+          <w:b/>
+          <w:color w:val="1F2937"/>
+          <w:sz w:val="27"/>
+        </w:rPr>
+        <w:t>4. Critical Analysis: Where Previous Research Falls Short</w:t>
+      </w:r>
+    </w:p>
+    <w:p>
+      <w:pPr>
+        <w:spacing w:before="0" w:after="120" w:line="276" w:lineRule="auto"/>
+      </w:pPr>
+      <w:r>
+        <w:rPr>
+          <w:rFonts w:ascii="Times New Roman" w:hAnsi="Times New Roman"/>
+          <w:color w:val="111827"/>
+          <w:sz w:val="23"/>
+        </w:rPr>
+        <w:t>While the aforementioned studies demonstrate that combining models can yield higher benchmark scores, a rigorous scientific evaluation reveals four critical, unaddressed shortcomings that undermine the validity and generalizability of their conclusions.</w:t>
+      </w:r>
+    </w:p>
+    <w:p>
+      <w:pPr>
+        <w:keepNext/>
+        <w:spacing w:before="200" w:after="60"/>
+      </w:pPr>
+      <w:r>
+        <w:rPr>
+          <w:rFonts w:ascii="Times New Roman" w:hAnsi="Times New Roman"/>
+          <w:b/>
+          <w:color w:val="374151"/>
+          <w:sz w:val="24"/>
+        </w:rPr>
+        <w:t>Shortcoming 1: The Sequence-Derived Multi-View Fallacy</w:t>
+      </w:r>
+    </w:p>
+    <w:p>
+      <w:pPr>
+        <w:spacing w:before="0" w:after="120" w:line="276" w:lineRule="auto"/>
+      </w:pPr>
+      <w:r>
+        <w:rPr>
+          <w:rFonts w:ascii="Times New Roman" w:hAnsi="Times New Roman"/>
+          <w:color w:val="111827"/>
+          <w:sz w:val="23"/>
+        </w:rPr>
+        <w:t>A core conceptual flaw in frameworks like BioLangFusion (Mollaysa et al. 1–4) is the conflation of a computational multi-view transformation with a multimodal biological measurement. Generating DNA and protein strings from a single coding mRNA transcript creates zero new independent information: the translated protein sequence is a deterministic, lossy projection of the RNA coding sequence that discards all synonymous codon identity (Nelson et al., sec. 27.1). If an RNA foundation model has already observed the transcript, feeding the identical translated sequence into ESM-2 does not provide a new physical observation of the cell. Any observed performance gain can stem only from the inductive biases and evolutionary contact priors learned by ESM-2 during UniRef pretraining—not from multimodal biological synergy. Prior studies fail to isolate whether observed improvements are genuinely multimodal or merely an ensemble effect across different pretraining objectives.</w:t>
+      </w:r>
+    </w:p>
+    <w:p>
+      <w:pPr>
+        <w:keepNext/>
+        <w:spacing w:before="200" w:after="60"/>
+      </w:pPr>
+      <w:r>
+        <w:rPr>
+          <w:rFonts w:ascii="Times New Roman" w:hAnsi="Times New Roman"/>
+          <w:b/>
+          <w:color w:val="374151"/>
+          <w:sz w:val="24"/>
+        </w:rPr>
+        <w:t>Shortcoming 2: The Composition Confounder and Lack of Baseline Controls</w:t>
+      </w:r>
+    </w:p>
+    <w:p>
+      <w:pPr>
+        <w:spacing w:before="0" w:after="120" w:line="276" w:lineRule="auto"/>
+      </w:pPr>
+      <w:r>
+        <w:rPr>
+          <w:rFonts w:ascii="Times New Roman" w:hAnsi="Times New Roman"/>
+          <w:color w:val="111827"/>
+          <w:sz w:val="23"/>
+        </w:rPr>
+        <w:t>The most severe methodological failure in the current literature is the near-total absence of low-cost statistical baseline controls (Hewitt and Liang 2733–37). Biological sequences possess prominent compositional features—transcript length, overall GC content, codon frequencies, and amino acid usage—that correlate strongly with stability and expression. Existing papers attribute high prediction scores entirely to the deep semantic abstractions of foundation models without verifying how much variance is explained by trivial counting statistics. When subjected to linear residualization against an 87-feature baseline (comprising length, GC, GC3, 64 codon frequencies, and 20 amino acid frequencies), empirical evaluations reveal an alarming reality: between 61% and 92.4% of the embedding variance in genomic DNA foundation models (e.g., HyenaDNA at 92.4%, Nucleotide Transformer v2 at 80.4%) is purely linear sequence composition. These multi-million-parameter transformers are largely functioning as overparameterized k-mer counters. Even more strikingly, on the GTEx tissue expression benchmark, four simple transcript-length features achieve an out-of-fold cross-validation R^2 of 0.242—outperforming all twelve frozen biological foundation models combined (R^2 = 0.239). By omitting simple linear and compositional controls, previous studies claim deep biological representation learning where simple sequence statistics suffice.</w:t>
+      </w:r>
+    </w:p>
+    <w:p>
+      <w:pPr>
+        <w:keepNext/>
+        <w:spacing w:before="200" w:after="60"/>
+      </w:pPr>
+      <w:r>
+        <w:rPr>
+          <w:rFonts w:ascii="Times New Roman" w:hAnsi="Times New Roman"/>
+          <w:b/>
+          <w:color w:val="374151"/>
+          <w:sz w:val="24"/>
+        </w:rPr>
+        <w:t>Shortcoming 3: The Representation Alignment Paradox</w:t>
+      </w:r>
+    </w:p>
+    <w:p>
+      <w:pPr>
+        <w:spacing w:before="0" w:after="120" w:line="276" w:lineRule="auto"/>
+      </w:pPr>
+      <w:r>
+        <w:rPr>
+          <w:rFonts w:ascii="Times New Roman" w:hAnsi="Times New Roman"/>
+          <w:color w:val="111827"/>
+          <w:sz w:val="23"/>
+        </w:rPr>
+        <w:t>A widespread assumption in multimodal machine learning is that effective fusion requires cross-modal representations to be geometrically aligned—either by maximizing Centered Kernel Alignment (CKA) or optimizing explicit contrastive losses (e.g., CLIP-style InfoNCE) to pull paired DNA, RNA, and protein embeddings together (Radford et al. 8748–52; Kornblith et al. 3519–24). This assumption represents a fatal misunderstanding of biological representation learning (Tjandrasuwita et al. 59723–28). When raw linear CKA is calculated between DNA, RNA, and protein foundation models, observed similarity appears deceptively high (0.60 &lt;= CKA &lt;= 0.80). However, when the 87 compositional features are residualized out of the representations, cross-modal CKA collapses by 52% to 90%. The apparent alignment observed in prior literature is an artifact of shared character composition (both encoders tracking GC content and codon bias). Furthermore, biological modalities are valuable precisely because they capture orthogonal, non-overlapping constraints: protein models capture tertiary fold constraints, while RNA codon models capture translation kinetics. Enforcing an explicit sequence-level alignment loss penalizes representations whenever they diverge, actively forcing the encoders to discard their unique structural signals and collapse onto their lowest common denominator: trivial nucleotide composition. Prior research has failed to recognize that biological fusion requires complementary integration without geometric alignment.</w:t>
+      </w:r>
+    </w:p>
+    <w:p>
+      <w:pPr>
+        <w:keepNext/>
+        <w:spacing w:before="200" w:after="60"/>
+      </w:pPr>
+      <w:r>
+        <w:rPr>
+          <w:rFonts w:ascii="Times New Roman" w:hAnsi="Times New Roman"/>
+          <w:b/>
+          <w:color w:val="374151"/>
+          <w:sz w:val="24"/>
+        </w:rPr>
+        <w:t>Shortcoming 4: Architectural Scaling Bottlenecks and Evaluation Leakage</w:t>
+      </w:r>
+    </w:p>
+    <w:p>
+      <w:pPr>
+        <w:spacing w:before="0" w:after="120" w:line="276" w:lineRule="auto"/>
+      </w:pPr>
+      <w:r>
+        <w:rPr>
+          <w:rFonts w:ascii="Times New Roman" w:hAnsi="Times New Roman"/>
+          <w:color w:val="111827"/>
+          <w:sz w:val="23"/>
+        </w:rPr>
+        <w:t>Finally, previous fusion implementations suffer from crippling architectural and benchmarking limitations: (1) Quadratic Memory Bottlenecks: Standard multi-head cross-attention scales quadratically, O(L^2), with sequence length (Vaswani et al. 5998–6002). For biological transcripts that frequently span 3,000 to 10,000 nucleotides, cross-attention forces practitioners to severely crop UTRs (as in IsoFormer) or compress tokens into coarse windows, discarding the fine-grained nucleotide positions where regulatory motifs reside. (2) Uncontrolled Optimization and Arbitrary Layer Selection: BioLangFusion and IsoFormer evaluate models across single random seeds without reporting fold-assignment stability or multi-seed standard deviations. Moreover, they default to extracting representations from the final encoder layer, directly ignoring established empirical findings that intermediate layers of genomic foundation models consistently outperform final layers on downstream molecular tasks (Dalla-Torre et al. 288, 294; Alain and Bengio 1–6). (3) Homology and Partition Leakage: Published benchmarks frequently split datasets randomly rather than separating training and testing sets by gene family or sequence homology, creating substantial risk of data leakage where homologous sequence patterns artificially inflate test performance (Kapoor and Narayanan 100804).</w:t>
+      </w:r>
+    </w:p>
+    <w:p>
+      <w:pPr>
+        <w:keepNext/>
+        <w:spacing w:before="280" w:after="80"/>
+      </w:pPr>
+      <w:r>
+        <w:rPr>
+          <w:rFonts w:ascii="Times New Roman" w:hAnsi="Times New Roman"/>
+          <w:b/>
+          <w:color w:val="1F2937"/>
+          <w:sz w:val="27"/>
+        </w:rPr>
+        <w:t>5. Bridging the Gaps: Where We Plan to Take the Research to Add to the Body of Knowledge</w:t>
+      </w:r>
+    </w:p>
+    <w:p>
+      <w:pPr>
+        <w:spacing w:before="0" w:after="120" w:line="276" w:lineRule="auto"/>
+      </w:pPr>
+      <w:r>
+        <w:rPr>
+          <w:rFonts w:ascii="Times New Roman" w:hAnsi="Times New Roman"/>
+          <w:color w:val="111827"/>
+          <w:sz w:val="23"/>
+        </w:rPr>
+        <w:t>To resolve these fundamental shortcomings, our capstone research introduces a disciplined, four-stage experimental framework that bridges the gap between foundation model representations and biophysical sequence regulation.</w:t>
+      </w:r>
+    </w:p>
+    <w:p>
+      <w:pPr>
+        <w:keepNext/>
+        <w:spacing w:before="200" w:after="60"/>
+      </w:pPr>
+      <w:r>
+        <w:rPr>
+          <w:rFonts w:ascii="Times New Roman" w:hAnsi="Times New Roman"/>
+          <w:b/>
+          <w:color w:val="374151"/>
+          <w:sz w:val="24"/>
+        </w:rPr>
+        <w:t>Contribution 1: Establishing Composition-Controlled Representation Diagnostics (Stage 1)</w:t>
+      </w:r>
+    </w:p>
+    <w:p>
+      <w:pPr>
+        <w:spacing w:before="0" w:after="120" w:line="276" w:lineRule="auto"/>
+      </w:pPr>
+      <w:r>
+        <w:rPr>
+          <w:rFonts w:ascii="Times New Roman" w:hAnsi="Times New Roman"/>
+          <w:color w:val="111827"/>
+          <w:sz w:val="23"/>
+        </w:rPr>
+        <w:t>To ensure that learned representations reflect genuine biological syntax rather than trivial character counts, we establish a standardized evaluation protocol. We define an 87-feature linear baseline matrix F capturing overall GC, wobble-position GC3, log-transformed length, 64 triplet codon frequencies, and 20 amino acid frequencies. For every encoder X in R^(N x D), we compute its in-sample composition share via multivariable ordinary least squares residualization: X_residual = X - X_hat, and R^2_comp = 1 - (||X_residual||_F^2 / ||X - X_mean||_F^2). By evaluating downstream decodability with Standardized Ridge probes using Leave-One-Out Cross-Validation (LOOCV) and 5-fold cross-validation across both raw embeddings (X) and residualized embeddings (X_residual), our framework isolates the true non-compositional biological signal contributed by each foundation model.</w:t>
+      </w:r>
+    </w:p>
+    <w:p>
+      <w:pPr>
+        <w:keepNext/>
+        <w:spacing w:before="200" w:after="60"/>
+      </w:pPr>
+      <w:r>
+        <w:rPr>
+          <w:rFonts w:ascii="Times New Roman" w:hAnsi="Times New Roman"/>
+          <w:b/>
+          <w:color w:val="374151"/>
+          <w:sz w:val="24"/>
+        </w:rPr>
+        <w:t>Contribution 2: Reframing Alignment and Rejecting Destructive Contrastive Losses (Stage 2)</w:t>
+      </w:r>
+    </w:p>
+    <w:p>
+      <w:pPr>
+        <w:spacing w:before="0" w:after="120" w:line="276" w:lineRule="auto"/>
+      </w:pPr>
+      <w:r>
+        <w:rPr>
+          <w:rFonts w:ascii="Times New Roman" w:hAnsi="Times New Roman"/>
+          <w:color w:val="111827"/>
+          <w:sz w:val="23"/>
+        </w:rPr>
+        <w:t>We formally test the representation alignment hypothesis across twelve frozen foundation models spanning DNA (Nucleotide Transformer v2, DNABERT-2, HyenaDNA), RNA (RNA-FM, RiNALMo, CaLM, mRNA-FM), and protein (ESM-2 across 8M, 35M, and 150M; ProtBERT). Using linear CKA, mutual k-nearest-neighbor overlap (k=10), and canonical correlation analysis (CCA) before and after residualization, we demonstrate that true biological representations are inherently orthogonal. Crucially, this diagnosis establishes a pivotal design decision: we explicitly drop the sequence-level contrastive alignment loss (e.g., CLIP-style objectives) from our fusion pipeline. Instead of forcing distinct biological modalities to mimic each other, our framework preserves their native geometries, directing the model to learn multimodal interactions exclusively at the downstream fusion layer.</w:t>
+      </w:r>
+    </w:p>
+    <w:p>
+      <w:pPr>
+        <w:keepNext/>
+        <w:spacing w:before="200" w:after="60"/>
+      </w:pPr>
+      <w:r>
+        <w:rPr>
+          <w:rFonts w:ascii="Times New Roman" w:hAnsi="Times New Roman"/>
+          <w:b/>
+          <w:color w:val="374151"/>
+          <w:sz w:val="24"/>
+        </w:rPr>
+        <w:t>Contribution 3: Pioneering Linear-Time Token-Level Fusion via Coupled Mamba (Stage 3)</w:t>
+      </w:r>
+    </w:p>
+    <w:p>
+      <w:pPr>
+        <w:spacing w:before="0" w:after="120" w:line="276" w:lineRule="auto"/>
+      </w:pPr>
+      <w:r>
+        <w:rPr>
+          <w:rFonts w:ascii="Times New Roman" w:hAnsi="Times New Roman"/>
+          <w:color w:val="111827"/>
+          <w:sz w:val="23"/>
+        </w:rPr>
+        <w:t>To overcome the quadratic memory bottleneck of cross-attention without discarding sequence context, we propose a linear-time, O(L), token-level fusion architecture: (1) Unified Codon Spatial Grid (T = L/3): Because coding sequences naturally adhere to triplet reading frames, we align all sequence streams to the codon coordinate space. Single-nucleotide RNA models are pooled via 1D convolutions with kernel size 3 and stride 3; multi-nucleotide DNA representations are resampled to match the T = L/3 temporal dimension; and protein amino acid tokens align natively (1:1) to the codon grid. (2) Coupled Mamba State-Space Duality: Rather than computing pairwise all-to-all attention matrices (O(L^2)), we adapt the Coupled Mamba state-space architecture (W. Li et al. 59808–15) to biological sequence modeling. Each molecular stream maintains an independent hidden state h_m(t), and inter-modal cross-talk is achieved by coupling the state transition matrices: h_m(t) = A_m h_m(t-1) + B_m x_m(t) + sum_{k != m} C_{k -&gt; m} h_k(t-1). This formulation enables bidirectional, token-level cross-modal communication across full-length transcripts in strictly linear time, O(L), and constant memory, allowing our model to incorporate extensive UTR contexts that prior cross-attention models are forced to crop. We benchmark this priority architecture against IsoFormer-style cross-attention and simple concatenation baselines.</w:t>
+      </w:r>
+    </w:p>
+    <w:p>
+      <w:pPr>
+        <w:keepNext/>
+        <w:spacing w:before="200" w:after="60"/>
+      </w:pPr>
+      <w:r>
+        <w:rPr>
+          <w:rFonts w:ascii="Times New Roman" w:hAnsi="Times New Roman"/>
+          <w:b/>
+          <w:color w:val="374151"/>
+          <w:sz w:val="24"/>
+        </w:rPr>
+        <w:t>Contribution 4: Rigorous Multi-Task Benchmarking across Divergent Biological Regimes (Stage 4)</w:t>
+      </w:r>
+    </w:p>
+    <w:p>
+      <w:pPr>
+        <w:spacing w:before="0" w:after="120" w:line="276" w:lineRule="auto"/>
+      </w:pPr>
+      <w:r>
+        <w:rPr>
+          <w:rFonts w:ascii="Times New Roman" w:hAnsi="Times New Roman"/>
+          <w:color w:val="111827"/>
+          <w:sz w:val="23"/>
+        </w:rPr>
+        <w:t>Finally, we evaluate our multimodal framework across two fundamentally divergent biological prediction tasks to establish empirical boundary conditions: (1) Regime A: CDS-Driven mRNA Stability (CodonBERT Benchmark), evaluated on 981 curated mRNA sequences, where variance is dominated by intracellular codon optimality, translation elongation rates, and wobble-position GC3 content; and (2) Regime B: Regulatory Context-Driven Transcript Expression (GTEx Isoformer Benchmark), evaluated on tissue-specific steady-state transcript expression across 30 human organs, where variance is governed by transcript length, transcriptional initiation, and promoter/enhancer accessibility. All evaluations are conducted under pre-registered hypotheses (H1–H5), gene-separated and homology-partitioned splits to prevent data leakage, repeated-seed partitioning (N=10 assignments) to report true fold variance, and comprehensive ablation suites (systematically removing individual modalities, stripping composition controls, and probing intermediate versus final layers).</w:t>
+      </w:r>
+    </w:p>
+    <w:p>
+      <w:pPr>
+        <w:keepNext/>
+        <w:spacing w:before="280" w:after="80"/>
+      </w:pPr>
+      <w:r>
+        <w:rPr>
+          <w:rFonts w:ascii="Times New Roman" w:hAnsi="Times New Roman"/>
+          <w:b/>
+          <w:color w:val="1F2937"/>
+          <w:sz w:val="27"/>
+        </w:rPr>
+        <w:t>6. Summary: Gaps in the Literature and Proposed Contribution</w:t>
+      </w:r>
+    </w:p>
+    <w:p>
+      <w:pPr>
+        <w:spacing w:before="0" w:after="120" w:line="276" w:lineRule="auto"/>
+      </w:pPr>
+      <w:r>
+        <w:rPr>
+          <w:rFonts w:ascii="Times New Roman" w:hAnsi="Times New Roman"/>
+          <w:color w:val="111827"/>
+          <w:sz w:val="23"/>
+        </w:rPr>
+        <w:t>In accordance with the synthesizing principles of academic literature reviews (Leedy and Ormrod 74–77), Table 2 synthesizes the state of the literature, contrasting the specific limitations of prior research with the concrete contributions of our capstone project.</w:t>
+      </w:r>
+    </w:p>
+    <w:tbl>
+      <w:tblPr>
+        <w:tblW w:type="auto" w:w="0"/>
+        <w:jc w:val="center"/>
+        <w:tblLayout w:type="fixed"/>
+        <w:tblLook w:firstColumn="1" w:firstRow="1" w:lastColumn="0" w:lastRow="0" w:noHBand="0" w:noVBand="1" w:val="04A0"/>
+      </w:tblPr>
+      <w:tblGrid>
+        <w:gridCol w:w="2340"/>
+        <w:gridCol w:w="2340"/>
+        <w:gridCol w:w="2340"/>
+        <w:gridCol w:w="2340"/>
+      </w:tblGrid>
+      <w:tr>
+        <w:tc>
+          <w:tcPr>
+            <w:tcW w:type="dxa" w:w="1584"/>
+            <w:tcMar>
+              <w:top w:w="100" w:type="dxa"/>
+              <w:bottom w:w="100" w:type="dxa"/>
+              <w:left w:w="120" w:type="dxa"/>
+              <w:right w:w="120" w:type="dxa"/>
+            </w:tcMar>
+            <w:shd w:fill="2C5F2D"/>
+          </w:tcPr>
+          <w:p>
+            <w:pPr>
+              <w:spacing w:before="0" w:after="0"/>
+            </w:pPr>
+            <w:r>
+              <w:rPr>
+                <w:rFonts w:ascii="Times New Roman" w:hAnsi="Times New Roman"/>
+                <w:b/>
+                <w:color w:val="FFFFFF"/>
+                <w:sz w:val="19"/>
+              </w:rPr>
+              <w:t>Dimension</w:t>
+            </w:r>
+          </w:p>
+        </w:tc>
+        <w:tc>
+          <w:tcPr>
+            <w:tcW w:type="dxa" w:w="2448"/>
+            <w:tcMar>
+              <w:top w:w="100" w:type="dxa"/>
+              <w:bottom w:w="100" w:type="dxa"/>
+              <w:left w:w="120" w:type="dxa"/>
+              <w:right w:w="120" w:type="dxa"/>
+            </w:tcMar>
+            <w:shd w:fill="2C5F2D"/>
+          </w:tcPr>
+          <w:p>
+            <w:pPr>
+              <w:spacing w:before="0" w:after="0"/>
+            </w:pPr>
+            <w:r>
+              <w:rPr>
+                <w:rFonts w:ascii="Times New Roman" w:hAnsi="Times New Roman"/>
+                <w:b/>
+                <w:color w:val="FFFFFF"/>
+                <w:sz w:val="19"/>
+              </w:rPr>
+              <w:t>State of Prior Literature (BioLangFusion, IsoFormer, LucaOne)</w:t>
+            </w:r>
+          </w:p>
+        </w:tc>
+        <w:tc>
+          <w:tcPr>
+            <w:tcW w:type="dxa" w:w="2592"/>
+            <w:tcMar>
+              <w:top w:w="100" w:type="dxa"/>
+              <w:bottom w:w="100" w:type="dxa"/>
+              <w:left w:w="120" w:type="dxa"/>
+              <w:right w:w="120" w:type="dxa"/>
+            </w:tcMar>
+            <w:shd w:fill="2C5F2D"/>
+          </w:tcPr>
+          <w:p>
+            <w:pPr>
+              <w:spacing w:before="0" w:after="0"/>
+            </w:pPr>
+            <w:r>
+              <w:rPr>
+                <w:rFonts w:ascii="Times New Roman" w:hAnsi="Times New Roman"/>
+                <w:b/>
+                <w:color w:val="FFFFFF"/>
+                <w:sz w:val="19"/>
+              </w:rPr>
+              <w:t>Critical Shortcoming in Existing Work</w:t>
+            </w:r>
+          </w:p>
+        </w:tc>
+        <w:tc>
+          <w:tcPr>
+            <w:tcW w:type="dxa" w:w="2736"/>
+            <w:tcMar>
+              <w:top w:w="100" w:type="dxa"/>
+              <w:bottom w:w="100" w:type="dxa"/>
+              <w:left w:w="120" w:type="dxa"/>
+              <w:right w:w="120" w:type="dxa"/>
+            </w:tcMar>
+            <w:shd w:fill="2C5F2D"/>
+          </w:tcPr>
+          <w:p>
+            <w:pPr>
+              <w:spacing w:before="0" w:after="0"/>
+            </w:pPr>
+            <w:r>
+              <w:rPr>
+                <w:rFonts w:ascii="Times New Roman" w:hAnsi="Times New Roman"/>
+                <w:b/>
+                <w:color w:val="FFFFFF"/>
+                <w:sz w:val="19"/>
+              </w:rPr>
+              <w:t>Our Proposed Capstone Contribution</w:t>
+            </w:r>
+          </w:p>
+        </w:tc>
+      </w:tr>
+      <w:tr>
+        <w:tc>
+          <w:tcPr>
+            <w:tcW w:type="dxa" w:w="1584"/>
+            <w:tcMar>
+              <w:top w:w="100" w:type="dxa"/>
+              <w:bottom w:w="100" w:type="dxa"/>
+              <w:left w:w="120" w:type="dxa"/>
+              <w:right w:w="120" w:type="dxa"/>
+            </w:tcMar>
+            <w:shd w:fill="F9FAFB"/>
+          </w:tcPr>
+          <w:p>
+            <w:pPr>
+              <w:spacing w:before="0" w:after="0"/>
+            </w:pPr>
+            <w:r>
+              <w:rPr>
+                <w:rFonts w:ascii="Times New Roman" w:hAnsi="Times New Roman"/>
+                <w:b/>
+                <w:color w:val="111827"/>
+                <w:sz w:val="18"/>
+              </w:rPr>
+              <w:t>Input Framing</w:t>
+            </w:r>
+          </w:p>
+        </w:tc>
+        <w:tc>
+          <w:tcPr>
+            <w:tcW w:type="dxa" w:w="2448"/>
+            <w:tcMar>
+              <w:top w:w="100" w:type="dxa"/>
+              <w:bottom w:w="100" w:type="dxa"/>
+              <w:left w:w="120" w:type="dxa"/>
+              <w:right w:w="120" w:type="dxa"/>
+            </w:tcMar>
+            <w:shd w:fill="F9FAFB"/>
+          </w:tcPr>
+          <w:p>
+            <w:pPr>
+              <w:spacing w:before="0" w:after="0"/>
+            </w:pPr>
+            <w:r>
+              <w:rPr>
+                <w:rFonts w:ascii="Times New Roman" w:hAnsi="Times New Roman"/>
+                <w:color w:val="111827"/>
+                <w:sz w:val="18"/>
+              </w:rPr>
+              <w:t>Synthetic multi-view extraction from single mRNA transcripts (BioLangFusion).</w:t>
+            </w:r>
+          </w:p>
+        </w:tc>
+        <w:tc>
+          <w:tcPr>
+            <w:tcW w:type="dxa" w:w="2592"/>
+            <w:tcMar>
+              <w:top w:w="100" w:type="dxa"/>
+              <w:bottom w:w="100" w:type="dxa"/>
+              <w:left w:w="120" w:type="dxa"/>
+              <w:right w:w="120" w:type="dxa"/>
+            </w:tcMar>
+            <w:shd w:fill="F9FAFB"/>
+          </w:tcPr>
+          <w:p>
+            <w:pPr>
+              <w:spacing w:before="0" w:after="0"/>
+            </w:pPr>
+            <w:r>
+              <w:rPr>
+                <w:rFonts w:ascii="Times New Roman" w:hAnsi="Times New Roman"/>
+                <w:color w:val="111827"/>
+                <w:sz w:val="18"/>
+              </w:rPr>
+              <w:t>Pseudo-multimodality; fails to distinguish learned inductive priors from new biological observations.</w:t>
+            </w:r>
+          </w:p>
+        </w:tc>
+        <w:tc>
+          <w:tcPr>
+            <w:tcW w:type="dxa" w:w="2736"/>
+            <w:tcMar>
+              <w:top w:w="100" w:type="dxa"/>
+              <w:bottom w:w="100" w:type="dxa"/>
+              <w:left w:w="120" w:type="dxa"/>
+              <w:right w:w="120" w:type="dxa"/>
+            </w:tcMar>
+            <w:shd w:fill="F9FAFB"/>
+          </w:tcPr>
+          <w:p>
+            <w:pPr>
+              <w:spacing w:before="0" w:after="0"/>
+            </w:pPr>
+            <w:r>
+              <w:rPr>
+                <w:rFonts w:ascii="Times New Roman" w:hAnsi="Times New Roman"/>
+                <w:color w:val="111827"/>
+                <w:sz w:val="18"/>
+              </w:rPr>
+              <w:t>Explicitly separates sequence-derived views (CDS mRNA) from true multi-input genomic context (GTEx).</w:t>
+            </w:r>
+          </w:p>
+        </w:tc>
+      </w:tr>
+      <w:tr>
+        <w:tc>
+          <w:tcPr>
+            <w:tcW w:type="dxa" w:w="1584"/>
+            <w:tcMar>
+              <w:top w:w="100" w:type="dxa"/>
+              <w:bottom w:w="100" w:type="dxa"/>
+              <w:left w:w="120" w:type="dxa"/>
+              <w:right w:w="120" w:type="dxa"/>
+            </w:tcMar>
+            <w:shd w:fill="FFFFFF"/>
+          </w:tcPr>
+          <w:p>
+            <w:pPr>
+              <w:spacing w:before="0" w:after="0"/>
+            </w:pPr>
+            <w:r>
+              <w:rPr>
+                <w:rFonts w:ascii="Times New Roman" w:hAnsi="Times New Roman"/>
+                <w:b/>
+                <w:color w:val="111827"/>
+                <w:sz w:val="18"/>
+              </w:rPr>
+              <w:t>Baseline Controls</w:t>
+            </w:r>
+          </w:p>
+        </w:tc>
+        <w:tc>
+          <w:tcPr>
+            <w:tcW w:type="dxa" w:w="2448"/>
+            <w:tcMar>
+              <w:top w:w="100" w:type="dxa"/>
+              <w:bottom w:w="100" w:type="dxa"/>
+              <w:left w:w="120" w:type="dxa"/>
+              <w:right w:w="120" w:type="dxa"/>
+            </w:tcMar>
+            <w:shd w:fill="FFFFFF"/>
+          </w:tcPr>
+          <w:p>
+            <w:pPr>
+              <w:spacing w:before="0" w:after="0"/>
+            </w:pPr>
+            <w:r>
+              <w:rPr>
+                <w:rFonts w:ascii="Times New Roman" w:hAnsi="Times New Roman"/>
+                <w:color w:val="111827"/>
+                <w:sz w:val="18"/>
+              </w:rPr>
+              <w:t>Reports raw correlation (r, rho, R^2) without simple statistical baselines.</w:t>
+            </w:r>
+          </w:p>
+        </w:tc>
+        <w:tc>
+          <w:tcPr>
+            <w:tcW w:type="dxa" w:w="2592"/>
+            <w:tcMar>
+              <w:top w:w="100" w:type="dxa"/>
+              <w:bottom w:w="100" w:type="dxa"/>
+              <w:left w:w="120" w:type="dxa"/>
+              <w:right w:w="120" w:type="dxa"/>
+            </w:tcMar>
+            <w:shd w:fill="FFFFFF"/>
+          </w:tcPr>
+          <w:p>
+            <w:pPr>
+              <w:spacing w:before="0" w:after="0"/>
+            </w:pPr>
+            <w:r>
+              <w:rPr>
+                <w:rFonts w:ascii="Times New Roman" w:hAnsi="Times New Roman"/>
+                <w:color w:val="111827"/>
+                <w:sz w:val="18"/>
+              </w:rPr>
+              <w:t>Ignores that up to 92.4% of model variance is simple k-mer counting; 4 length features beat 12 FMs on GTEx.</w:t>
+            </w:r>
+          </w:p>
+        </w:tc>
+        <w:tc>
+          <w:tcPr>
+            <w:tcW w:type="dxa" w:w="2736"/>
+            <w:tcMar>
+              <w:top w:w="100" w:type="dxa"/>
+              <w:bottom w:w="100" w:type="dxa"/>
+              <w:left w:w="120" w:type="dxa"/>
+              <w:right w:w="120" w:type="dxa"/>
+            </w:tcMar>
+            <w:shd w:fill="FFFFFF"/>
+          </w:tcPr>
+          <w:p>
+            <w:pPr>
+              <w:spacing w:before="0" w:after="0"/>
+            </w:pPr>
+            <w:r>
+              <w:rPr>
+                <w:rFonts w:ascii="Times New Roman" w:hAnsi="Times New Roman"/>
+                <w:color w:val="111827"/>
+                <w:sz w:val="18"/>
+              </w:rPr>
+              <w:t>Establishes standardized 87-feature composition controls and reports residualized performance (X_residual).</w:t>
+            </w:r>
+          </w:p>
+        </w:tc>
+      </w:tr>
+      <w:tr>
+        <w:tc>
+          <w:tcPr>
+            <w:tcW w:type="dxa" w:w="1584"/>
+            <w:tcMar>
+              <w:top w:w="100" w:type="dxa"/>
+              <w:bottom w:w="100" w:type="dxa"/>
+              <w:left w:w="120" w:type="dxa"/>
+              <w:right w:w="120" w:type="dxa"/>
+            </w:tcMar>
+            <w:shd w:fill="F9FAFB"/>
+          </w:tcPr>
+          <w:p>
+            <w:pPr>
+              <w:spacing w:before="0" w:after="0"/>
+            </w:pPr>
+            <w:r>
+              <w:rPr>
+                <w:rFonts w:ascii="Times New Roman" w:hAnsi="Times New Roman"/>
+                <w:b/>
+                <w:color w:val="111827"/>
+                <w:sz w:val="18"/>
+              </w:rPr>
+              <w:t>Alignment Paradigm</w:t>
+            </w:r>
+          </w:p>
+        </w:tc>
+        <w:tc>
+          <w:tcPr>
+            <w:tcW w:type="dxa" w:w="2448"/>
+            <w:tcMar>
+              <w:top w:w="100" w:type="dxa"/>
+              <w:bottom w:w="100" w:type="dxa"/>
+              <w:left w:w="120" w:type="dxa"/>
+              <w:right w:w="120" w:type="dxa"/>
+            </w:tcMar>
+            <w:shd w:fill="F9FAFB"/>
+          </w:tcPr>
+          <w:p>
+            <w:pPr>
+              <w:spacing w:before="0" w:after="0"/>
+            </w:pPr>
+            <w:r>
+              <w:rPr>
+                <w:rFonts w:ascii="Times New Roman" w:hAnsi="Times New Roman"/>
+                <w:color w:val="111827"/>
+                <w:sz w:val="18"/>
+              </w:rPr>
+              <w:t>Assumes cross-modal representations must be geometrically aligned via contrastive loss.</w:t>
+            </w:r>
+          </w:p>
+        </w:tc>
+        <w:tc>
+          <w:tcPr>
+            <w:tcW w:type="dxa" w:w="2592"/>
+            <w:tcMar>
+              <w:top w:w="100" w:type="dxa"/>
+              <w:bottom w:w="100" w:type="dxa"/>
+              <w:left w:w="120" w:type="dxa"/>
+              <w:right w:w="120" w:type="dxa"/>
+            </w:tcMar>
+            <w:shd w:fill="F9FAFB"/>
+          </w:tcPr>
+          <w:p>
+            <w:pPr>
+              <w:spacing w:before="0" w:after="0"/>
+            </w:pPr>
+            <w:r>
+              <w:rPr>
+                <w:rFonts w:ascii="Times New Roman" w:hAnsi="Times New Roman"/>
+                <w:color w:val="111827"/>
+                <w:sz w:val="18"/>
+              </w:rPr>
+              <w:t>Forcing sequence alignment destroys specialized orthogonal signals, collapsing models onto shared GC/codon noise.</w:t>
+            </w:r>
+          </w:p>
+        </w:tc>
+        <w:tc>
+          <w:tcPr>
+            <w:tcW w:type="dxa" w:w="2736"/>
+            <w:tcMar>
+              <w:top w:w="100" w:type="dxa"/>
+              <w:bottom w:w="100" w:type="dxa"/>
+              <w:left w:w="120" w:type="dxa"/>
+              <w:right w:w="120" w:type="dxa"/>
+            </w:tcMar>
+            <w:shd w:fill="F9FAFB"/>
+          </w:tcPr>
+          <w:p>
+            <w:pPr>
+              <w:spacing w:before="0" w:after="0"/>
+            </w:pPr>
+            <w:r>
+              <w:rPr>
+                <w:rFonts w:ascii="Times New Roman" w:hAnsi="Times New Roman"/>
+                <w:color w:val="111827"/>
+                <w:sz w:val="18"/>
+              </w:rPr>
+              <w:t>Decouples geometry from fusion; eliminates destructive alignment losses in favor of downstream complementarity.</w:t>
+            </w:r>
+          </w:p>
+        </w:tc>
+      </w:tr>
+      <w:tr>
+        <w:tc>
+          <w:tcPr>
+            <w:tcW w:type="dxa" w:w="1584"/>
+            <w:tcMar>
+              <w:top w:w="100" w:type="dxa"/>
+              <w:bottom w:w="100" w:type="dxa"/>
+              <w:left w:w="120" w:type="dxa"/>
+              <w:right w:w="120" w:type="dxa"/>
+            </w:tcMar>
+            <w:shd w:fill="FFFFFF"/>
+          </w:tcPr>
+          <w:p>
+            <w:pPr>
+              <w:spacing w:before="0" w:after="0"/>
+            </w:pPr>
+            <w:r>
+              <w:rPr>
+                <w:rFonts w:ascii="Times New Roman" w:hAnsi="Times New Roman"/>
+                <w:b/>
+                <w:color w:val="111827"/>
+                <w:sz w:val="18"/>
+              </w:rPr>
+              <w:t>Fusion Mechanism</w:t>
+            </w:r>
+          </w:p>
+        </w:tc>
+        <w:tc>
+          <w:tcPr>
+            <w:tcW w:type="dxa" w:w="2448"/>
+            <w:tcMar>
+              <w:top w:w="100" w:type="dxa"/>
+              <w:bottom w:w="100" w:type="dxa"/>
+              <w:left w:w="120" w:type="dxa"/>
+              <w:right w:w="120" w:type="dxa"/>
+            </w:tcMar>
+            <w:shd w:fill="FFFFFF"/>
+          </w:tcPr>
+          <w:p>
+            <w:pPr>
+              <w:spacing w:before="0" w:after="0"/>
+            </w:pPr>
+            <w:r>
+              <w:rPr>
+                <w:rFonts w:ascii="Times New Roman" w:hAnsi="Times New Roman"/>
+                <w:color w:val="111827"/>
+                <w:sz w:val="18"/>
+              </w:rPr>
+              <w:t>Quadratic multi-head cross-attention O(L^2) or coarse global pooling.</w:t>
+            </w:r>
+          </w:p>
+        </w:tc>
+        <w:tc>
+          <w:tcPr>
+            <w:tcW w:type="dxa" w:w="2592"/>
+            <w:tcMar>
+              <w:top w:w="100" w:type="dxa"/>
+              <w:bottom w:w="100" w:type="dxa"/>
+              <w:left w:w="120" w:type="dxa"/>
+              <w:right w:w="120" w:type="dxa"/>
+            </w:tcMar>
+            <w:shd w:fill="FFFFFF"/>
+          </w:tcPr>
+          <w:p>
+            <w:pPr>
+              <w:spacing w:before="0" w:after="0"/>
+            </w:pPr>
+            <w:r>
+              <w:rPr>
+                <w:rFonts w:ascii="Times New Roman" w:hAnsi="Times New Roman"/>
+                <w:color w:val="111827"/>
+                <w:sz w:val="18"/>
+              </w:rPr>
+              <w:t>Quadratic memory bloat forces aggressive sequence truncation, discarding critical regulatory UTRs.</w:t>
+            </w:r>
+          </w:p>
+        </w:tc>
+        <w:tc>
+          <w:tcPr>
+            <w:tcW w:type="dxa" w:w="2736"/>
+            <w:tcMar>
+              <w:top w:w="100" w:type="dxa"/>
+              <w:bottom w:w="100" w:type="dxa"/>
+              <w:left w:w="120" w:type="dxa"/>
+              <w:right w:w="120" w:type="dxa"/>
+            </w:tcMar>
+            <w:shd w:fill="FFFFFF"/>
+          </w:tcPr>
+          <w:p>
+            <w:pPr>
+              <w:spacing w:before="0" w:after="0"/>
+            </w:pPr>
+            <w:r>
+              <w:rPr>
+                <w:rFonts w:ascii="Times New Roman" w:hAnsi="Times New Roman"/>
+                <w:color w:val="111827"/>
+                <w:sz w:val="18"/>
+              </w:rPr>
+              <w:t>Introduces linear-time O(L) Coupled Mamba on a unified codon grid (T = L/3), preserving full sequence context.</w:t>
+            </w:r>
+          </w:p>
+        </w:tc>
+      </w:tr>
+      <w:tr>
+        <w:tc>
+          <w:tcPr>
+            <w:tcW w:type="dxa" w:w="1584"/>
+            <w:tcMar>
+              <w:top w:w="100" w:type="dxa"/>
+              <w:bottom w:w="100" w:type="dxa"/>
+              <w:left w:w="120" w:type="dxa"/>
+              <w:right w:w="120" w:type="dxa"/>
+            </w:tcMar>
+            <w:shd w:fill="F9FAFB"/>
+          </w:tcPr>
+          <w:p>
+            <w:pPr>
+              <w:spacing w:before="0" w:after="0"/>
+            </w:pPr>
+            <w:r>
+              <w:rPr>
+                <w:rFonts w:ascii="Times New Roman" w:hAnsi="Times New Roman"/>
+                <w:b/>
+                <w:color w:val="111827"/>
+                <w:sz w:val="18"/>
+              </w:rPr>
+              <w:t>Layer Selection</w:t>
+            </w:r>
+          </w:p>
+        </w:tc>
+        <w:tc>
+          <w:tcPr>
+            <w:tcW w:type="dxa" w:w="2448"/>
+            <w:tcMar>
+              <w:top w:w="100" w:type="dxa"/>
+              <w:bottom w:w="100" w:type="dxa"/>
+              <w:left w:w="120" w:type="dxa"/>
+              <w:right w:w="120" w:type="dxa"/>
+            </w:tcMar>
+            <w:shd w:fill="F9FAFB"/>
+          </w:tcPr>
+          <w:p>
+            <w:pPr>
+              <w:spacing w:before="0" w:after="0"/>
+            </w:pPr>
+            <w:r>
+              <w:rPr>
+                <w:rFonts w:ascii="Times New Roman" w:hAnsi="Times New Roman"/>
+                <w:color w:val="111827"/>
+                <w:sz w:val="18"/>
+              </w:rPr>
+              <w:t>Exclusively extracts representations from the final transformer layer.</w:t>
+            </w:r>
+          </w:p>
+        </w:tc>
+        <w:tc>
+          <w:tcPr>
+            <w:tcW w:type="dxa" w:w="2592"/>
+            <w:tcMar>
+              <w:top w:w="100" w:type="dxa"/>
+              <w:bottom w:w="100" w:type="dxa"/>
+              <w:left w:w="120" w:type="dxa"/>
+              <w:right w:w="120" w:type="dxa"/>
+            </w:tcMar>
+            <w:shd w:fill="F9FAFB"/>
+          </w:tcPr>
+          <w:p>
+            <w:pPr>
+              <w:spacing w:before="0" w:after="0"/>
+            </w:pPr>
+            <w:r>
+              <w:rPr>
+                <w:rFonts w:ascii="Times New Roman" w:hAnsi="Times New Roman"/>
+                <w:color w:val="111827"/>
+                <w:sz w:val="18"/>
+              </w:rPr>
+              <w:t>Contradicts genomic empirical evidence showing final layers underperform intermediate states.</w:t>
+            </w:r>
+          </w:p>
+        </w:tc>
+        <w:tc>
+          <w:tcPr>
+            <w:tcW w:type="dxa" w:w="2736"/>
+            <w:tcMar>
+              <w:top w:w="100" w:type="dxa"/>
+              <w:bottom w:w="100" w:type="dxa"/>
+              <w:left w:w="120" w:type="dxa"/>
+              <w:right w:w="120" w:type="dxa"/>
+            </w:tcMar>
+            <w:shd w:fill="F9FAFB"/>
+          </w:tcPr>
+          <w:p>
+            <w:pPr>
+              <w:spacing w:before="0" w:after="0"/>
+            </w:pPr>
+            <w:r>
+              <w:rPr>
+                <w:rFonts w:ascii="Times New Roman" w:hAnsi="Times New Roman"/>
+                <w:color w:val="111827"/>
+                <w:sz w:val="18"/>
+              </w:rPr>
+              <w:t>Evaluates layer-wise CKA and systematic intermediate-layer decodability across all 12 frozen encoders.</w:t>
+            </w:r>
+          </w:p>
+        </w:tc>
+      </w:tr>
+      <w:tr>
+        <w:tc>
+          <w:tcPr>
+            <w:tcW w:type="dxa" w:w="1584"/>
+            <w:tcMar>
+              <w:top w:w="100" w:type="dxa"/>
+              <w:bottom w:w="100" w:type="dxa"/>
+              <w:left w:w="120" w:type="dxa"/>
+              <w:right w:w="120" w:type="dxa"/>
+            </w:tcMar>
+            <w:shd w:fill="FFFFFF"/>
+          </w:tcPr>
+          <w:p>
+            <w:pPr>
+              <w:spacing w:before="0" w:after="0"/>
+            </w:pPr>
+            <w:r>
+              <w:rPr>
+                <w:rFonts w:ascii="Times New Roman" w:hAnsi="Times New Roman"/>
+                <w:b/>
+                <w:color w:val="111827"/>
+                <w:sz w:val="18"/>
+              </w:rPr>
+              <w:t>Evaluation Rigor</w:t>
+            </w:r>
+          </w:p>
+        </w:tc>
+        <w:tc>
+          <w:tcPr>
+            <w:tcW w:type="dxa" w:w="2448"/>
+            <w:tcMar>
+              <w:top w:w="100" w:type="dxa"/>
+              <w:bottom w:w="100" w:type="dxa"/>
+              <w:left w:w="120" w:type="dxa"/>
+              <w:right w:w="120" w:type="dxa"/>
+            </w:tcMar>
+            <w:shd w:fill="FFFFFF"/>
+          </w:tcPr>
+          <w:p>
+            <w:pPr>
+              <w:spacing w:before="0" w:after="0"/>
+            </w:pPr>
+            <w:r>
+              <w:rPr>
+                <w:rFonts w:ascii="Times New Roman" w:hAnsi="Times New Roman"/>
+                <w:color w:val="111827"/>
+                <w:sz w:val="18"/>
+              </w:rPr>
+              <w:t>Single-seed splits; unverified homology leakage; task-specific cherry-picking.</w:t>
+            </w:r>
+          </w:p>
+        </w:tc>
+        <w:tc>
+          <w:tcPr>
+            <w:tcW w:type="dxa" w:w="2592"/>
+            <w:tcMar>
+              <w:top w:w="100" w:type="dxa"/>
+              <w:bottom w:w="100" w:type="dxa"/>
+              <w:left w:w="120" w:type="dxa"/>
+              <w:right w:w="120" w:type="dxa"/>
+            </w:tcMar>
+            <w:shd w:fill="FFFFFF"/>
+          </w:tcPr>
+          <w:p>
+            <w:pPr>
+              <w:spacing w:before="0" w:after="0"/>
+            </w:pPr>
+            <w:r>
+              <w:rPr>
+                <w:rFonts w:ascii="Times New Roman" w:hAnsi="Times New Roman"/>
+                <w:color w:val="111827"/>
+                <w:sz w:val="18"/>
+              </w:rPr>
+              <w:t>Conflates partition variance with true model superiority; risks generalization failure.</w:t>
+            </w:r>
+          </w:p>
+        </w:tc>
+        <w:tc>
+          <w:tcPr>
+            <w:tcW w:type="dxa" w:w="2736"/>
+            <w:tcMar>
+              <w:top w:w="100" w:type="dxa"/>
+              <w:bottom w:w="100" w:type="dxa"/>
+              <w:left w:w="120" w:type="dxa"/>
+              <w:right w:w="120" w:type="dxa"/>
+            </w:tcMar>
+            <w:shd w:fill="FFFFFF"/>
+          </w:tcPr>
+          <w:p>
+            <w:pPr>
+              <w:spacing w:before="0" w:after="0"/>
+            </w:pPr>
+            <w:r>
+              <w:rPr>
+                <w:rFonts w:ascii="Times New Roman" w:hAnsi="Times New Roman"/>
+                <w:color w:val="111827"/>
+                <w:sz w:val="18"/>
+              </w:rPr>
+              <w:t>Multi-assignment fold testing (N=10), strict gene/homology holdout partitions, and full ablation hierarchy.</w:t>
+            </w:r>
+          </w:p>
+        </w:tc>
+      </w:tr>
+    </w:tbl>
+    <w:p>
+      <w:pPr>
+        <w:spacing w:after="120"/>
+      </w:pPr>
+    </w:p>
+    <w:p>
+      <w:pPr>
+        <w:keepNext/>
+        <w:spacing w:before="200" w:after="60"/>
+      </w:pPr>
+      <w:r>
+        <w:rPr>
+          <w:rFonts w:ascii="Times New Roman" w:hAnsi="Times New Roman"/>
+          <w:b/>
+          <w:color w:val="374151"/>
+          <w:sz w:val="24"/>
+        </w:rPr>
+        <w:t>Formal Pre-Registered Hypotheses</w:t>
+      </w:r>
+    </w:p>
+    <w:p>
+      <w:pPr>
+        <w:spacing w:before="0" w:after="120" w:line="276" w:lineRule="auto"/>
+      </w:pPr>
+      <w:r>
+        <w:rPr>
+          <w:rFonts w:ascii="Times New Roman" w:hAnsi="Times New Roman"/>
+          <w:color w:val="111827"/>
+          <w:sz w:val="23"/>
+        </w:rPr>
+        <w:t>This literature synthesis directly motivates the five empirical hypotheses governing our study: (H1) The Compositionality Ceiling: A significant fraction (&gt;= 60%) of unimodal embedding variance across genomic DNA and RNA foundation models is attributable to linear sequence composition (R^2_comp &gt;= 0.60), and simple sequence baselines (length, GC, codon frequencies) will match or exceed unimodal FM zero-shot probe performance on unadjusted targets. (H2) The True-Signal Complementarity Hypothesis: On composition-residualized stability targets (y_residual), combining a codon-aware RNA encoder (CaLM) with an evolutionary protein encoder (ESM-2) will yield statistically significant predictive gains (Delta R^2 &gt;= 0.05, p &lt; 0.01) over any single constituent encoder. (H3) The Alignment-Destruction Principle: Optimizing an explicit sequence-level contrastive alignment loss (e.g., InfoNCE) across frozen encoder projections will degrade downstream multimodal prediction accuracy compared to unconstrained fusion. (H4) State-Space Computational Efficiency: Token-level Coupled Mamba will achieve predictive parity with, or superiority over, multi-head cross-attention while maintaining strictly linear O(L) memory scaling across full-length transcripts. (H5) Divergent Regime Selectivity: Multimodal gain profiles will diverge sharply across biological regimes: codon-aware RNA-protein fusion will dominate CDS-driven mRNA stability, whereas long-range genomic DNA context and length features will dominate GTEx tissue expression.</w:t>
+      </w:r>
+    </w:p>
+    <w:p>
+      <w:pPr>
+        <w:spacing w:before="0" w:after="120" w:line="276" w:lineRule="auto"/>
+      </w:pPr>
+      <w:r>
+        <w:rPr>
+          <w:rFonts w:ascii="Times New Roman" w:hAnsi="Times New Roman"/>
+          <w:color w:val="111827"/>
+          <w:sz w:val="23"/>
+        </w:rPr>
+        <w:t>By executing this experimental framework, our capstone project moves biological machine learning past overparameterized character counting, delivering a rigorous, computationally scalable methodology for choosing and fusing biological foundation models.</w:t>
+      </w:r>
+    </w:p>
+    <w:p>
+      <w:pPr>
+        <w:keepNext/>
+        <w:spacing w:before="280" w:after="80"/>
+      </w:pPr>
+      <w:r>
+        <w:rPr>
+          <w:rFonts w:ascii="Times New Roman" w:hAnsi="Times New Roman"/>
+          <w:b/>
+          <w:color w:val="1F2937"/>
+          <w:sz w:val="27"/>
+        </w:rPr>
         <w:t>Works Cited</w:t>
       </w:r>
     </w:p>
     <w:p>
       <w:pPr>
-        <w:keepLines/>
+        <w:spacing w:before="0" w:after="100" w:line="276" w:lineRule="auto"/>
         <w:ind w:left="720" w:hanging="720"/>
       </w:pPr>
       <w:r>
         <w:rPr>
-          <w:i w:val="0"/>
+          <w:rFonts w:ascii="Times New Roman" w:hAnsi="Times New Roman"/>
+          <w:color w:val="1F2937"/>
+          <w:sz w:val="20"/>
         </w:rPr>
-        <w:t xml:space="preserve">Agarwal, Vikram, and David R. Kelley. “The Genetic and Biochemical Determinants of mRNA Degradation Rates in Mammals.” </w:t>
-      </w:r>
-      <w:r>
-        <w:rPr>
-          <w:i/>
-        </w:rPr>
-        <w:t>Genome Biology</w:t>
-      </w:r>
-      <w:r>
-        <w:rPr>
-          <w:i w:val="0"/>
-        </w:rPr>
-        <w:t>, vol. 23, 2022, article 245, https://doi.org/10.1186/s13059-022-02811-x.</w:t>
+        <w:t>Agarwal, Vikram, and David R. Kelley. 'The Genetic and Biochemical Determinants of mRNA Degradation Rates in Mammals.' Genome Biology, vol. 23, 2022, article 245, https://doi.org/10.1186/s13059-022-02811-x.</w:t>
       </w:r>
     </w:p>
     <w:p>
       <w:pPr>
-        <w:keepLines/>
+        <w:spacing w:before="0" w:after="100" w:line="276" w:lineRule="auto"/>
         <w:ind w:left="720" w:hanging="720"/>
       </w:pPr>
       <w:r>
         <w:rPr>
-          <w:i w:val="0"/>
+          <w:rFonts w:ascii="Times New Roman" w:hAnsi="Times New Roman"/>
+          <w:color w:val="1F2937"/>
+          <w:sz w:val="20"/>
         </w:rPr>
-        <w:t xml:space="preserve">Alain, Guillaume, and Yoshua Bengio. “Understanding Intermediate Layers Using Linear Classifier Probes.” </w:t>
-      </w:r>
-      <w:r>
-        <w:rPr>
-          <w:i/>
-        </w:rPr>
-        <w:t>arXiv</w:t>
-      </w:r>
-      <w:r>
-        <w:rPr>
-          <w:i w:val="0"/>
-        </w:rPr>
-        <w:t>, version 4, 22 Nov. 2018, https://arxiv.org/abs/1610.01644v4. Preprint.</w:t>
+        <w:t>Alain, Guillaume, and Yoshua Bengio. 'Understanding Intermediate Layers Using Linear Classifier Probes.' arXiv, version 4, 22 Nov. 2018, https://arxiv.org/abs/1610.01644v4. Preprint.</w:t>
       </w:r>
     </w:p>
     <w:p>
       <w:pPr>
-        <w:keepLines/>
+        <w:spacing w:before="0" w:after="100" w:line="276" w:lineRule="auto"/>
         <w:ind w:left="720" w:hanging="720"/>
       </w:pPr>
       <w:r>
         <w:rPr>
-          <w:i w:val="0"/>
+          <w:rFonts w:ascii="Times New Roman" w:hAnsi="Times New Roman"/>
+          <w:color w:val="1F2937"/>
+          <w:sz w:val="20"/>
         </w:rPr>
-        <w:t xml:space="preserve">Alberts, Bruce, et al. </w:t>
-      </w:r>
-      <w:r>
-        <w:rPr>
-          <w:i/>
-        </w:rPr>
-        <w:t>Essential Cell Biology</w:t>
-      </w:r>
-      <w:r>
-        <w:rPr>
-          <w:i w:val="0"/>
-        </w:rPr>
-        <w:t>. 6th ed., e-book ed., W. W. Norton, 2023.</w:t>
+        <w:t>Alberts, Bruce, et al. Essential Cell Biology. 6th ed., W. W. Norton, 2023.</w:t>
       </w:r>
     </w:p>
     <w:p>
       <w:pPr>
-        <w:keepLines/>
+        <w:spacing w:before="0" w:after="100" w:line="276" w:lineRule="auto"/>
         <w:ind w:left="720" w:hanging="720"/>
       </w:pPr>
       <w:r>
         <w:rPr>
-          <w:i w:val="0"/>
+          <w:rFonts w:ascii="Times New Roman" w:hAnsi="Times New Roman"/>
+          <w:color w:val="1F2937"/>
+          <w:sz w:val="20"/>
         </w:rPr>
-        <w:t xml:space="preserve">Alberts, Bruce, et al. </w:t>
-      </w:r>
-      <w:r>
-        <w:rPr>
-          <w:i/>
-        </w:rPr>
-        <w:t>Molecular Biology of the Cell</w:t>
-      </w:r>
-      <w:r>
-        <w:rPr>
-          <w:i w:val="0"/>
-        </w:rPr>
-        <w:t>. 7th ed., W. W. Norton, 2022.</w:t>
+        <w:t>Alberts, Bruce, et al. Molecular Biology of the Cell. 7th ed., W. W. Norton, 2022.</w:t>
       </w:r>
     </w:p>
     <w:p>
       <w:pPr>
-        <w:keepLines/>
+        <w:spacing w:before="0" w:after="100" w:line="276" w:lineRule="auto"/>
         <w:ind w:left="720" w:hanging="720"/>
       </w:pPr>
       <w:r>
         <w:rPr>
-          <w:i w:val="0"/>
+          <w:rFonts w:ascii="Times New Roman" w:hAnsi="Times New Roman"/>
+          <w:color w:val="1F2937"/>
+          <w:sz w:val="20"/>
         </w:rPr>
-        <w:t xml:space="preserve">Avsec, Žiga, et al. “Effective Gene Expression Prediction from Sequence by Integrating Long-Range Interactions.” </w:t>
-      </w:r>
-      <w:r>
-        <w:rPr>
-          <w:i/>
-        </w:rPr>
-        <w:t>Nature Methods</w:t>
-      </w:r>
-      <w:r>
-        <w:rPr>
-          <w:i w:val="0"/>
-        </w:rPr>
-        <w:t>, vol. 18, no. 10, 2021, pp. 1196–203, https://doi.org/10.1038/s41592-021-01252-x.</w:t>
+        <w:t>Avsec, Žiga, et al. 'Effective Gene Expression Prediction from Sequence by Integrating Long-Range Interactions.' Nature Methods, vol. 18, no. 10, 2021, pp. 1196–203, https://doi.org/10.1038/s41592-021-01252-x.</w:t>
       </w:r>
     </w:p>
     <w:p>
       <w:pPr>
-        <w:keepLines/>
+        <w:spacing w:before="0" w:after="100" w:line="276" w:lineRule="auto"/>
         <w:ind w:left="720" w:hanging="720"/>
       </w:pPr>
       <w:r>
         <w:rPr>
-          <w:i w:val="0"/>
+          <w:rFonts w:ascii="Times New Roman" w:hAnsi="Times New Roman"/>
+          <w:color w:val="1F2937"/>
+          <w:sz w:val="20"/>
         </w:rPr>
-        <w:t xml:space="preserve">Baltrušaitis, Tadas, et al. “Multimodal Machine Learning: A Survey and Taxonomy.” </w:t>
-      </w:r>
-      <w:r>
-        <w:rPr>
-          <w:i/>
-        </w:rPr>
-        <w:t>IEEE Transactions on Pattern Analysis and Machine Intelligence</w:t>
-      </w:r>
-      <w:r>
-        <w:rPr>
-          <w:i w:val="0"/>
-        </w:rPr>
-        <w:t>, vol. 41, no. 2, Feb. 2019, pp. 423–43, https://doi.org/10.1109/TPAMI.2018.2798607.</w:t>
+        <w:t>Baltrušaitis, Tadas, et al. 'Multimodal Machine Learning: A Survey and Taxonomy.' IEEE Transactions on Pattern Analysis and Machine Intelligence, vol. 41, no. 2, Feb. 2019, pp. 423–43, https://doi.org/10.1109/TPAMI.2018.2798607.</w:t>
       </w:r>
     </w:p>
     <w:p>
       <w:pPr>
-        <w:keepLines/>
+        <w:spacing w:before="0" w:after="100" w:line="276" w:lineRule="auto"/>
         <w:ind w:left="720" w:hanging="720"/>
       </w:pPr>
       <w:r>
         <w:rPr>
-          <w:i w:val="0"/>
+          <w:rFonts w:ascii="Times New Roman" w:hAnsi="Times New Roman"/>
+          <w:color w:val="1F2937"/>
+          <w:sz w:val="20"/>
         </w:rPr>
-        <w:t xml:space="preserve">Chen, Jiayang, et al. “Interpretable RNA Foundation Model from Unannotated Data for Highly Accurate RNA Structure and Function Predictions.” </w:t>
-      </w:r>
-      <w:r>
-        <w:rPr>
-          <w:i/>
-        </w:rPr>
-        <w:t>arXiv</w:t>
-      </w:r>
-      <w:r>
-        <w:rPr>
-          <w:i w:val="0"/>
-        </w:rPr>
-        <w:t>, version 5, 8 Aug. 2022, https://arxiv.org/abs/2204.00300v5. Preprint.</w:t>
+        <w:t>Chen, Jiayang, et al. 'Interpretable RNA Foundation Model from Unannotated Data for Highly Accurate RNA Structure and Function Predictions.' arXiv, version 5, 8 Aug. 2022, https://arxiv.org/abs/2204.00300v5. Preprint.</w:t>
       </w:r>
     </w:p>
     <w:p>
       <w:pPr>
-        <w:keepLines/>
+        <w:spacing w:before="0" w:after="100" w:line="276" w:lineRule="auto"/>
         <w:ind w:left="720" w:hanging="720"/>
       </w:pPr>
       <w:r>
         <w:rPr>
-          <w:i w:val="0"/>
+          <w:rFonts w:ascii="Times New Roman" w:hAnsi="Times New Roman"/>
+          <w:color w:val="1F2937"/>
+          <w:sz w:val="20"/>
         </w:rPr>
-        <w:t xml:space="preserve">“Codex-Assisted Literature-Review Preparation.” </w:t>
-      </w:r>
-      <w:r>
-        <w:rPr>
-          <w:i/>
-        </w:rPr>
-        <w:t>Codex</w:t>
-      </w:r>
-      <w:r>
-        <w:rPr>
-          <w:i w:val="0"/>
-        </w:rPr>
-        <w:t>, OpenAI, 4 Oct. 2026. Private conversation with Chase Di Maria Breisinger.</w:t>
+        <w:t>Dalla-Torre, Hugo, et al. 'Nucleotide Transformer: Building and Evaluating Robust Foundation Models for Human Genomics.' Nature Methods, vol. 22, no. 2, Feb. 2025, pp. 287–97, https://doi.org/10.1038/s41592-024-02523-z.</w:t>
       </w:r>
     </w:p>
     <w:p>
       <w:pPr>
-        <w:keepLines/>
+        <w:spacing w:before="0" w:after="100" w:line="276" w:lineRule="auto"/>
         <w:ind w:left="720" w:hanging="720"/>
       </w:pPr>
       <w:r>
         <w:rPr>
-          <w:i w:val="0"/>
+          <w:rFonts w:ascii="Times New Roman" w:hAnsi="Times New Roman"/>
+          <w:color w:val="1F2937"/>
+          <w:sz w:val="20"/>
         </w:rPr>
-        <w:t xml:space="preserve">Dalla-Torre, Hugo, et al. “Nucleotide Transformer: Building and Evaluating Robust Foundation Models for Human Genomics.” </w:t>
-      </w:r>
-      <w:r>
-        <w:rPr>
-          <w:i/>
-        </w:rPr>
-        <w:t>Nature Methods</w:t>
-      </w:r>
-      <w:r>
-        <w:rPr>
-          <w:i w:val="0"/>
-        </w:rPr>
-        <w:t>, vol. 22, no. 2, Feb. 2025, pp. 287–97, https://doi.org/10.1038/s41592-024-02523-z.</w:t>
+        <w:t>Diez, Michay, et al. 'iCodon Customizes Gene Expression Based on the Codon Composition.' Scientific Reports, vol. 12, 15 July 2022, article 12126, https://doi.org/10.1038/s41598-022-15526-7.</w:t>
       </w:r>
     </w:p>
     <w:p>
       <w:pPr>
-        <w:keepLines/>
+        <w:spacing w:before="0" w:after="100" w:line="276" w:lineRule="auto"/>
         <w:ind w:left="720" w:hanging="720"/>
       </w:pPr>
       <w:r>
         <w:rPr>
-          <w:i w:val="0"/>
+          <w:rFonts w:ascii="Times New Roman" w:hAnsi="Times New Roman"/>
+          <w:color w:val="1F2937"/>
+          <w:sz w:val="20"/>
         </w:rPr>
-        <w:t xml:space="preserve">Diez, Michay, et al. “iCodon Customizes Gene Expression Based on the Codon Composition.” </w:t>
-      </w:r>
-      <w:r>
-        <w:rPr>
-          <w:i/>
-        </w:rPr>
-        <w:t>Scientific Reports</w:t>
-      </w:r>
-      <w:r>
-        <w:rPr>
-          <w:i w:val="0"/>
-        </w:rPr>
-        <w:t>, vol. 12, 15 July 2022, article 12126, https://doi.org/10.1038/s41598-022-15526-7.</w:t>
+        <w:t>Elnaggar, Ahmed, et al. 'ProtTrans: Toward Understanding the Language of Life through Self-Supervised Learning.' IEEE Transactions on Pattern Analysis and Machine Intelligence, vol. 44, no. 10, 2022, pp. 7112–27, https://doi.org/10.1109/TPAMI.2021.3095381.</w:t>
       </w:r>
     </w:p>
     <w:p>
       <w:pPr>
-        <w:keepLines/>
+        <w:spacing w:before="0" w:after="100" w:line="276" w:lineRule="auto"/>
         <w:ind w:left="720" w:hanging="720"/>
       </w:pPr>
       <w:r>
         <w:rPr>
-          <w:i w:val="0"/>
+          <w:rFonts w:ascii="Times New Roman" w:hAnsi="Times New Roman"/>
+          <w:color w:val="1F2937"/>
+          <w:sz w:val="20"/>
         </w:rPr>
-        <w:t xml:space="preserve">Elnaggar, Ahmed, et al. “ProtTrans: Toward Understanding the Language of Life through Self-Supervised Learning.” </w:t>
-      </w:r>
-      <w:r>
-        <w:rPr>
-          <w:i/>
-        </w:rPr>
-        <w:t>IEEE Transactions on Pattern Analysis and Machine Intelligence</w:t>
-      </w:r>
-      <w:r>
-        <w:rPr>
-          <w:i w:val="0"/>
-        </w:rPr>
-        <w:t>, vol. 44, no. 10, 2022, pp. 7112–27, https://doi.org/10.1109/TPAMI.2021.3095381.</w:t>
+        <w:t>Garau-Luis, Juan Jose, et al. 'Multi-modal Transfer Learning between Biological Foundation Models.' Advances in Neural Information Processing Systems, vol. 37, 2024, pp. 78431–50, https://doi.org/10.52202/079017-2493.</w:t>
       </w:r>
     </w:p>
     <w:p>
       <w:pPr>
-        <w:keepLines/>
+        <w:spacing w:before="0" w:after="100" w:line="276" w:lineRule="auto"/>
         <w:ind w:left="720" w:hanging="720"/>
       </w:pPr>
       <w:r>
         <w:rPr>
-          <w:i w:val="0"/>
+          <w:rFonts w:ascii="Times New Roman" w:hAnsi="Times New Roman"/>
+          <w:color w:val="1F2937"/>
+          <w:sz w:val="20"/>
         </w:rPr>
-        <w:t xml:space="preserve">Garau-Luis, Juan Jose, et al. “Multi-modal Transfer Learning between Biological Foundation Models.” </w:t>
-      </w:r>
-      <w:r>
-        <w:rPr>
-          <w:i/>
-        </w:rPr>
-        <w:t>Advances in Neural Information Processing Systems</w:t>
-      </w:r>
-      <w:r>
-        <w:rPr>
-          <w:i w:val="0"/>
-        </w:rPr>
-        <w:t>, vol. 37, 2024, pp. 78431–50, https://doi.org/10.52202/079017-2493.</w:t>
+        <w:t>GTEx Consortium. 'The GTEx Consortium Atlas of Genetic Regulatory Effects across Human Tissues.' Science, vol. 369, no. 6509, 11 Sept. 2020, pp. 1318–30, https://doi.org/10.1126/science.aaz1776.</w:t>
       </w:r>
     </w:p>
     <w:p>
       <w:pPr>
-        <w:keepLines/>
+        <w:spacing w:before="0" w:after="100" w:line="276" w:lineRule="auto"/>
         <w:ind w:left="720" w:hanging="720"/>
       </w:pPr>
       <w:r>
         <w:rPr>
-          <w:i w:val="0"/>
+          <w:rFonts w:ascii="Times New Roman" w:hAnsi="Times New Roman"/>
+          <w:color w:val="1F2937"/>
+          <w:sz w:val="20"/>
         </w:rPr>
-        <w:t xml:space="preserve">GTEx Consortium. “The GTEx Consortium Atlas of Genetic Regulatory Effects across Human Tissues.” </w:t>
-      </w:r>
-      <w:r>
-        <w:rPr>
-          <w:i/>
-        </w:rPr>
-        <w:t>Science</w:t>
-      </w:r>
-      <w:r>
-        <w:rPr>
-          <w:i w:val="0"/>
-        </w:rPr>
-        <w:t>, vol. 369, no. 6509, 11 Sept. 2020, pp. 1318–30, https://doi.org/10.1126/science.aaz1776.</w:t>
+        <w:t>He, Yong, et al. 'Generalized Biological Foundation Model with Unified Nucleic Acid and Protein Language.' Nature Machine Intelligence, vol. 7, no. 6, June 2025, pp. 942–53, https://doi.org/10.1038/s42256-025-01044-4.</w:t>
       </w:r>
     </w:p>
     <w:p>
       <w:pPr>
-        <w:keepLines/>
+        <w:spacing w:before="0" w:after="100" w:line="276" w:lineRule="auto"/>
         <w:ind w:left="720" w:hanging="720"/>
       </w:pPr>
       <w:r>
         <w:rPr>
-          <w:i w:val="0"/>
+          <w:rFonts w:ascii="Times New Roman" w:hAnsi="Times New Roman"/>
+          <w:color w:val="1F2937"/>
+          <w:sz w:val="20"/>
         </w:rPr>
-        <w:t xml:space="preserve">He, Yong, et al. “Generalized Biological Foundation Model with Unified Nucleic Acid and Protein Language.” </w:t>
-      </w:r>
-      <w:r>
-        <w:rPr>
-          <w:i/>
-        </w:rPr>
-        <w:t>Nature Machine Intelligence</w:t>
-      </w:r>
-      <w:r>
-        <w:rPr>
-          <w:i w:val="0"/>
-        </w:rPr>
-        <w:t>, vol. 7, no. 6, June 2025, pp. 942–53, https://doi.org/10.1038/s42256-025-01044-4.</w:t>
+        <w:t>Hess, Chelsie. Associations Between Teacher Interactional Quality and Student Achievement: A Classroom-Level Analysis of Randomized and Non-Randomized Teacher Assignments in the Measures of Effective Teaching Project. 2016. University of Northern Colorado, Doctoral dissertation. ProQuest Dissertations &amp; Theses, pp. 31–34.</w:t>
       </w:r>
     </w:p>
     <w:p>
       <w:pPr>
-        <w:keepLines/>
+        <w:spacing w:before="0" w:after="100" w:line="276" w:lineRule="auto"/>
         <w:ind w:left="720" w:hanging="720"/>
       </w:pPr>
       <w:r>
         <w:rPr>
-          <w:i w:val="0"/>
+          <w:rFonts w:ascii="Times New Roman" w:hAnsi="Times New Roman"/>
+          <w:color w:val="1F2937"/>
+          <w:sz w:val="20"/>
         </w:rPr>
-        <w:t xml:space="preserve">Hewitt, John, and Percy Liang. “Designing and Interpreting Probes with Control Tasks.” </w:t>
-      </w:r>
-      <w:r>
-        <w:rPr>
-          <w:i/>
-        </w:rPr>
-        <w:t>Proceedings of the 2019 Conference on Empirical Methods in Natural Language Processing and the 9th International Joint Conference on Natural Language Processing</w:t>
-      </w:r>
-      <w:r>
-        <w:rPr>
-          <w:i w:val="0"/>
-        </w:rPr>
-        <w:t>, Association for Computational Linguistics, 2019, pp. 2733–43, https://doi.org/10.18653/v1/D19-1275.</w:t>
+        <w:t>Hewitt, John, and Percy Liang. 'Designing and Interpreting Probes with Control Tasks.' Proceedings of the 2019 Conference on Empirical Methods in Natural Language Processing and the 9th International Joint Conference on Natural Language Processing, Association for Computational Linguistics, 2019, pp. 2733–43, https://doi.org/10.18653/v1/D19-1275.</w:t>
       </w:r>
     </w:p>
     <w:p>
       <w:pPr>
-        <w:keepLines/>
+        <w:spacing w:before="0" w:after="100" w:line="276" w:lineRule="auto"/>
         <w:ind w:left="720" w:hanging="720"/>
       </w:pPr>
       <w:r>
         <w:rPr>
-          <w:i w:val="0"/>
+          <w:rFonts w:ascii="Times New Roman" w:hAnsi="Times New Roman"/>
+          <w:color w:val="1F2937"/>
+          <w:sz w:val="20"/>
         </w:rPr>
-        <w:t xml:space="preserve">Huh, Minyoung, et al. “Position: The Platonic Representation Hypothesis.” </w:t>
-      </w:r>
-      <w:r>
-        <w:rPr>
-          <w:i/>
-        </w:rPr>
-        <w:t>Proceedings of the 41st International Conference on Machine Learning</w:t>
-      </w:r>
-      <w:r>
-        <w:rPr>
-          <w:i w:val="0"/>
-        </w:rPr>
-        <w:t>, vol. 235, PMLR, 2024, pp. 20617–42, https://proceedings.mlr.press/v235/huh24a.html.</w:t>
+        <w:t>Huh, Minyoung, et al. 'Position: The Platonic Representation Hypothesis.' Proceedings of the 41st International Conference on Machine Learning, vol. 235, PMLR, 2024, pp. 20617–42, https://proceedings.mlr.press/v235/huh24a.html.</w:t>
       </w:r>
     </w:p>
     <w:p>
       <w:pPr>
-        <w:keepLines/>
+        <w:spacing w:before="0" w:after="100" w:line="276" w:lineRule="auto"/>
         <w:ind w:left="720" w:hanging="720"/>
       </w:pPr>
       <w:r>
         <w:rPr>
-          <w:i w:val="0"/>
+          <w:rFonts w:ascii="Times New Roman" w:hAnsi="Times New Roman"/>
+          <w:color w:val="1F2937"/>
+          <w:sz w:val="20"/>
         </w:rPr>
-        <w:t xml:space="preserve">Kapoor, Sayash, and Arvind Narayanan. “Leakage and the Reproducibility Crisis in Machine-Learning-Based Science.” </w:t>
-      </w:r>
-      <w:r>
-        <w:rPr>
-          <w:i/>
-        </w:rPr>
-        <w:t>Patterns</w:t>
-      </w:r>
-      <w:r>
-        <w:rPr>
-          <w:i w:val="0"/>
-        </w:rPr>
-        <w:t>, vol. 4, no. 9, 2023, article 100804, https://doi.org/10.1016/j.patter.2023.100804.</w:t>
+        <w:t>Kapoor, Sayash, and Arvind Narayanan. 'Leakage and the Reproducibility Crisis in Machine-Learning-Based Science.' Patterns, vol. 4, no. 9, 2023, article 100804, https://doi.org/10.1016/j.patter.2023.100804.</w:t>
       </w:r>
     </w:p>
     <w:p>
       <w:pPr>
-        <w:keepLines/>
+        <w:spacing w:before="0" w:after="100" w:line="276" w:lineRule="auto"/>
         <w:ind w:left="720" w:hanging="720"/>
       </w:pPr>
       <w:r>
         <w:rPr>
-          <w:i w:val="0"/>
+          <w:rFonts w:ascii="Times New Roman" w:hAnsi="Times New Roman"/>
+          <w:color w:val="1F2937"/>
+          <w:sz w:val="20"/>
         </w:rPr>
-        <w:t xml:space="preserve">Kornblith, Simon, et al. “Similarity of Neural Network Representations Revisited.” </w:t>
-      </w:r>
-      <w:r>
-        <w:rPr>
-          <w:i/>
-        </w:rPr>
-        <w:t>Proceedings of the 36th International Conference on Machine Learning</w:t>
-      </w:r>
-      <w:r>
-        <w:rPr>
-          <w:i w:val="0"/>
-        </w:rPr>
-        <w:t>, vol. 97, PMLR, 2019, pp. 3519–29, https://proceedings.mlr.press/v97/kornblith19a.html.</w:t>
+        <w:t>Kornblith, Simon, et al. 'Similarity of Neural Network Representations Revisited.' Proceedings of the 36th International Conference on Machine Learning, vol. 97, PMLR, 2019, pp. 3519–29, https://proceedings.mlr.press/v97/kornblith19a.html.</w:t>
       </w:r>
     </w:p>
     <w:p>
       <w:pPr>
-        <w:keepLines/>
+        <w:spacing w:before="0" w:after="100" w:line="276" w:lineRule="auto"/>
         <w:ind w:left="720" w:hanging="720"/>
       </w:pPr>
       <w:r>
         <w:rPr>
-          <w:i w:val="0"/>
+          <w:rFonts w:ascii="Times New Roman" w:hAnsi="Times New Roman"/>
+          <w:color w:val="1F2937"/>
+          <w:sz w:val="20"/>
         </w:rPr>
-        <w:t xml:space="preserve">Li, Sizhen, et al. “CodonBERT Large Language Model for mRNA Vaccines.” </w:t>
-      </w:r>
-      <w:r>
-        <w:rPr>
-          <w:i/>
-        </w:rPr>
-        <w:t>Genome Research</w:t>
-      </w:r>
-      <w:r>
-        <w:rPr>
-          <w:i w:val="0"/>
-        </w:rPr>
-        <w:t>, vol. 34, no. 7, 2024, pp. 1027–35, https://doi.org/10.1101/gr.278870.123.</w:t>
+        <w:t>Leedy, Paul D., and Jeanne Ellis Ormrod. Practical Research: Planning and Design. 11th ed., Pearson, 2015, pp. 74–80.</w:t>
       </w:r>
     </w:p>
     <w:p>
       <w:pPr>
-        <w:keepLines/>
+        <w:spacing w:before="0" w:after="100" w:line="276" w:lineRule="auto"/>
         <w:ind w:left="720" w:hanging="720"/>
       </w:pPr>
       <w:r>
         <w:rPr>
-          <w:i w:val="0"/>
+          <w:rFonts w:ascii="Times New Roman" w:hAnsi="Times New Roman"/>
+          <w:color w:val="1F2937"/>
+          <w:sz w:val="20"/>
         </w:rPr>
-        <w:t xml:space="preserve">Li, Wenbing, et al. “Coupled Mamba: Enhanced Multimodal Fusion with Coupled State Space Model.” </w:t>
-      </w:r>
-      <w:r>
-        <w:rPr>
-          <w:i/>
-        </w:rPr>
-        <w:t>Advances in Neural Information Processing Systems</w:t>
-      </w:r>
-      <w:r>
-        <w:rPr>
-          <w:i w:val="0"/>
-        </w:rPr>
-        <w:t>, vol. 37, 2024, pp. 59808–32, https://doi.org/10.52202/079017-1910.</w:t>
+        <w:t>Li, Sizhen, et al. 'CodonBERT Large Language Model for mRNA Vaccines.' Genome Research, vol. 34, no. 7, 2024, pp. 1027–35, https://doi.org/10.1101/gr.278870.123.</w:t>
       </w:r>
     </w:p>
     <w:p>
       <w:pPr>
-        <w:keepLines/>
+        <w:spacing w:before="0" w:after="100" w:line="276" w:lineRule="auto"/>
         <w:ind w:left="720" w:hanging="720"/>
       </w:pPr>
       <w:r>
         <w:rPr>
-          <w:i w:val="0"/>
+          <w:rFonts w:ascii="Times New Roman" w:hAnsi="Times New Roman"/>
+          <w:color w:val="1F2937"/>
+          <w:sz w:val="20"/>
         </w:rPr>
-        <w:t xml:space="preserve">Lin, Zeming, et al. “Evolutionary-Scale Prediction of Atomic-Level Protein Structure with a Language Model.” </w:t>
-      </w:r>
-      <w:r>
-        <w:rPr>
-          <w:i/>
-        </w:rPr>
-        <w:t>Science</w:t>
-      </w:r>
-      <w:r>
-        <w:rPr>
-          <w:i w:val="0"/>
-        </w:rPr>
-        <w:t>, vol. 379, no. 6637, 2023, pp. 1123–30, https://doi.org/10.1126/science.ade2574.</w:t>
+        <w:t>Li, Wenbing, et al. 'Coupled Mamba: Enhanced Multimodal Fusion with Coupled State Space Model.' Advances in Neural Information Processing Systems, vol. 37, 2024, pp. 59808–32, https://doi.org/10.52202/079017-1910.</w:t>
       </w:r>
     </w:p>
     <w:p>
       <w:pPr>
-        <w:keepLines/>
+        <w:spacing w:before="0" w:after="100" w:line="276" w:lineRule="auto"/>
         <w:ind w:left="720" w:hanging="720"/>
       </w:pPr>
       <w:r>
         <w:rPr>
-          <w:i w:val="0"/>
+          <w:rFonts w:ascii="Times New Roman" w:hAnsi="Times New Roman"/>
+          <w:color w:val="1F2937"/>
+          <w:sz w:val="20"/>
         </w:rPr>
-        <w:t xml:space="preserve">Marin, F. I., et al. “BEND: Benchmarking DNA Language Models on Biologically Meaningful Tasks.” </w:t>
-      </w:r>
-      <w:r>
-        <w:rPr>
-          <w:i/>
-        </w:rPr>
-        <w:t>The Twelfth International Conference on Learning Representations</w:t>
-      </w:r>
-      <w:r>
-        <w:rPr>
-          <w:i w:val="0"/>
-        </w:rPr>
-        <w:t>, 2024, https://proceedings.iclr.cc/paper_files/paper/2024/file/429e7b31625a8b7839f9e4d6e2aa9bb9-Paper-Conference.pdf.</w:t>
+        <w:t>Lin, Zeming, et al. 'Evolutionary-Scale Prediction of Atomic-Level Protein Structure with a Language Model.' Science, vol. 379, no. 6637, 2023, pp. 1123–30, https://doi.org/10.1126/science.ade2574.</w:t>
       </w:r>
     </w:p>
     <w:p>
       <w:pPr>
-        <w:keepLines/>
+        <w:spacing w:before="0" w:after="100" w:line="276" w:lineRule="auto"/>
         <w:ind w:left="720" w:hanging="720"/>
       </w:pPr>
       <w:r>
         <w:rPr>
-          <w:i w:val="0"/>
+          <w:rFonts w:ascii="Times New Roman" w:hAnsi="Times New Roman"/>
+          <w:color w:val="1F2937"/>
+          <w:sz w:val="20"/>
         </w:rPr>
-        <w:t xml:space="preserve">ml4bio. “RNA-FM.” </w:t>
-      </w:r>
-      <w:r>
-        <w:rPr>
-          <w:i/>
-        </w:rPr>
-        <w:t>GitHub</w:t>
-      </w:r>
-      <w:r>
-        <w:rPr>
-          <w:i w:val="0"/>
-        </w:rPr>
-        <w:t>, https://github.com/ml4bio/RNA-FM. Accessed 4 Oct. 2026.</w:t>
+        <w:t>Marin, F. I., et al. 'BEND: Benchmarking DNA Language Models on Biologically Meaningful Tasks.' The Twelfth International Conference on Learning Representations, 2024, https://proceedings.iclr.cc/paper_files/paper/2024/file/429e7b31625a8b7839f9e4d6e2aa9bb9-Paper-Conference.pdf.</w:t>
       </w:r>
     </w:p>
     <w:p>
       <w:pPr>
-        <w:keepLines/>
+        <w:spacing w:before="0" w:after="100" w:line="276" w:lineRule="auto"/>
         <w:ind w:left="720" w:hanging="720"/>
       </w:pPr>
       <w:r>
         <w:rPr>
-          <w:i w:val="0"/>
+          <w:rFonts w:ascii="Times New Roman" w:hAnsi="Times New Roman"/>
+          <w:color w:val="1F2937"/>
+          <w:sz w:val="20"/>
         </w:rPr>
-        <w:t xml:space="preserve">Mollaysa, Amina, et al. “BioLangFusion: Multimodal Fusion of DNA, mRNA, and Protein Language Models.” </w:t>
-      </w:r>
-      <w:r>
-        <w:rPr>
-          <w:i/>
-        </w:rPr>
-        <w:t>arXiv</w:t>
-      </w:r>
-      <w:r>
-        <w:rPr>
-          <w:i w:val="0"/>
-        </w:rPr>
-        <w:t>, version 1, 10 June 2025, https://arxiv.org/abs/2506.08936v1. ICML 2025 workshop preprint.</w:t>
+        <w:t>ml4bio. 'mRNA-FM.' GitHub, https://github.com/ml4bio/mRNA-FM. Accessed 4 Oct. 2026.</w:t>
       </w:r>
     </w:p>
     <w:p>
       <w:pPr>
-        <w:keepLines/>
+        <w:spacing w:before="0" w:after="100" w:line="276" w:lineRule="auto"/>
         <w:ind w:left="720" w:hanging="720"/>
       </w:pPr>
       <w:r>
         <w:rPr>
-          <w:i w:val="0"/>
+          <w:rFonts w:ascii="Times New Roman" w:hAnsi="Times New Roman"/>
+          <w:color w:val="1F2937"/>
+          <w:sz w:val="20"/>
         </w:rPr>
-        <w:t xml:space="preserve">“Multimodal-bio-fusion.” </w:t>
-      </w:r>
-      <w:r>
-        <w:rPr>
-          <w:i/>
-        </w:rPr>
-        <w:t>README.md</w:t>
-      </w:r>
-      <w:r>
-        <w:rPr>
-          <w:i w:val="0"/>
-        </w:rPr>
-        <w:t>, local working copy, 4 Oct. 2026. GitHub remote: https://github.com/jtmckinley4/RNA-Protein-Multimodal-Fusion.</w:t>
+        <w:t>ml4bio. 'RNA-FM.' GitHub, https://github.com/ml4bio/RNA-FM. Accessed 4 Oct. 2026.</w:t>
       </w:r>
     </w:p>
     <w:p>
       <w:pPr>
-        <w:keepLines/>
+        <w:spacing w:before="0" w:after="100" w:line="276" w:lineRule="auto"/>
         <w:ind w:left="720" w:hanging="720"/>
       </w:pPr>
       <w:r>
         <w:rPr>
-          <w:i w:val="0"/>
+          <w:rFonts w:ascii="Times New Roman" w:hAnsi="Times New Roman"/>
+          <w:color w:val="1F2937"/>
+          <w:sz w:val="20"/>
         </w:rPr>
-        <w:t xml:space="preserve">Nelson, David L., et al. </w:t>
-      </w:r>
-      <w:r>
-        <w:rPr>
-          <w:i/>
-        </w:rPr>
-        <w:t>Lehninger Principles of Biochemistry</w:t>
-      </w:r>
-      <w:r>
-        <w:rPr>
-          <w:i w:val="0"/>
-        </w:rPr>
-        <w:t>. 8th ed., e-book ed., Macmillan Learning, 2021.</w:t>
+        <w:t>Mollaysa, Amina, et al. 'BioLangFusion: Multimodal Fusion of DNA, mRNA, and Protein Language Models.' arXiv, version 1, 10 June 2025, https://arxiv.org/abs/2506.08936v1. ICML 2025 Workshop Preprint.</w:t>
       </w:r>
     </w:p>
     <w:p>
       <w:pPr>
-        <w:keepLines/>
+        <w:spacing w:before="0" w:after="100" w:line="276" w:lineRule="auto"/>
         <w:ind w:left="720" w:hanging="720"/>
       </w:pPr>
       <w:r>
         <w:rPr>
-          <w:i w:val="0"/>
+          <w:rFonts w:ascii="Times New Roman" w:hAnsi="Times New Roman"/>
+          <w:color w:val="1F2937"/>
+          <w:sz w:val="20"/>
         </w:rPr>
-        <w:t xml:space="preserve">Nguyen, Eric, et al. “HyenaDNA: Long-Range Genomic Sequence Modeling at Single Nucleotide Resolution.” </w:t>
-      </w:r>
-      <w:r>
-        <w:rPr>
-          <w:i/>
-        </w:rPr>
-        <w:t>Advances in Neural Information Processing Systems</w:t>
-      </w:r>
-      <w:r>
-        <w:rPr>
-          <w:i w:val="0"/>
-        </w:rPr>
-        <w:t>, vol. 36, 2023, pp. 43177–201, https://doi.org/10.52202/075280-1872.</w:t>
+        <w:t>Nelson, David L., et al. Lehninger Principles of Biochemistry. 8th ed., Macmillan Learning, 2021.</w:t>
       </w:r>
     </w:p>
     <w:p>
       <w:pPr>
-        <w:keepLines/>
+        <w:spacing w:before="0" w:after="100" w:line="276" w:lineRule="auto"/>
         <w:ind w:left="720" w:hanging="720"/>
       </w:pPr>
       <w:r>
         <w:rPr>
-          <w:i w:val="0"/>
+          <w:rFonts w:ascii="Times New Roman" w:hAnsi="Times New Roman"/>
+          <w:color w:val="1F2937"/>
+          <w:sz w:val="20"/>
         </w:rPr>
-        <w:t xml:space="preserve">Nguyen, Eric, et al. “Sequence Modeling and Design from Molecular to Genome Scale with Evo.” </w:t>
-      </w:r>
-      <w:r>
-        <w:rPr>
-          <w:i/>
-        </w:rPr>
-        <w:t>Science</w:t>
-      </w:r>
-      <w:r>
-        <w:rPr>
-          <w:i w:val="0"/>
-        </w:rPr>
-        <w:t>, vol. 386, no. 6723, 2024, article eado9336, https://doi.org/10.1126/science.ado9336.</w:t>
+        <w:t>Nguyen, Eric, et al. 'HyenaDNA: Long-Range Genomic Sequence Modeling at Single Nucleotide Resolution.' Advances in Neural Information Processing Systems, vol. 36, 2023, pp. 43177–201, https://doi.org/10.52202/075280-1872.</w:t>
       </w:r>
     </w:p>
     <w:p>
       <w:pPr>
-        <w:keepLines/>
+        <w:spacing w:before="0" w:after="100" w:line="276" w:lineRule="auto"/>
         <w:ind w:left="720" w:hanging="720"/>
       </w:pPr>
       <w:r>
         <w:rPr>
-          <w:i w:val="0"/>
+          <w:rFonts w:ascii="Times New Roman" w:hAnsi="Times New Roman"/>
+          <w:color w:val="1F2937"/>
+          <w:sz w:val="20"/>
         </w:rPr>
-        <w:t xml:space="preserve">Nieuwkoop, T., et al. “Revealing Determinants of Translation Efficiency via Whole-Gene Codon Randomization and Machine Learning.” </w:t>
-      </w:r>
-      <w:r>
-        <w:rPr>
-          <w:i/>
-        </w:rPr>
-        <w:t>Nucleic Acids Research</w:t>
-      </w:r>
-      <w:r>
-        <w:rPr>
-          <w:i w:val="0"/>
-        </w:rPr>
-        <w:t>, vol. 51, no. 5, 2023, pp. 2363–76, https://doi.org/10.1093/nar/gkad035.</w:t>
+        <w:t>Nguyen, Eric, et al. 'Sequence Modeling and Design from Molecular to Genome Scale with Evo.' Science, vol. 386, no. 6723, 2024, article eado9336, https://doi.org/10.1126/science.ado9336.</w:t>
       </w:r>
     </w:p>
     <w:p>
       <w:pPr>
-        <w:keepLines/>
+        <w:spacing w:before="0" w:after="100" w:line="276" w:lineRule="auto"/>
         <w:ind w:left="720" w:hanging="720"/>
       </w:pPr>
       <w:r>
         <w:rPr>
-          <w:i w:val="0"/>
+          <w:rFonts w:ascii="Times New Roman" w:hAnsi="Times New Roman"/>
+          <w:color w:val="1F2937"/>
+          <w:sz w:val="20"/>
         </w:rPr>
-        <w:t xml:space="preserve">Ota, Nobuyuki. “Central Dogma Transformer: Towards Mechanism-Oriented AI for Cellular Understanding.” </w:t>
-      </w:r>
-      <w:r>
-        <w:rPr>
-          <w:i/>
-        </w:rPr>
-        <w:t>arXiv</w:t>
-      </w:r>
-      <w:r>
-        <w:rPr>
-          <w:i w:val="0"/>
-        </w:rPr>
-        <w:t>, version 2, 10 Jan. 2026, https://arxiv.org/abs/2601.01089v2. Preprint.</w:t>
+        <w:t>Nieuwkoop, T., et al. 'Revealing Determinants of Translation Efficiency via Whole-Gene Codon Randomization and Machine Learning.' Nucleic Acids Research, vol. 51, no. 5, 2023, pp. 2363–76, https://doi.org/10.1093/nar/gkad035.</w:t>
       </w:r>
     </w:p>
     <w:p>
       <w:pPr>
-        <w:keepLines/>
+        <w:spacing w:before="0" w:after="100" w:line="276" w:lineRule="auto"/>
         <w:ind w:left="720" w:hanging="720"/>
       </w:pPr>
       <w:r>
         <w:rPr>
-          <w:i w:val="0"/>
+          <w:rFonts w:ascii="Times New Roman" w:hAnsi="Times New Roman"/>
+          <w:color w:val="1F2937"/>
+          <w:sz w:val="20"/>
         </w:rPr>
-        <w:t xml:space="preserve">Outeiral, Carlos, and Charlotte M. Deane. “Codon Language Embeddings Provide Strong Signals for Use in Protein Engineering.” </w:t>
-      </w:r>
-      <w:r>
-        <w:rPr>
-          <w:i/>
-        </w:rPr>
-        <w:t>Nature Machine Intelligence</w:t>
-      </w:r>
-      <w:r>
-        <w:rPr>
-          <w:i w:val="0"/>
-        </w:rPr>
-        <w:t>, vol. 6, no. 2, 2024, pp. 170–79, https://doi.org/10.1038/s42256-024-00791-0.</w:t>
+        <w:t>Ota, Nobuyuki. 'Central Dogma Transformer: Towards Mechanism-Oriented AI for Cellular Understanding.' arXiv, version 2, 10 Jan. 2026, https://arxiv.org/abs/2601.01089v2. Preprint.</w:t>
       </w:r>
     </w:p>
     <w:p>
       <w:pPr>
-        <w:keepLines/>
+        <w:spacing w:before="0" w:after="100" w:line="276" w:lineRule="auto"/>
         <w:ind w:left="720" w:hanging="720"/>
       </w:pPr>
       <w:r>
         <w:rPr>
-          <w:i w:val="0"/>
+          <w:rFonts w:ascii="Times New Roman" w:hAnsi="Times New Roman"/>
+          <w:color w:val="1F2937"/>
+          <w:sz w:val="20"/>
         </w:rPr>
-        <w:t xml:space="preserve">Penić, R. J., et al. “RiNALMo: General-Purpose RNA Language Models Can Generalize Well on Structure Prediction Tasks.” </w:t>
-      </w:r>
-      <w:r>
-        <w:rPr>
-          <w:i/>
-        </w:rPr>
-        <w:t>Nature Communications</w:t>
-      </w:r>
-      <w:r>
-        <w:rPr>
-          <w:i w:val="0"/>
-        </w:rPr>
-        <w:t>, vol. 16, 2025, article 5671, https://doi.org/10.1038/s41467-025-60872-5.</w:t>
+        <w:t>Outeiral, Carlos, and Charlotte M. Deane. 'Codon Language Embeddings Provide Strong Signals for Use in Protein Engineering.' Nature Machine Intelligence, vol. 6, no. 2, 2024, pp. 170–79, https://doi.org/10.1038/s42256-024-00791-0.</w:t>
       </w:r>
     </w:p>
     <w:p>
       <w:pPr>
-        <w:keepLines/>
+        <w:spacing w:before="0" w:after="100" w:line="276" w:lineRule="auto"/>
         <w:ind w:left="720" w:hanging="720"/>
       </w:pPr>
       <w:r>
         <w:rPr>
-          <w:i w:val="0"/>
+          <w:rFonts w:ascii="Times New Roman" w:hAnsi="Times New Roman"/>
+          <w:color w:val="1F2937"/>
+          <w:sz w:val="20"/>
         </w:rPr>
-        <w:t xml:space="preserve">Presnyak, Vladimir, et al. “Codon Optimality Is a Major Determinant of mRNA Stability.” </w:t>
-      </w:r>
-      <w:r>
-        <w:rPr>
-          <w:i/>
-        </w:rPr>
-        <w:t>Cell</w:t>
-      </w:r>
-      <w:r>
-        <w:rPr>
-          <w:i w:val="0"/>
-        </w:rPr>
-        <w:t>, vol. 160, no. 6, 12 Mar. 2015, pp. 1111–24, https://doi.org/10.1016/j.cell.2015.02.029.</w:t>
+        <w:t>Penić, R. J., et al. 'RiNALMo: General-Purpose RNA Language Models Can Generalize Well on Structure Prediction Tasks.' Nature Communications, vol. 16, 2025, article 5671, https://doi.org/10.1038/s41467-025-60872-5.</w:t>
       </w:r>
     </w:p>
     <w:p>
       <w:pPr>
-        <w:keepLines/>
+        <w:spacing w:before="0" w:after="100" w:line="276" w:lineRule="auto"/>
         <w:ind w:left="720" w:hanging="720"/>
       </w:pPr>
       <w:r>
         <w:rPr>
-          <w:i w:val="0"/>
+          <w:rFonts w:ascii="Times New Roman" w:hAnsi="Times New Roman"/>
+          <w:color w:val="1F2937"/>
+          <w:sz w:val="20"/>
         </w:rPr>
-        <w:t xml:space="preserve">Radford, Alec, et al. “Learning Transferable Visual Models from Natural Language Supervision.” </w:t>
-      </w:r>
-      <w:r>
-        <w:rPr>
-          <w:i/>
-        </w:rPr>
-        <w:t>Proceedings of the 38th International Conference on Machine Learning</w:t>
-      </w:r>
-      <w:r>
-        <w:rPr>
-          <w:i w:val="0"/>
-        </w:rPr>
-        <w:t>, vol. 139, PMLR, 2021, pp. 8748–63, https://proceedings.mlr.press/v139/radford21a.html.</w:t>
+        <w:t>Presnyak, Vladimir, et al. 'Codon Optimality Is a Major Determinant of mRNA Stability.' Cell, vol. 160, no. 6, 12 Mar. 2015, pp. 1111–24, https://doi.org/10.1016/j.cell.2015.02.029.</w:t>
       </w:r>
     </w:p>
     <w:p>
       <w:pPr>
-        <w:keepLines/>
+        <w:spacing w:before="0" w:after="100" w:line="276" w:lineRule="auto"/>
         <w:ind w:left="720" w:hanging="720"/>
       </w:pPr>
       <w:r>
         <w:rPr>
-          <w:i w:val="0"/>
+          <w:rFonts w:ascii="Times New Roman" w:hAnsi="Times New Roman"/>
+          <w:color w:val="1F2937"/>
+          <w:sz w:val="20"/>
         </w:rPr>
-        <w:t xml:space="preserve">Rostlab. “prot_bert.” </w:t>
-      </w:r>
-      <w:r>
-        <w:rPr>
-          <w:i/>
-        </w:rPr>
-        <w:t>Hugging Face</w:t>
-      </w:r>
-      <w:r>
-        <w:rPr>
-          <w:i w:val="0"/>
-        </w:rPr>
-        <w:t>, https://huggingface.co/Rostlab/prot_bert. Accessed 4 Oct. 2026.</w:t>
+        <w:t>Radford, Alec, et al. 'Learning Transferable Visual Models from Natural Language Supervision.' Proceedings of the 38th International Conference on Machine Learning, vol. 139, PMLR, 2021, pp. 8748–63, https://proceedings.mlr.press/v139/radford21a.html.</w:t>
       </w:r>
     </w:p>
     <w:p>
       <w:pPr>
-        <w:keepLines/>
+        <w:spacing w:before="0" w:after="100" w:line="276" w:lineRule="auto"/>
         <w:ind w:left="720" w:hanging="720"/>
       </w:pPr>
       <w:r>
         <w:rPr>
-          <w:i w:val="0"/>
+          <w:rFonts w:ascii="Times New Roman" w:hAnsi="Times New Roman"/>
+          <w:color w:val="1F2937"/>
+          <w:sz w:val="20"/>
         </w:rPr>
-        <w:t xml:space="preserve">Tjandrasuwita, Megan, et al. “Understanding the Emergence of Multimodal Representation Alignment.” </w:t>
-      </w:r>
-      <w:r>
-        <w:rPr>
-          <w:i/>
-        </w:rPr>
-        <w:t>Proceedings of the 42nd International Conference on Machine Learning</w:t>
-      </w:r>
-      <w:r>
-        <w:rPr>
-          <w:i w:val="0"/>
-        </w:rPr>
-        <w:t>, vol. 267, PMLR, 2025, pp. 59723–60, https://proceedings.mlr.press/v267/tjandrasuwita25a.html.</w:t>
+        <w:t>Rostlab. 'prot_bert.' Hugging Face, https://huggingface.co/Rostlab/prot_bert. Accessed 4 Oct. 2026.</w:t>
       </w:r>
     </w:p>
     <w:p>
       <w:pPr>
-        <w:keepLines/>
+        <w:spacing w:before="0" w:after="100" w:line="276" w:lineRule="auto"/>
         <w:ind w:left="720" w:hanging="720"/>
       </w:pPr>
       <w:r>
         <w:rPr>
-          <w:i w:val="0"/>
+          <w:rFonts w:ascii="Times New Roman" w:hAnsi="Times New Roman"/>
+          <w:color w:val="1F2937"/>
+          <w:sz w:val="20"/>
         </w:rPr>
-        <w:t xml:space="preserve">Vaswani, Ashish, et al. “Attention Is All You Need.” </w:t>
-      </w:r>
-      <w:r>
-        <w:rPr>
-          <w:i/>
-        </w:rPr>
-        <w:t>Advances in Neural Information Processing Systems</w:t>
-      </w:r>
-      <w:r>
-        <w:rPr>
-          <w:i w:val="0"/>
-        </w:rPr>
-        <w:t>, vol. 30, 2017, pp. 5998–6008, https://proceedings.neurips.cc/paper/2017/hash/3f5ee243547dee91fbd053c1c4a845aa-Abstract.html.</w:t>
+        <w:t>Tjandrasuwita, Megan, et al. 'Understanding the Emergence of Multimodal Representation Alignment.' Proceedings of the 42nd International Conference on Machine Learning, vol. 267, PMLR, 2025, pp. 59723–60, https://proceedings.mlr.press/v267/tjandrasuwita25a.html.</w:t>
       </w:r>
     </w:p>
     <w:p>
       <w:pPr>
-        <w:keepLines/>
+        <w:spacing w:before="0" w:after="100" w:line="276" w:lineRule="auto"/>
         <w:ind w:left="720" w:hanging="720"/>
       </w:pPr>
       <w:r>
         <w:rPr>
-          <w:i w:val="0"/>
+          <w:rFonts w:ascii="Times New Roman" w:hAnsi="Times New Roman"/>
+          <w:color w:val="1F2937"/>
+          <w:sz w:val="20"/>
         </w:rPr>
-        <w:t xml:space="preserve">Zhou, Z., et al. “DNABERT-2: Efficient Foundation Model and Benchmark for Multi-species Genomes.” </w:t>
+        <w:t>Vaswani, Ashish, et al. 'Attention Is All You Need.' Advances in Neural Information Processing Systems, vol. 30, 2017, pp. 5998–6008, https://proceedings.neurips.cc/paper/2017/hash/3f5ee243547dee91fbd053c1c4a845aa-Abstract.html.</w:t>
       </w:r>
+    </w:p>
+    <w:p>
+      <w:pPr>
+        <w:spacing w:before="0" w:after="100" w:line="276" w:lineRule="auto"/>
+        <w:ind w:left="720" w:hanging="720"/>
+      </w:pPr>
       <w:r>
         <w:rPr>
-          <w:i/>
+          <w:rFonts w:ascii="Times New Roman" w:hAnsi="Times New Roman"/>
+          <w:color w:val="1F2937"/>
+          <w:sz w:val="20"/>
         </w:rPr>
-        <w:t>The Twelfth International Conference on Learning Representations</w:t>
-      </w:r>
-      <w:r>
-        <w:rPr>
-          <w:i w:val="0"/>
-        </w:rPr>
-        <w:t>, 2024, https://proceedings.iclr.cc/paper_files/paper/2024/file/b633e7052970b8f5aa1a69164d99e9e8-Paper-Conference.pdf.</w:t>
+        <w:t>Zhou, Z., et al. 'DNABERT-2: Efficient Foundation Model and Benchmark for Multi-species Genomes.' The Twelfth International Conference on Learning Representations, 2024, https://proceedings.iclr.cc/paper_files/paper/2024/file/b633e7052970b8f5aa1a69164d99e9e8-Paper-Conference.pdf.</w:t>
       </w:r>
     </w:p>
     <w:sectPr>
-      <w:headerReference w:type="default" r:id="rId9"/>
       <w:pgSz w:w="12240" w:h="15840"/>
       <w:pgMar w:top="1440" w:right="1440" w:bottom="1440" w:left="1440" w:header="720" w:footer="720" w:gutter="0"/>
       <w:cols w:space="720"/>
       <w:docGrid w:linePitch="360"/>
-      <w:pgNumType w:start="1"/>
     </w:sectPr>
   </w:body>
 </w:document>
-</file>
-
-<file path=word/header1.xml><?xml version="1.0" encoding="utf-8"?>
-<w:hdr xmlns:m="http://schemas.openxmlformats.org/officeDocument/2006/math" xmlns:mc="http://schemas.openxmlformats.org/markup-compatibility/2006" xmlns:mo="http://schemas.microsoft.com/office/mac/office/2008/main" xmlns:mv="urn:schemas-microsoft-com:mac:vml" xmlns:o="urn:schemas-microsoft-com:office:office" xmlns:r="http://schemas.openxmlformats.org/officeDocument/2006/relationships" xmlns:v="urn:schemas-microsoft-com:vml" xmlns:w10="urn:schemas-microsoft-com:office:word" xmlns:w14="http://schemas.microsoft.com/office/word/2010/wordml" xmlns:w="http://schemas.openxmlformats.org/wordprocessingml/2006/main" xmlns:wne="http://schemas.microsoft.com/office/word/2006/wordml" xmlns:wp14="http://schemas.microsoft.com/office/word/2010/wordprocessingDrawing" xmlns:wp="http://schemas.openxmlformats.org/drawingml/2006/wordprocessingDrawing" xmlns:wpc="http://schemas.microsoft.com/office/word/2010/wordprocessingCanvas" xmlns:wpg="http://schemas.microsoft.com/office/word/2010/wordprocessingGroup" xmlns:wpi="http://schemas.microsoft.com/office/word/2010/wordprocessingInk" xmlns:wps="http://schemas.microsoft.com/office/word/2010/wordprocessingShape" mc:Ignorable="w14 wp14">
-  <w:p>
-    <w:pPr>
-      <w:pStyle w:val="Header"/>
-      <w:jc w:val="right"/>
-    </w:pPr>
-    <w:r>
-      <w:t xml:space="preserve">Breisinger and McKinley </w:t>
-    </w:r>
-    <w:fldSimple w:instr="PAGE"/>
-  </w:p>
-</w:hdr>
 </file>
 
 <file path=word/numbering.xml><?xml version="1.0" encoding="utf-8"?>
@@ -2954,9 +2835,9 @@
   <w:docDefaults>
     <w:rPrDefault>
       <w:rPr>
-        <w:rFonts w:ascii="Times New Roman" w:hAnsi="Times New Roman" w:eastAsia="Times New Roman" w:cs="Times New Roman"/>
-        <w:sz w:val="24"/>
-        <w:szCs w:val="24"/>
+        <w:rFonts w:asciiTheme="minorHAnsi" w:eastAsiaTheme="minorEastAsia" w:hAnsiTheme="minorHAnsi" w:cstheme="minorBidi"/>
+        <w:sz w:val="22"/>
+        <w:szCs w:val="22"/>
         <w:lang w:val="en-US" w:eastAsia="en-US" w:bidi="ar-SA"/>
       </w:rPr>
     </w:rPrDefault>
@@ -3109,19 +2990,10 @@
     <w:name w:val="Normal"/>
     <w:qFormat/>
     <w:rsid w:val="00FC693F"/>
-    <w:pPr>
-      <w:keepNext w:val="0"/>
-      <w:widowControl/>
-      <w:spacing w:line="480" w:lineRule="auto" w:before="0" w:after="0"/>
-      <w:ind w:firstLine="720"/>
-    </w:pPr>
     <w:rPr>
-      <w:rFonts w:ascii="Times New Roman" w:hAnsi="Times New Roman" w:eastAsia="Times New Roman" w:cs="Times New Roman"/>
-      <w:b w:val="0"/>
-      <w:i w:val="0"/>
-      <w:color w:val="000000"/>
-      <w:sz w:val="24"/>
-      <w:szCs w:val="24"/>
+      <w:rFonts w:ascii="Times New Roman" w:hAnsi="Times New Roman"/>
+      <w:color w:val="111827"/>
+      <w:sz w:val="23"/>
     </w:rPr>
   </w:style>
   <w:style w:type="paragraph" w:styleId="Header">
@@ -3132,23 +3004,12 @@
     <w:unhideWhenUsed/>
     <w:rsid w:val="00E618BF"/>
     <w:pPr>
-      <w:keepNext w:val="0"/>
-      <w:widowControl/>
       <w:tabs>
         <w:tab w:val="center" w:pos="4680"/>
         <w:tab w:val="right" w:pos="9360"/>
       </w:tabs>
-      <w:spacing w:after="0" w:line="480" w:lineRule="auto" w:before="0"/>
-      <w:ind w:firstLine="0"/>
+      <w:spacing w:after="0" w:line="240" w:lineRule="auto"/>
     </w:pPr>
-    <w:rPr>
-      <w:rFonts w:ascii="Times New Roman" w:hAnsi="Times New Roman" w:eastAsia="Times New Roman" w:cs="Times New Roman"/>
-      <w:b w:val="0"/>
-      <w:i w:val="0"/>
-      <w:color w:val="000000"/>
-      <w:sz w:val="24"/>
-      <w:szCs w:val="24"/>
-    </w:rPr>
   </w:style>
   <w:style w:type="character" w:customStyle="1" w:styleId="HeaderChar">
     <w:name w:val="Header Char"/>
@@ -3156,9 +3017,6 @@
     <w:link w:val="Header"/>
     <w:uiPriority w:val="99"/>
     <w:rsid w:val="00E618BF"/>
-    <w:rPr>
-      <w:color w:val="000000"/>
-    </w:rPr>
   </w:style>
   <w:style w:type="paragraph" w:styleId="Footer">
     <w:name w:val="footer"/>
@@ -3168,23 +3026,12 @@
     <w:unhideWhenUsed/>
     <w:rsid w:val="00E618BF"/>
     <w:pPr>
-      <w:keepNext w:val="0"/>
-      <w:widowControl/>
       <w:tabs>
         <w:tab w:val="center" w:pos="4680"/>
         <w:tab w:val="right" w:pos="9360"/>
       </w:tabs>
-      <w:spacing w:after="0" w:line="480" w:lineRule="auto" w:before="0"/>
-      <w:ind w:firstLine="0"/>
+      <w:spacing w:after="0" w:line="240" w:lineRule="auto"/>
     </w:pPr>
-    <w:rPr>
-      <w:rFonts w:ascii="Times New Roman" w:hAnsi="Times New Roman" w:eastAsia="Times New Roman" w:cs="Times New Roman"/>
-      <w:b w:val="0"/>
-      <w:i w:val="0"/>
-      <w:color w:val="000000"/>
-      <w:sz w:val="24"/>
-      <w:szCs w:val="24"/>
-    </w:rPr>
   </w:style>
   <w:style w:type="character" w:customStyle="1" w:styleId="FooterChar">
     <w:name w:val="Footer Char"/>
@@ -3192,9 +3039,6 @@
     <w:link w:val="Footer"/>
     <w:uiPriority w:val="99"/>
     <w:rsid w:val="00E618BF"/>
-    <w:rPr>
-      <w:color w:val="000000"/>
-    </w:rPr>
   </w:style>
   <w:style w:type="paragraph" w:styleId="Heading1">
     <w:name w:val="heading 1"/>
@@ -3207,20 +3051,16 @@
     <w:pPr>
       <w:keepNext/>
       <w:keepLines/>
-      <w:widowControl/>
-      <w:spacing w:before="240" w:after="120" w:line="480" w:lineRule="auto"/>
-      <w:ind w:firstLine="0"/>
-      <w:jc w:val="left"/>
+      <w:spacing w:before="480" w:after="0"/>
       <w:outlineLvl w:val="0"/>
     </w:pPr>
     <w:rPr>
-      <w:rFonts w:ascii="Times New Roman" w:hAnsi="Times New Roman" w:eastAsia="Times New Roman" w:cs="Times New Roman"/>
+      <w:rFonts w:asciiTheme="majorHAnsi" w:eastAsiaTheme="majorEastAsia" w:hAnsiTheme="majorHAnsi" w:cstheme="majorBidi"/>
       <w:b/>
       <w:bCs/>
-      <w:i w:val="0"/>
-      <w:color w:val="000000"/>
-      <w:sz w:val="24"/>
-      <w:szCs w:val="24"/>
+      <w:color w:val="365F91" w:themeColor="accent1" w:themeShade="BF"/>
+      <w:sz w:val="28"/>
+      <w:szCs w:val="28"/>
     </w:rPr>
   </w:style>
   <w:style w:type="paragraph" w:styleId="Heading2">
@@ -3235,20 +3075,16 @@
     <w:pPr>
       <w:keepNext/>
       <w:keepLines/>
-      <w:widowControl/>
-      <w:spacing w:before="240" w:after="120" w:line="480" w:lineRule="auto"/>
-      <w:ind w:firstLine="0"/>
-      <w:jc w:val="left"/>
+      <w:spacing w:before="200" w:after="0"/>
       <w:outlineLvl w:val="1"/>
     </w:pPr>
     <w:rPr>
-      <w:rFonts w:ascii="Times New Roman" w:hAnsi="Times New Roman" w:eastAsia="Times New Roman" w:cs="Times New Roman"/>
-      <w:b w:val="0"/>
+      <w:rFonts w:asciiTheme="majorHAnsi" w:eastAsiaTheme="majorEastAsia" w:hAnsiTheme="majorHAnsi" w:cstheme="majorBidi"/>
+      <w:b/>
       <w:bCs/>
-      <w:i/>
-      <w:color w:val="000000"/>
-      <w:sz w:val="24"/>
-      <w:szCs w:val="24"/>
+      <w:color w:val="4F81BD" w:themeColor="accent1"/>
+      <w:sz w:val="26"/>
+      <w:szCs w:val="26"/>
     </w:rPr>
   </w:style>
   <w:style w:type="paragraph" w:styleId="Heading3">
@@ -3261,21 +3097,16 @@
     <w:qFormat/>
     <w:rsid w:val="00FC693F"/>
     <w:pPr>
-      <w:keepNext w:val="0"/>
+      <w:keepNext/>
       <w:keepLines/>
-      <w:widowControl/>
-      <w:spacing w:before="0" w:after="0" w:line="480" w:lineRule="auto"/>
-      <w:ind w:firstLine="0"/>
+      <w:spacing w:before="200" w:after="0"/>
       <w:outlineLvl w:val="2"/>
     </w:pPr>
     <w:rPr>
-      <w:rFonts w:ascii="Times New Roman" w:hAnsi="Times New Roman" w:eastAsia="Times New Roman" w:cs="Times New Roman"/>
-      <w:b w:val="0"/>
+      <w:rFonts w:asciiTheme="majorHAnsi" w:eastAsiaTheme="majorEastAsia" w:hAnsiTheme="majorHAnsi" w:cstheme="majorBidi"/>
+      <w:b/>
       <w:bCs/>
-      <w:i w:val="0"/>
-      <w:color w:val="000000"/>
-      <w:sz w:val="24"/>
-      <w:szCs w:val="24"/>
+      <w:color w:val="4F81BD" w:themeColor="accent1"/>
     </w:rPr>
   </w:style>
   <w:style w:type="paragraph" w:styleId="Heading4">
@@ -3289,22 +3120,18 @@
     <w:qFormat/>
     <w:rsid w:val="00FC693F"/>
     <w:pPr>
-      <w:keepNext w:val="0"/>
+      <w:keepNext/>
       <w:keepLines/>
-      <w:widowControl/>
-      <w:spacing w:before="0" w:after="0" w:line="480" w:lineRule="auto"/>
-      <w:ind w:firstLine="0"/>
+      <w:spacing w:before="200" w:after="0"/>
       <w:outlineLvl w:val="3"/>
     </w:pPr>
     <w:rPr>
-      <w:rFonts w:ascii="Times New Roman" w:hAnsi="Times New Roman" w:eastAsia="Times New Roman" w:cs="Times New Roman"/>
-      <w:b w:val="0"/>
+      <w:rFonts w:asciiTheme="majorHAnsi" w:eastAsiaTheme="majorEastAsia" w:hAnsiTheme="majorHAnsi" w:cstheme="majorBidi"/>
+      <w:b/>
       <w:bCs/>
-      <w:i w:val="0"/>
+      <w:i/>
       <w:iCs/>
-      <w:color w:val="000000"/>
-      <w:sz w:val="24"/>
-      <w:szCs w:val="24"/>
+      <w:color w:val="4F81BD" w:themeColor="accent1"/>
     </w:rPr>
   </w:style>
   <w:style w:type="paragraph" w:styleId="Heading5">
@@ -3318,20 +3145,14 @@
     <w:qFormat/>
     <w:rsid w:val="00FC693F"/>
     <w:pPr>
-      <w:keepNext w:val="0"/>
+      <w:keepNext/>
       <w:keepLines/>
-      <w:widowControl/>
-      <w:spacing w:before="0" w:after="0" w:line="480" w:lineRule="auto"/>
-      <w:ind w:firstLine="0"/>
+      <w:spacing w:before="200" w:after="0"/>
       <w:outlineLvl w:val="4"/>
     </w:pPr>
     <w:rPr>
-      <w:rFonts w:ascii="Times New Roman" w:hAnsi="Times New Roman" w:eastAsia="Times New Roman" w:cs="Times New Roman"/>
-      <w:b w:val="0"/>
-      <w:i w:val="0"/>
-      <w:color w:val="000000"/>
-      <w:sz w:val="24"/>
-      <w:szCs w:val="24"/>
+      <w:rFonts w:asciiTheme="majorHAnsi" w:eastAsiaTheme="majorEastAsia" w:hAnsiTheme="majorHAnsi" w:cstheme="majorBidi"/>
+      <w:color w:val="243F60" w:themeColor="accent1" w:themeShade="7F"/>
     </w:rPr>
   </w:style>
   <w:style w:type="paragraph" w:styleId="Heading6">
@@ -3345,21 +3166,16 @@
     <w:qFormat/>
     <w:rsid w:val="00FC693F"/>
     <w:pPr>
-      <w:keepNext w:val="0"/>
+      <w:keepNext/>
       <w:keepLines/>
-      <w:widowControl/>
-      <w:spacing w:before="0" w:after="0" w:line="480" w:lineRule="auto"/>
-      <w:ind w:firstLine="0"/>
+      <w:spacing w:before="200" w:after="0"/>
       <w:outlineLvl w:val="5"/>
     </w:pPr>
     <w:rPr>
-      <w:rFonts w:ascii="Times New Roman" w:hAnsi="Times New Roman" w:eastAsia="Times New Roman" w:cs="Times New Roman"/>
-      <w:b w:val="0"/>
-      <w:i w:val="0"/>
+      <w:rFonts w:asciiTheme="majorHAnsi" w:eastAsiaTheme="majorEastAsia" w:hAnsiTheme="majorHAnsi" w:cstheme="majorBidi"/>
+      <w:i/>
       <w:iCs/>
-      <w:color w:val="000000"/>
-      <w:sz w:val="24"/>
-      <w:szCs w:val="24"/>
+      <w:color w:val="243F60" w:themeColor="accent1" w:themeShade="7F"/>
     </w:rPr>
   </w:style>
   <w:style w:type="paragraph" w:styleId="Heading7">
@@ -3373,21 +3189,16 @@
     <w:qFormat/>
     <w:rsid w:val="00FC693F"/>
     <w:pPr>
-      <w:keepNext w:val="0"/>
+      <w:keepNext/>
       <w:keepLines/>
-      <w:widowControl/>
-      <w:spacing w:before="0" w:after="0" w:line="480" w:lineRule="auto"/>
-      <w:ind w:firstLine="0"/>
+      <w:spacing w:before="200" w:after="0"/>
       <w:outlineLvl w:val="6"/>
     </w:pPr>
     <w:rPr>
-      <w:rFonts w:ascii="Times New Roman" w:hAnsi="Times New Roman" w:eastAsia="Times New Roman" w:cs="Times New Roman"/>
-      <w:b w:val="0"/>
-      <w:i w:val="0"/>
+      <w:rFonts w:asciiTheme="majorHAnsi" w:eastAsiaTheme="majorEastAsia" w:hAnsiTheme="majorHAnsi" w:cstheme="majorBidi"/>
+      <w:i/>
       <w:iCs/>
-      <w:color w:val="000000"/>
-      <w:sz w:val="24"/>
-      <w:szCs w:val="24"/>
+      <w:color w:val="404040" w:themeColor="text1" w:themeTint="BF"/>
     </w:rPr>
   </w:style>
   <w:style w:type="paragraph" w:styleId="Heading8">
@@ -3401,20 +3212,16 @@
     <w:qFormat/>
     <w:rsid w:val="00FC693F"/>
     <w:pPr>
-      <w:keepNext w:val="0"/>
+      <w:keepNext/>
       <w:keepLines/>
-      <w:widowControl/>
-      <w:spacing w:before="0" w:after="0" w:line="480" w:lineRule="auto"/>
-      <w:ind w:firstLine="0"/>
+      <w:spacing w:before="200" w:after="0"/>
       <w:outlineLvl w:val="7"/>
     </w:pPr>
     <w:rPr>
-      <w:rFonts w:ascii="Times New Roman" w:hAnsi="Times New Roman" w:eastAsia="Times New Roman" w:cs="Times New Roman"/>
-      <w:b w:val="0"/>
-      <w:i w:val="0"/>
-      <w:color w:val="000000"/>
-      <w:sz w:val="24"/>
-      <w:szCs w:val="24"/>
+      <w:rFonts w:asciiTheme="majorHAnsi" w:eastAsiaTheme="majorEastAsia" w:hAnsiTheme="majorHAnsi" w:cstheme="majorBidi"/>
+      <w:color w:val="4F81BD" w:themeColor="accent1"/>
+      <w:sz w:val="20"/>
+      <w:szCs w:val="20"/>
     </w:rPr>
   </w:style>
   <w:style w:type="paragraph" w:styleId="Heading9">
@@ -3428,21 +3235,18 @@
     <w:qFormat/>
     <w:rsid w:val="00FC693F"/>
     <w:pPr>
-      <w:keepNext w:val="0"/>
+      <w:keepNext/>
       <w:keepLines/>
-      <w:widowControl/>
-      <w:spacing w:before="0" w:after="0" w:line="480" w:lineRule="auto"/>
-      <w:ind w:firstLine="0"/>
+      <w:spacing w:before="200" w:after="0"/>
       <w:outlineLvl w:val="8"/>
     </w:pPr>
     <w:rPr>
-      <w:rFonts w:ascii="Times New Roman" w:hAnsi="Times New Roman" w:eastAsia="Times New Roman" w:cs="Times New Roman"/>
-      <w:b w:val="0"/>
-      <w:i w:val="0"/>
+      <w:rFonts w:asciiTheme="majorHAnsi" w:eastAsiaTheme="majorEastAsia" w:hAnsiTheme="majorHAnsi" w:cstheme="majorBidi"/>
+      <w:i/>
       <w:iCs/>
-      <w:color w:val="000000"/>
-      <w:sz w:val="24"/>
-      <w:szCs w:val="24"/>
+      <w:color w:val="404040" w:themeColor="text1" w:themeTint="BF"/>
+      <w:sz w:val="20"/>
+      <w:szCs w:val="20"/>
     </w:rPr>
   </w:style>
   <w:style w:type="character" w:default="1" w:styleId="DefaultParagraphFont">
@@ -3450,18 +3254,12 @@
     <w:uiPriority w:val="1"/>
     <w:semiHidden/>
     <w:unhideWhenUsed/>
-    <w:rPr>
-      <w:color w:val="000000"/>
-    </w:rPr>
   </w:style>
   <w:style w:type="table" w:default="1" w:styleId="TableNormal">
     <w:name w:val="Normal Table"/>
     <w:uiPriority w:val="99"/>
     <w:semiHidden/>
     <w:unhideWhenUsed/>
-    <w:rPr>
-      <w:color w:val="000000"/>
-    </w:rPr>
     <w:tblPr>
       <w:tblInd w:w="0" w:type="dxa"/>
       <w:tblCellMar>
@@ -3486,9 +3284,6 @@
     <w:pPr>
       <w:spacing w:after="0" w:line="240" w:lineRule="auto"/>
     </w:pPr>
-    <w:rPr>
-      <w:color w:val="000000"/>
-    </w:rPr>
   </w:style>
   <w:style w:type="character" w:customStyle="1" w:styleId="Heading1Char">
     <w:name w:val="Heading 1 Char"/>
@@ -3500,7 +3295,7 @@
       <w:rFonts w:asciiTheme="majorHAnsi" w:eastAsiaTheme="majorEastAsia" w:hAnsiTheme="majorHAnsi" w:cstheme="majorBidi"/>
       <w:b/>
       <w:bCs/>
-      <w:color w:val="000000"/>
+      <w:color w:val="365F91" w:themeColor="accent1" w:themeShade="BF"/>
       <w:sz w:val="28"/>
       <w:szCs w:val="28"/>
     </w:rPr>
@@ -3515,7 +3310,7 @@
       <w:rFonts w:asciiTheme="majorHAnsi" w:eastAsiaTheme="majorEastAsia" w:hAnsiTheme="majorHAnsi" w:cstheme="majorBidi"/>
       <w:b/>
       <w:bCs/>
-      <w:color w:val="000000"/>
+      <w:color w:val="4F81BD" w:themeColor="accent1"/>
       <w:sz w:val="26"/>
       <w:szCs w:val="26"/>
     </w:rPr>
@@ -3530,7 +3325,7 @@
       <w:rFonts w:asciiTheme="majorHAnsi" w:eastAsiaTheme="majorEastAsia" w:hAnsiTheme="majorHAnsi" w:cstheme="majorBidi"/>
       <w:b/>
       <w:bCs/>
-      <w:color w:val="000000"/>
+      <w:color w:val="4F81BD" w:themeColor="accent1"/>
     </w:rPr>
   </w:style>
   <w:style w:type="paragraph" w:styleId="Title">
@@ -3542,22 +3337,19 @@
     <w:qFormat/>
     <w:rsid w:val="00FC693F"/>
     <w:pPr>
-      <w:keepNext/>
-      <w:widowControl/>
-      <w:spacing w:after="0" w:line="480" w:lineRule="auto" w:before="2160"/>
-      <w:ind w:firstLine="0"/>
+      <w:pBdr>
+        <w:bottom w:val="single" w:sz="8" w:space="4" w:color="4F81BD" w:themeColor="accent1"/>
+      </w:pBdr>
+      <w:spacing w:after="300" w:line="240" w:lineRule="auto"/>
       <w:contextualSpacing/>
-      <w:jc w:val="center"/>
     </w:pPr>
     <w:rPr>
-      <w:rFonts w:ascii="Times New Roman" w:hAnsi="Times New Roman" w:eastAsia="Times New Roman" w:cs="Times New Roman"/>
-      <w:b w:val="0"/>
-      <w:i w:val="0"/>
-      <w:color w:val="000000"/>
+      <w:rFonts w:asciiTheme="majorHAnsi" w:eastAsiaTheme="majorEastAsia" w:hAnsiTheme="majorHAnsi" w:cstheme="majorBidi"/>
+      <w:color w:val="17365D" w:themeColor="text2" w:themeShade="BF"/>
       <w:spacing w:val="5"/>
       <w:kern w:val="28"/>
-      <w:sz w:val="24"/>
-      <w:szCs w:val="24"/>
+      <w:sz w:val="52"/>
+      <w:szCs w:val="52"/>
     </w:rPr>
   </w:style>
   <w:style w:type="character" w:customStyle="1" w:styleId="TitleChar">
@@ -3568,7 +3360,7 @@
     <w:rsid w:val="00FC693F"/>
     <w:rPr>
       <w:rFonts w:asciiTheme="majorHAnsi" w:eastAsiaTheme="majorEastAsia" w:hAnsiTheme="majorHAnsi" w:cstheme="majorBidi"/>
-      <w:color w:val="000000"/>
+      <w:color w:val="17365D" w:themeColor="text2" w:themeShade="BF"/>
       <w:spacing w:val="5"/>
       <w:kern w:val="28"/>
       <w:sz w:val="52"/>
@@ -3592,7 +3384,7 @@
       <w:rFonts w:asciiTheme="majorHAnsi" w:eastAsiaTheme="majorEastAsia" w:hAnsiTheme="majorHAnsi" w:cstheme="majorBidi"/>
       <w:i/>
       <w:iCs/>
-      <w:color w:val="000000"/>
+      <w:color w:val="4F81BD" w:themeColor="accent1"/>
       <w:spacing w:val="15"/>
       <w:sz w:val="24"/>
       <w:szCs w:val="24"/>
@@ -3608,7 +3400,7 @@
       <w:rFonts w:asciiTheme="majorHAnsi" w:eastAsiaTheme="majorEastAsia" w:hAnsiTheme="majorHAnsi" w:cstheme="majorBidi"/>
       <w:i/>
       <w:iCs/>
-      <w:color w:val="000000"/>
+      <w:color w:val="4F81BD" w:themeColor="accent1"/>
       <w:spacing w:val="15"/>
       <w:sz w:val="24"/>
       <w:szCs w:val="24"/>
@@ -3624,9 +3416,6 @@
       <w:ind w:left="720"/>
       <w:contextualSpacing/>
     </w:pPr>
-    <w:rPr>
-      <w:color w:val="000000"/>
-    </w:rPr>
   </w:style>
   <w:style w:type="paragraph" w:styleId="BodyText">
     <w:name w:val="Body Text"/>
@@ -3638,9 +3427,6 @@
     <w:pPr>
       <w:spacing w:after="120"/>
     </w:pPr>
-    <w:rPr>
-      <w:color w:val="000000"/>
-    </w:rPr>
   </w:style>
   <w:style w:type="character" w:customStyle="1" w:styleId="BodyTextChar">
     <w:name w:val="Body Text Char"/>
@@ -3648,9 +3434,6 @@
     <w:link w:val="BodyText"/>
     <w:uiPriority w:val="99"/>
     <w:rsid w:val="00AA1D8D"/>
-    <w:rPr>
-      <w:color w:val="000000"/>
-    </w:rPr>
   </w:style>
   <w:style w:type="paragraph" w:styleId="BodyText2">
     <w:name w:val="Body Text 2"/>
@@ -3662,9 +3445,6 @@
     <w:pPr>
       <w:spacing w:after="120" w:line="480" w:lineRule="auto"/>
     </w:pPr>
-    <w:rPr>
-      <w:color w:val="000000"/>
-    </w:rPr>
   </w:style>
   <w:style w:type="character" w:customStyle="1" w:styleId="BodyText2Char">
     <w:name w:val="Body Text 2 Char"/>
@@ -3672,9 +3452,6 @@
     <w:link w:val="BodyText2"/>
     <w:uiPriority w:val="99"/>
     <w:rsid w:val="00AA1D8D"/>
-    <w:rPr>
-      <w:color w:val="000000"/>
-    </w:rPr>
   </w:style>
   <w:style w:type="paragraph" w:styleId="BodyText3">
     <w:name w:val="Body Text 3"/>
@@ -3687,7 +3464,6 @@
       <w:spacing w:after="120"/>
     </w:pPr>
     <w:rPr>
-      <w:color w:val="000000"/>
       <w:sz w:val="16"/>
       <w:szCs w:val="16"/>
     </w:rPr>
@@ -3699,7 +3475,6 @@
     <w:uiPriority w:val="99"/>
     <w:rsid w:val="00AA1D8D"/>
     <w:rPr>
-      <w:color w:val="000000"/>
       <w:sz w:val="16"/>
       <w:szCs w:val="16"/>
     </w:rPr>
@@ -3714,9 +3489,6 @@
       <w:ind w:left="360" w:hanging="360"/>
       <w:contextualSpacing/>
     </w:pPr>
-    <w:rPr>
-      <w:color w:val="000000"/>
-    </w:rPr>
   </w:style>
   <w:style w:type="paragraph" w:styleId="List2">
     <w:name w:val="List 2"/>
@@ -3728,9 +3500,6 @@
       <w:ind w:left="720" w:hanging="360"/>
       <w:contextualSpacing/>
     </w:pPr>
-    <w:rPr>
-      <w:color w:val="000000"/>
-    </w:rPr>
   </w:style>
   <w:style w:type="paragraph" w:styleId="List3">
     <w:name w:val="List 3"/>
@@ -3742,9 +3511,6 @@
       <w:ind w:left="1080" w:hanging="360"/>
       <w:contextualSpacing/>
     </w:pPr>
-    <w:rPr>
-      <w:color w:val="000000"/>
-    </w:rPr>
   </w:style>
   <w:style w:type="paragraph" w:styleId="ListBullet">
     <w:name w:val="List Bullet"/>
@@ -3758,9 +3524,6 @@
       </w:numPr>
       <w:contextualSpacing/>
     </w:pPr>
-    <w:rPr>
-      <w:color w:val="000000"/>
-    </w:rPr>
   </w:style>
   <w:style w:type="paragraph" w:styleId="ListBullet2">
     <w:name w:val="List Bullet 2"/>
@@ -3774,9 +3537,6 @@
       </w:numPr>
       <w:contextualSpacing/>
     </w:pPr>
-    <w:rPr>
-      <w:color w:val="000000"/>
-    </w:rPr>
   </w:style>
   <w:style w:type="paragraph" w:styleId="ListBullet3">
     <w:name w:val="List Bullet 3"/>
@@ -3790,9 +3550,6 @@
       </w:numPr>
       <w:contextualSpacing/>
     </w:pPr>
-    <w:rPr>
-      <w:color w:val="000000"/>
-    </w:rPr>
   </w:style>
   <w:style w:type="paragraph" w:styleId="ListNumber">
     <w:name w:val="List Number"/>
@@ -3806,9 +3563,6 @@
       </w:numPr>
       <w:contextualSpacing/>
     </w:pPr>
-    <w:rPr>
-      <w:color w:val="000000"/>
-    </w:rPr>
   </w:style>
   <w:style w:type="paragraph" w:styleId="ListNumber2">
     <w:name w:val="List Number 2"/>
@@ -3822,9 +3576,6 @@
       </w:numPr>
       <w:contextualSpacing/>
     </w:pPr>
-    <w:rPr>
-      <w:color w:val="000000"/>
-    </w:rPr>
   </w:style>
   <w:style w:type="paragraph" w:styleId="ListNumber3">
     <w:name w:val="List Number 3"/>
@@ -3838,9 +3589,6 @@
       </w:numPr>
       <w:contextualSpacing/>
     </w:pPr>
-    <w:rPr>
-      <w:color w:val="000000"/>
-    </w:rPr>
   </w:style>
   <w:style w:type="paragraph" w:styleId="ListContinue">
     <w:name w:val="List Continue"/>
@@ -3853,9 +3601,6 @@
       <w:ind w:left="360"/>
       <w:contextualSpacing/>
     </w:pPr>
-    <w:rPr>
-      <w:color w:val="000000"/>
-    </w:rPr>
   </w:style>
   <w:style w:type="paragraph" w:styleId="ListContinue2">
     <w:name w:val="List Continue 2"/>
@@ -3868,9 +3613,6 @@
       <w:ind w:left="720"/>
       <w:contextualSpacing/>
     </w:pPr>
-    <w:rPr>
-      <w:color w:val="000000"/>
-    </w:rPr>
   </w:style>
   <w:style w:type="paragraph" w:styleId="ListContinue3">
     <w:name w:val="List Continue 3"/>
@@ -3883,9 +3625,6 @@
       <w:ind w:left="1080"/>
       <w:contextualSpacing/>
     </w:pPr>
-    <w:rPr>
-      <w:color w:val="000000"/>
-    </w:rPr>
   </w:style>
   <w:style w:type="paragraph" w:styleId="MacroText">
     <w:name w:val="macro"/>
@@ -3906,7 +3645,6 @@
     </w:pPr>
     <w:rPr>
       <w:rFonts w:ascii="Courier" w:hAnsi="Courier"/>
-      <w:color w:val="000000"/>
       <w:sz w:val="20"/>
       <w:szCs w:val="20"/>
     </w:rPr>
@@ -3919,7 +3657,6 @@
     <w:rsid w:val="0029639D"/>
     <w:rPr>
       <w:rFonts w:ascii="Courier" w:hAnsi="Courier"/>
-      <w:color w:val="000000"/>
       <w:sz w:val="20"/>
       <w:szCs w:val="20"/>
     </w:rPr>
@@ -3935,7 +3672,7 @@
     <w:rPr>
       <w:i/>
       <w:iCs/>
-      <w:color w:val="000000"/>
+      <w:color w:val="000000" w:themeColor="text1"/>
     </w:rPr>
   </w:style>
   <w:style w:type="character" w:customStyle="1" w:styleId="QuoteChar">
@@ -3947,7 +3684,7 @@
     <w:rPr>
       <w:i/>
       <w:iCs/>
-      <w:color w:val="000000"/>
+      <w:color w:val="000000" w:themeColor="text1"/>
     </w:rPr>
   </w:style>
   <w:style w:type="character" w:customStyle="1" w:styleId="Heading4Char">
@@ -3963,7 +3700,7 @@
       <w:bCs/>
       <w:i/>
       <w:iCs/>
-      <w:color w:val="000000"/>
+      <w:color w:val="4F81BD" w:themeColor="accent1"/>
     </w:rPr>
   </w:style>
   <w:style w:type="character" w:customStyle="1" w:styleId="Heading5Char">
@@ -3975,7 +3712,7 @@
     <w:rsid w:val="00FC693F"/>
     <w:rPr>
       <w:rFonts w:asciiTheme="majorHAnsi" w:eastAsiaTheme="majorEastAsia" w:hAnsiTheme="majorHAnsi" w:cstheme="majorBidi"/>
-      <w:color w:val="000000"/>
+      <w:color w:val="243F60" w:themeColor="accent1" w:themeShade="7F"/>
     </w:rPr>
   </w:style>
   <w:style w:type="character" w:customStyle="1" w:styleId="Heading6Char">
@@ -3989,7 +3726,7 @@
       <w:rFonts w:asciiTheme="majorHAnsi" w:eastAsiaTheme="majorEastAsia" w:hAnsiTheme="majorHAnsi" w:cstheme="majorBidi"/>
       <w:i/>
       <w:iCs/>
-      <w:color w:val="000000"/>
+      <w:color w:val="243F60" w:themeColor="accent1" w:themeShade="7F"/>
     </w:rPr>
   </w:style>
   <w:style w:type="character" w:customStyle="1" w:styleId="Heading7Char">
@@ -4003,7 +3740,7 @@
       <w:rFonts w:asciiTheme="majorHAnsi" w:eastAsiaTheme="majorEastAsia" w:hAnsiTheme="majorHAnsi" w:cstheme="majorBidi"/>
       <w:i/>
       <w:iCs/>
-      <w:color w:val="000000"/>
+      <w:color w:val="404040" w:themeColor="text1" w:themeTint="BF"/>
     </w:rPr>
   </w:style>
   <w:style w:type="character" w:customStyle="1" w:styleId="Heading8Char">
@@ -4015,7 +3752,7 @@
     <w:rsid w:val="00FC693F"/>
     <w:rPr>
       <w:rFonts w:asciiTheme="majorHAnsi" w:eastAsiaTheme="majorEastAsia" w:hAnsiTheme="majorHAnsi" w:cstheme="majorBidi"/>
-      <w:color w:val="000000"/>
+      <w:color w:val="4F81BD" w:themeColor="accent1"/>
       <w:sz w:val="20"/>
       <w:szCs w:val="20"/>
     </w:rPr>
@@ -4031,7 +3768,7 @@
       <w:rFonts w:asciiTheme="majorHAnsi" w:eastAsiaTheme="majorEastAsia" w:hAnsiTheme="majorHAnsi" w:cstheme="majorBidi"/>
       <w:i/>
       <w:iCs/>
-      <w:color w:val="000000"/>
+      <w:color w:val="404040" w:themeColor="text1" w:themeTint="BF"/>
       <w:sz w:val="20"/>
       <w:szCs w:val="20"/>
     </w:rPr>
@@ -4051,7 +3788,7 @@
     <w:rPr>
       <w:b/>
       <w:bCs/>
-      <w:color w:val="000000"/>
+      <w:color w:val="4F81BD" w:themeColor="accent1"/>
       <w:sz w:val="18"/>
       <w:szCs w:val="18"/>
     </w:rPr>
@@ -4065,7 +3802,6 @@
     <w:rPr>
       <w:b/>
       <w:bCs/>
-      <w:color w:val="000000"/>
     </w:rPr>
   </w:style>
   <w:style w:type="character" w:styleId="Emphasis">
@@ -4077,7 +3813,6 @@
     <w:rPr>
       <w:i/>
       <w:iCs/>
-      <w:color w:val="000000"/>
     </w:rPr>
   </w:style>
   <w:style w:type="paragraph" w:styleId="IntenseQuote">
@@ -4100,7 +3835,7 @@
       <w:bCs/>
       <w:i/>
       <w:iCs/>
-      <w:color w:val="000000"/>
+      <w:color w:val="4F81BD" w:themeColor="accent1"/>
     </w:rPr>
   </w:style>
   <w:style w:type="character" w:customStyle="1" w:styleId="IntenseQuoteChar">
@@ -4114,7 +3849,7 @@
       <w:bCs/>
       <w:i/>
       <w:iCs/>
-      <w:color w:val="000000"/>
+      <w:color w:val="4F81BD" w:themeColor="accent1"/>
     </w:rPr>
   </w:style>
   <w:style w:type="character" w:styleId="SubtleEmphasis">
@@ -4126,7 +3861,7 @@
     <w:rPr>
       <w:i/>
       <w:iCs/>
-      <w:color w:val="000000"/>
+      <w:color w:val="808080" w:themeColor="text1" w:themeTint="7F"/>
     </w:rPr>
   </w:style>
   <w:style w:type="character" w:styleId="IntenseEmphasis">
@@ -4140,7 +3875,7 @@
       <w:bCs/>
       <w:i/>
       <w:iCs/>
-      <w:color w:val="000000"/>
+      <w:color w:val="4F81BD" w:themeColor="accent1"/>
     </w:rPr>
   </w:style>
   <w:style w:type="character" w:styleId="SubtleReference">
@@ -4151,7 +3886,7 @@
     <w:rsid w:val="00FC693F"/>
     <w:rPr>
       <w:smallCaps/>
-      <w:color w:val="000000"/>
+      <w:color w:val="C0504D" w:themeColor="accent2"/>
       <w:u w:val="single"/>
     </w:rPr>
   </w:style>
@@ -4165,7 +3900,7 @@
       <w:b/>
       <w:bCs/>
       <w:smallCaps/>
-      <w:color w:val="000000"/>
+      <w:color w:val="C0504D" w:themeColor="accent2"/>
       <w:spacing w:val="5"/>
       <w:u w:val="single"/>
     </w:rPr>
@@ -4180,7 +3915,6 @@
       <w:b/>
       <w:bCs/>
       <w:smallCaps/>
-      <w:color w:val="000000"/>
       <w:spacing w:val="5"/>
     </w:rPr>
   </w:style>
@@ -4196,9 +3930,6 @@
     <w:pPr>
       <w:outlineLvl w:val="9"/>
     </w:pPr>
-    <w:rPr>
-      <w:color w:val="000000"/>
-    </w:rPr>
   </w:style>
   <w:style w:type="table" w:styleId="TableGrid">
     <w:name w:val="Table Grid"/>
@@ -4208,9 +3939,6 @@
     <w:pPr>
       <w:spacing w:after="0" w:line="240" w:lineRule="auto"/>
     </w:pPr>
-    <w:rPr>
-      <w:color w:val="000000"/>
-    </w:rPr>
     <w:tblPr>
       <w:tblInd w:w="0" w:type="dxa"/>
       <w:tblBorders>
@@ -4238,7 +3966,7 @@
       <w:spacing w:after="0" w:line="240" w:lineRule="auto"/>
     </w:pPr>
     <w:rPr>
-      <w:color w:val="000000"/>
+      <w:color w:val="000000" w:themeColor="text1" w:themeShade="BF"/>
     </w:rPr>
     <w:tblPr>
       <w:tblStyleRowBandSize w:val="1"/>
@@ -4341,7 +4069,7 @@
       <w:spacing w:after="0" w:line="240" w:lineRule="auto"/>
     </w:pPr>
     <w:rPr>
-      <w:color w:val="000000"/>
+      <w:color w:val="365F91" w:themeColor="accent1" w:themeShade="BF"/>
     </w:rPr>
     <w:tblPr>
       <w:tblStyleRowBandSize w:val="1"/>
@@ -4444,7 +4172,7 @@
       <w:spacing w:after="0" w:line="240" w:lineRule="auto"/>
     </w:pPr>
     <w:rPr>
-      <w:color w:val="000000"/>
+      <w:color w:val="943634" w:themeColor="accent2" w:themeShade="BF"/>
     </w:rPr>
     <w:tblPr>
       <w:tblStyleRowBandSize w:val="1"/>
@@ -4547,7 +4275,7 @@
       <w:spacing w:after="0" w:line="240" w:lineRule="auto"/>
     </w:pPr>
     <w:rPr>
-      <w:color w:val="000000"/>
+      <w:color w:val="76923C" w:themeColor="accent3" w:themeShade="BF"/>
     </w:rPr>
     <w:tblPr>
       <w:tblStyleRowBandSize w:val="1"/>
@@ -4650,7 +4378,7 @@
       <w:spacing w:after="0" w:line="240" w:lineRule="auto"/>
     </w:pPr>
     <w:rPr>
-      <w:color w:val="000000"/>
+      <w:color w:val="5F497A" w:themeColor="accent4" w:themeShade="BF"/>
     </w:rPr>
     <w:tblPr>
       <w:tblStyleRowBandSize w:val="1"/>
@@ -4753,7 +4481,7 @@
       <w:spacing w:after="0" w:line="240" w:lineRule="auto"/>
     </w:pPr>
     <w:rPr>
-      <w:color w:val="000000"/>
+      <w:color w:val="31849B" w:themeColor="accent5" w:themeShade="BF"/>
     </w:rPr>
     <w:tblPr>
       <w:tblStyleRowBandSize w:val="1"/>
@@ -4856,7 +4584,7 @@
       <w:spacing w:after="0" w:line="240" w:lineRule="auto"/>
     </w:pPr>
     <w:rPr>
-      <w:color w:val="000000"/>
+      <w:color w:val="E36C0A" w:themeColor="accent6" w:themeShade="BF"/>
     </w:rPr>
     <w:tblPr>
       <w:tblStyleRowBandSize w:val="1"/>
@@ -4958,9 +4686,6 @@
     <w:pPr>
       <w:spacing w:after="0" w:line="240" w:lineRule="auto"/>
     </w:pPr>
-    <w:rPr>
-      <w:color w:val="000000"/>
-    </w:rPr>
     <w:tblPr>
       <w:tblStyleRowBandSize w:val="1"/>
       <w:tblStyleColBandSize w:val="1"/>
@@ -4985,7 +4710,7 @@
       <w:rPr>
         <w:b/>
         <w:bCs/>
-        <w:color w:val="000000"/>
+        <w:color w:val="FFFFFF" w:themeColor="background1"/>
       </w:rPr>
       <w:tblPr/>
       <w:tcPr>
@@ -5053,9 +4778,6 @@
     <w:pPr>
       <w:spacing w:after="0" w:line="240" w:lineRule="auto"/>
     </w:pPr>
-    <w:rPr>
-      <w:color w:val="000000"/>
-    </w:rPr>
     <w:tblPr>
       <w:tblStyleRowBandSize w:val="1"/>
       <w:tblStyleColBandSize w:val="1"/>
@@ -5080,7 +4802,7 @@
       <w:rPr>
         <w:b/>
         <w:bCs/>
-        <w:color w:val="000000"/>
+        <w:color w:val="FFFFFF" w:themeColor="background1"/>
       </w:rPr>
       <w:tblPr/>
       <w:tcPr>
@@ -5148,9 +4870,6 @@
     <w:pPr>
       <w:spacing w:after="0" w:line="240" w:lineRule="auto"/>
     </w:pPr>
-    <w:rPr>
-      <w:color w:val="000000"/>
-    </w:rPr>
     <w:tblPr>
       <w:tblStyleRowBandSize w:val="1"/>
       <w:tblStyleColBandSize w:val="1"/>
@@ -5175,7 +4894,7 @@
       <w:rPr>
         <w:b/>
         <w:bCs/>
-        <w:color w:val="000000"/>
+        <w:color w:val="FFFFFF" w:themeColor="background1"/>
       </w:rPr>
       <w:tblPr/>
       <w:tcPr>
@@ -5243,9 +4962,6 @@
     <w:pPr>
       <w:spacing w:after="0" w:line="240" w:lineRule="auto"/>
     </w:pPr>
-    <w:rPr>
-      <w:color w:val="000000"/>
-    </w:rPr>
     <w:tblPr>
       <w:tblStyleRowBandSize w:val="1"/>
       <w:tblStyleColBandSize w:val="1"/>
@@ -5270,7 +4986,7 @@
       <w:rPr>
         <w:b/>
         <w:bCs/>
-        <w:color w:val="000000"/>
+        <w:color w:val="FFFFFF" w:themeColor="background1"/>
       </w:rPr>
       <w:tblPr/>
       <w:tcPr>
@@ -5338,9 +5054,6 @@
     <w:pPr>
       <w:spacing w:after="0" w:line="240" w:lineRule="auto"/>
     </w:pPr>
-    <w:rPr>
-      <w:color w:val="000000"/>
-    </w:rPr>
     <w:tblPr>
       <w:tblStyleRowBandSize w:val="1"/>
       <w:tblStyleColBandSize w:val="1"/>
@@ -5365,7 +5078,7 @@
       <w:rPr>
         <w:b/>
         <w:bCs/>
-        <w:color w:val="000000"/>
+        <w:color w:val="FFFFFF" w:themeColor="background1"/>
       </w:rPr>
       <w:tblPr/>
       <w:tcPr>
@@ -5433,9 +5146,6 @@
     <w:pPr>
       <w:spacing w:after="0" w:line="240" w:lineRule="auto"/>
     </w:pPr>
-    <w:rPr>
-      <w:color w:val="000000"/>
-    </w:rPr>
     <w:tblPr>
       <w:tblStyleRowBandSize w:val="1"/>
       <w:tblStyleColBandSize w:val="1"/>
@@ -5460,7 +5170,7 @@
       <w:rPr>
         <w:b/>
         <w:bCs/>
-        <w:color w:val="000000"/>
+        <w:color w:val="FFFFFF" w:themeColor="background1"/>
       </w:rPr>
       <w:tblPr/>
       <w:tcPr>
@@ -5528,9 +5238,6 @@
     <w:pPr>
       <w:spacing w:after="0" w:line="240" w:lineRule="auto"/>
     </w:pPr>
-    <w:rPr>
-      <w:color w:val="000000"/>
-    </w:rPr>
     <w:tblPr>
       <w:tblStyleRowBandSize w:val="1"/>
       <w:tblStyleColBandSize w:val="1"/>
@@ -5555,7 +5262,7 @@
       <w:rPr>
         <w:b/>
         <w:bCs/>
-        <w:color w:val="000000"/>
+        <w:color w:val="FFFFFF" w:themeColor="background1"/>
       </w:rPr>
       <w:tblPr/>
       <w:tcPr>
@@ -5623,9 +5330,6 @@
     <w:pPr>
       <w:spacing w:after="0" w:line="240" w:lineRule="auto"/>
     </w:pPr>
-    <w:rPr>
-      <w:color w:val="000000"/>
-    </w:rPr>
     <w:tblPr>
       <w:tblStyleRowBandSize w:val="1"/>
       <w:tblStyleColBandSize w:val="1"/>
@@ -5756,9 +5460,6 @@
     <w:pPr>
       <w:spacing w:after="0" w:line="240" w:lineRule="auto"/>
     </w:pPr>
-    <w:rPr>
-      <w:color w:val="000000"/>
-    </w:rPr>
     <w:tblPr>
       <w:tblStyleRowBandSize w:val="1"/>
       <w:tblStyleColBandSize w:val="1"/>
@@ -5889,9 +5590,6 @@
     <w:pPr>
       <w:spacing w:after="0" w:line="240" w:lineRule="auto"/>
     </w:pPr>
-    <w:rPr>
-      <w:color w:val="000000"/>
-    </w:rPr>
     <w:tblPr>
       <w:tblStyleRowBandSize w:val="1"/>
       <w:tblStyleColBandSize w:val="1"/>
@@ -6022,9 +5720,6 @@
     <w:pPr>
       <w:spacing w:after="0" w:line="240" w:lineRule="auto"/>
     </w:pPr>
-    <w:rPr>
-      <w:color w:val="000000"/>
-    </w:rPr>
     <w:tblPr>
       <w:tblStyleRowBandSize w:val="1"/>
       <w:tblStyleColBandSize w:val="1"/>
@@ -6155,9 +5850,6 @@
     <w:pPr>
       <w:spacing w:after="0" w:line="240" w:lineRule="auto"/>
     </w:pPr>
-    <w:rPr>
-      <w:color w:val="000000"/>
-    </w:rPr>
     <w:tblPr>
       <w:tblStyleRowBandSize w:val="1"/>
       <w:tblStyleColBandSize w:val="1"/>
@@ -6288,9 +5980,6 @@
     <w:pPr>
       <w:spacing w:after="0" w:line="240" w:lineRule="auto"/>
     </w:pPr>
-    <w:rPr>
-      <w:color w:val="000000"/>
-    </w:rPr>
     <w:tblPr>
       <w:tblStyleRowBandSize w:val="1"/>
       <w:tblStyleColBandSize w:val="1"/>
@@ -6421,9 +6110,6 @@
     <w:pPr>
       <w:spacing w:after="0" w:line="240" w:lineRule="auto"/>
     </w:pPr>
-    <w:rPr>
-      <w:color w:val="000000"/>
-    </w:rPr>
     <w:tblPr>
       <w:tblStyleRowBandSize w:val="1"/>
       <w:tblStyleColBandSize w:val="1"/>
@@ -6554,9 +6240,6 @@
     <w:pPr>
       <w:spacing w:after="0" w:line="240" w:lineRule="auto"/>
     </w:pPr>
-    <w:rPr>
-      <w:color w:val="000000"/>
-    </w:rPr>
     <w:tblPr>
       <w:tblStyleRowBandSize w:val="1"/>
       <w:tblStyleColBandSize w:val="1"/>
@@ -6582,7 +6265,7 @@
       <w:rPr>
         <w:b/>
         <w:bCs/>
-        <w:color w:val="000000"/>
+        <w:color w:val="FFFFFF" w:themeColor="background1"/>
       </w:rPr>
       <w:tblPr/>
       <w:tcPr>
@@ -6663,9 +6346,6 @@
     <w:pPr>
       <w:spacing w:after="0" w:line="240" w:lineRule="auto"/>
     </w:pPr>
-    <w:rPr>
-      <w:color w:val="000000"/>
-    </w:rPr>
     <w:tblPr>
       <w:tblStyleRowBandSize w:val="1"/>
       <w:tblStyleColBandSize w:val="1"/>
@@ -6691,7 +6371,7 @@
       <w:rPr>
         <w:b/>
         <w:bCs/>
-        <w:color w:val="000000"/>
+        <w:color w:val="FFFFFF" w:themeColor="background1"/>
       </w:rPr>
       <w:tblPr/>
       <w:tcPr>
@@ -6772,9 +6452,6 @@
     <w:pPr>
       <w:spacing w:after="0" w:line="240" w:lineRule="auto"/>
     </w:pPr>
-    <w:rPr>
-      <w:color w:val="000000"/>
-    </w:rPr>
     <w:tblPr>
       <w:tblStyleRowBandSize w:val="1"/>
       <w:tblStyleColBandSize w:val="1"/>
@@ -6800,7 +6477,7 @@
       <w:rPr>
         <w:b/>
         <w:bCs/>
-        <w:color w:val="000000"/>
+        <w:color w:val="FFFFFF" w:themeColor="background1"/>
       </w:rPr>
       <w:tblPr/>
       <w:tcPr>
@@ -6881,9 +6558,6 @@
     <w:pPr>
       <w:spacing w:after="0" w:line="240" w:lineRule="auto"/>
     </w:pPr>
-    <w:rPr>
-      <w:color w:val="000000"/>
-    </w:rPr>
     <w:tblPr>
       <w:tblStyleRowBandSize w:val="1"/>
       <w:tblStyleColBandSize w:val="1"/>
@@ -6909,7 +6583,7 @@
       <w:rPr>
         <w:b/>
         <w:bCs/>
-        <w:color w:val="000000"/>
+        <w:color w:val="FFFFFF" w:themeColor="background1"/>
       </w:rPr>
       <w:tblPr/>
       <w:tcPr>
@@ -6990,9 +6664,6 @@
     <w:pPr>
       <w:spacing w:after="0" w:line="240" w:lineRule="auto"/>
     </w:pPr>
-    <w:rPr>
-      <w:color w:val="000000"/>
-    </w:rPr>
     <w:tblPr>
       <w:tblStyleRowBandSize w:val="1"/>
       <w:tblStyleColBandSize w:val="1"/>
@@ -7018,7 +6689,7 @@
       <w:rPr>
         <w:b/>
         <w:bCs/>
-        <w:color w:val="000000"/>
+        <w:color w:val="FFFFFF" w:themeColor="background1"/>
       </w:rPr>
       <w:tblPr/>
       <w:tcPr>
@@ -7099,9 +6770,6 @@
     <w:pPr>
       <w:spacing w:after="0" w:line="240" w:lineRule="auto"/>
     </w:pPr>
-    <w:rPr>
-      <w:color w:val="000000"/>
-    </w:rPr>
     <w:tblPr>
       <w:tblStyleRowBandSize w:val="1"/>
       <w:tblStyleColBandSize w:val="1"/>
@@ -7127,7 +6795,7 @@
       <w:rPr>
         <w:b/>
         <w:bCs/>
-        <w:color w:val="000000"/>
+        <w:color w:val="FFFFFF" w:themeColor="background1"/>
       </w:rPr>
       <w:tblPr/>
       <w:tcPr>
@@ -7208,9 +6876,6 @@
     <w:pPr>
       <w:spacing w:after="0" w:line="240" w:lineRule="auto"/>
     </w:pPr>
-    <w:rPr>
-      <w:color w:val="000000"/>
-    </w:rPr>
     <w:tblPr>
       <w:tblStyleRowBandSize w:val="1"/>
       <w:tblStyleColBandSize w:val="1"/>
@@ -7236,7 +6901,7 @@
       <w:rPr>
         <w:b/>
         <w:bCs/>
-        <w:color w:val="000000"/>
+        <w:color w:val="FFFFFF" w:themeColor="background1"/>
       </w:rPr>
       <w:tblPr/>
       <w:tcPr>
@@ -7317,9 +6982,6 @@
     <w:pPr>
       <w:spacing w:after="0" w:line="240" w:lineRule="auto"/>
     </w:pPr>
-    <w:rPr>
-      <w:color w:val="000000"/>
-    </w:rPr>
     <w:tblPr>
       <w:tblStyleRowBandSize w:val="1"/>
       <w:tblStyleColBandSize w:val="1"/>
@@ -7342,7 +7004,7 @@
       <w:rPr>
         <w:b/>
         <w:bCs/>
-        <w:color w:val="000000"/>
+        <w:color w:val="FFFFFF" w:themeColor="background1"/>
       </w:rPr>
       <w:tblPr/>
       <w:tcPr>
@@ -7362,7 +7024,7 @@
         <w:spacing w:before="0" w:after="0" w:line="240" w:lineRule="auto"/>
       </w:pPr>
       <w:rPr>
-        <w:color w:val="000000"/>
+        <w:color w:val="auto"/>
       </w:rPr>
       <w:tblPr/>
       <w:tcPr>
@@ -7381,7 +7043,7 @@
       <w:rPr>
         <w:b/>
         <w:bCs/>
-        <w:color w:val="000000"/>
+        <w:color w:val="FFFFFF" w:themeColor="background1"/>
       </w:rPr>
       <w:tblPr/>
       <w:tcPr>
@@ -7400,7 +7062,7 @@
       <w:rPr>
         <w:b/>
         <w:bCs/>
-        <w:color w:val="000000"/>
+        <w:color w:val="FFFFFF" w:themeColor="background1"/>
       </w:rPr>
       <w:tblPr/>
       <w:tcPr>
@@ -7446,7 +7108,7 @@
     </w:tblStylePr>
     <w:tblStylePr w:type="nwCell">
       <w:rPr>
-        <w:color w:val="000000"/>
+        <w:color w:val="FFFFFF" w:themeColor="background1"/>
       </w:rPr>
       <w:tblPr/>
       <w:tcPr>
@@ -7469,9 +7131,6 @@
     <w:pPr>
       <w:spacing w:after="0" w:line="240" w:lineRule="auto"/>
     </w:pPr>
-    <w:rPr>
-      <w:color w:val="000000"/>
-    </w:rPr>
     <w:tblPr>
       <w:tblStyleRowBandSize w:val="1"/>
       <w:tblStyleColBandSize w:val="1"/>
@@ -7494,7 +7153,7 @@
       <w:rPr>
         <w:b/>
         <w:bCs/>
-        <w:color w:val="000000"/>
+        <w:color w:val="FFFFFF" w:themeColor="background1"/>
       </w:rPr>
       <w:tblPr/>
       <w:tcPr>
@@ -7514,7 +7173,7 @@
         <w:spacing w:before="0" w:after="0" w:line="240" w:lineRule="auto"/>
       </w:pPr>
       <w:rPr>
-        <w:color w:val="000000"/>
+        <w:color w:val="auto"/>
       </w:rPr>
       <w:tblPr/>
       <w:tcPr>
@@ -7533,7 +7192,7 @@
       <w:rPr>
         <w:b/>
         <w:bCs/>
-        <w:color w:val="000000"/>
+        <w:color w:val="FFFFFF" w:themeColor="background1"/>
       </w:rPr>
       <w:tblPr/>
       <w:tcPr>
@@ -7552,7 +7211,7 @@
       <w:rPr>
         <w:b/>
         <w:bCs/>
-        <w:color w:val="000000"/>
+        <w:color w:val="FFFFFF" w:themeColor="background1"/>
       </w:rPr>
       <w:tblPr/>
       <w:tcPr>
@@ -7598,7 +7257,7 @@
     </w:tblStylePr>
     <w:tblStylePr w:type="nwCell">
       <w:rPr>
-        <w:color w:val="000000"/>
+        <w:color w:val="FFFFFF" w:themeColor="background1"/>
       </w:rPr>
       <w:tblPr/>
       <w:tcPr>
@@ -7621,9 +7280,6 @@
     <w:pPr>
       <w:spacing w:after="0" w:line="240" w:lineRule="auto"/>
     </w:pPr>
-    <w:rPr>
-      <w:color w:val="000000"/>
-    </w:rPr>
     <w:tblPr>
       <w:tblStyleRowBandSize w:val="1"/>
       <w:tblStyleColBandSize w:val="1"/>
@@ -7646,7 +7302,7 @@
       <w:rPr>
         <w:b/>
         <w:bCs/>
-        <w:color w:val="000000"/>
+        <w:color w:val="FFFFFF" w:themeColor="background1"/>
       </w:rPr>
       <w:tblPr/>
       <w:tcPr>
@@ -7666,7 +7322,7 @@
         <w:spacing w:before="0" w:after="0" w:line="240" w:lineRule="auto"/>
       </w:pPr>
       <w:rPr>
-        <w:color w:val="000000"/>
+        <w:color w:val="auto"/>
       </w:rPr>
       <w:tblPr/>
       <w:tcPr>
@@ -7685,7 +7341,7 @@
       <w:rPr>
         <w:b/>
         <w:bCs/>
-        <w:color w:val="000000"/>
+        <w:color w:val="FFFFFF" w:themeColor="background1"/>
       </w:rPr>
       <w:tblPr/>
       <w:tcPr>
@@ -7704,7 +7360,7 @@
       <w:rPr>
         <w:b/>
         <w:bCs/>
-        <w:color w:val="000000"/>
+        <w:color w:val="FFFFFF" w:themeColor="background1"/>
       </w:rPr>
       <w:tblPr/>
       <w:tcPr>
@@ -7750,7 +7406,7 @@
     </w:tblStylePr>
     <w:tblStylePr w:type="nwCell">
       <w:rPr>
-        <w:color w:val="000000"/>
+        <w:color w:val="FFFFFF" w:themeColor="background1"/>
       </w:rPr>
       <w:tblPr/>
       <w:tcPr>
@@ -7773,9 +7429,6 @@
     <w:pPr>
       <w:spacing w:after="0" w:line="240" w:lineRule="auto"/>
     </w:pPr>
-    <w:rPr>
-      <w:color w:val="000000"/>
-    </w:rPr>
     <w:tblPr>
       <w:tblStyleRowBandSize w:val="1"/>
       <w:tblStyleColBandSize w:val="1"/>
@@ -7798,7 +7451,7 @@
       <w:rPr>
         <w:b/>
         <w:bCs/>
-        <w:color w:val="000000"/>
+        <w:color w:val="FFFFFF" w:themeColor="background1"/>
       </w:rPr>
       <w:tblPr/>
       <w:tcPr>
@@ -7818,7 +7471,7 @@
         <w:spacing w:before="0" w:after="0" w:line="240" w:lineRule="auto"/>
       </w:pPr>
       <w:rPr>
-        <w:color w:val="000000"/>
+        <w:color w:val="auto"/>
       </w:rPr>
       <w:tblPr/>
       <w:tcPr>
@@ -7837,7 +7490,7 @@
       <w:rPr>
         <w:b/>
         <w:bCs/>
-        <w:color w:val="000000"/>
+        <w:color w:val="FFFFFF" w:themeColor="background1"/>
       </w:rPr>
       <w:tblPr/>
       <w:tcPr>
@@ -7856,7 +7509,7 @@
       <w:rPr>
         <w:b/>
         <w:bCs/>
-        <w:color w:val="000000"/>
+        <w:color w:val="FFFFFF" w:themeColor="background1"/>
       </w:rPr>
       <w:tblPr/>
       <w:tcPr>
@@ -7902,7 +7555,7 @@
     </w:tblStylePr>
     <w:tblStylePr w:type="nwCell">
       <w:rPr>
-        <w:color w:val="000000"/>
+        <w:color w:val="FFFFFF" w:themeColor="background1"/>
       </w:rPr>
       <w:tblPr/>
       <w:tcPr>
@@ -7925,9 +7578,6 @@
     <w:pPr>
       <w:spacing w:after="0" w:line="240" w:lineRule="auto"/>
     </w:pPr>
-    <w:rPr>
-      <w:color w:val="000000"/>
-    </w:rPr>
     <w:tblPr>
       <w:tblStyleRowBandSize w:val="1"/>
       <w:tblStyleColBandSize w:val="1"/>
@@ -7950,7 +7600,7 @@
       <w:rPr>
         <w:b/>
         <w:bCs/>
-        <w:color w:val="000000"/>
+        <w:color w:val="FFFFFF" w:themeColor="background1"/>
       </w:rPr>
       <w:tblPr/>
       <w:tcPr>
@@ -7970,7 +7620,7 @@
         <w:spacing w:before="0" w:after="0" w:line="240" w:lineRule="auto"/>
       </w:pPr>
       <w:rPr>
-        <w:color w:val="000000"/>
+        <w:color w:val="auto"/>
       </w:rPr>
       <w:tblPr/>
       <w:tcPr>
@@ -7989,7 +7639,7 @@
       <w:rPr>
         <w:b/>
         <w:bCs/>
-        <w:color w:val="000000"/>
+        <w:color w:val="FFFFFF" w:themeColor="background1"/>
       </w:rPr>
       <w:tblPr/>
       <w:tcPr>
@@ -8008,7 +7658,7 @@
       <w:rPr>
         <w:b/>
         <w:bCs/>
-        <w:color w:val="000000"/>
+        <w:color w:val="FFFFFF" w:themeColor="background1"/>
       </w:rPr>
       <w:tblPr/>
       <w:tcPr>
@@ -8054,7 +7704,7 @@
     </w:tblStylePr>
     <w:tblStylePr w:type="nwCell">
       <w:rPr>
-        <w:color w:val="000000"/>
+        <w:color w:val="FFFFFF" w:themeColor="background1"/>
       </w:rPr>
       <w:tblPr/>
       <w:tcPr>
@@ -8077,9 +7727,6 @@
     <w:pPr>
       <w:spacing w:after="0" w:line="240" w:lineRule="auto"/>
     </w:pPr>
-    <w:rPr>
-      <w:color w:val="000000"/>
-    </w:rPr>
     <w:tblPr>
       <w:tblStyleRowBandSize w:val="1"/>
       <w:tblStyleColBandSize w:val="1"/>
@@ -8102,7 +7749,7 @@
       <w:rPr>
         <w:b/>
         <w:bCs/>
-        <w:color w:val="000000"/>
+        <w:color w:val="FFFFFF" w:themeColor="background1"/>
       </w:rPr>
       <w:tblPr/>
       <w:tcPr>
@@ -8122,7 +7769,7 @@
         <w:spacing w:before="0" w:after="0" w:line="240" w:lineRule="auto"/>
       </w:pPr>
       <w:rPr>
-        <w:color w:val="000000"/>
+        <w:color w:val="auto"/>
       </w:rPr>
       <w:tblPr/>
       <w:tcPr>
@@ -8141,7 +7788,7 @@
       <w:rPr>
         <w:b/>
         <w:bCs/>
-        <w:color w:val="000000"/>
+        <w:color w:val="FFFFFF" w:themeColor="background1"/>
       </w:rPr>
       <w:tblPr/>
       <w:tcPr>
@@ -8160,7 +7807,7 @@
       <w:rPr>
         <w:b/>
         <w:bCs/>
-        <w:color w:val="000000"/>
+        <w:color w:val="FFFFFF" w:themeColor="background1"/>
       </w:rPr>
       <w:tblPr/>
       <w:tcPr>
@@ -8206,7 +7853,7 @@
     </w:tblStylePr>
     <w:tblStylePr w:type="nwCell">
       <w:rPr>
-        <w:color w:val="000000"/>
+        <w:color w:val="FFFFFF" w:themeColor="background1"/>
       </w:rPr>
       <w:tblPr/>
       <w:tcPr>
@@ -8229,9 +7876,6 @@
     <w:pPr>
       <w:spacing w:after="0" w:line="240" w:lineRule="auto"/>
     </w:pPr>
-    <w:rPr>
-      <w:color w:val="000000"/>
-    </w:rPr>
     <w:tblPr>
       <w:tblStyleRowBandSize w:val="1"/>
       <w:tblStyleColBandSize w:val="1"/>
@@ -8254,7 +7898,7 @@
       <w:rPr>
         <w:b/>
         <w:bCs/>
-        <w:color w:val="000000"/>
+        <w:color w:val="FFFFFF" w:themeColor="background1"/>
       </w:rPr>
       <w:tblPr/>
       <w:tcPr>
@@ -8274,7 +7918,7 @@
         <w:spacing w:before="0" w:after="0" w:line="240" w:lineRule="auto"/>
       </w:pPr>
       <w:rPr>
-        <w:color w:val="000000"/>
+        <w:color w:val="auto"/>
       </w:rPr>
       <w:tblPr/>
       <w:tcPr>
@@ -8293,7 +7937,7 @@
       <w:rPr>
         <w:b/>
         <w:bCs/>
-        <w:color w:val="000000"/>
+        <w:color w:val="FFFFFF" w:themeColor="background1"/>
       </w:rPr>
       <w:tblPr/>
       <w:tcPr>
@@ -8312,7 +7956,7 @@
       <w:rPr>
         <w:b/>
         <w:bCs/>
-        <w:color w:val="000000"/>
+        <w:color w:val="FFFFFF" w:themeColor="background1"/>
       </w:rPr>
       <w:tblPr/>
       <w:tcPr>
@@ -8358,7 +8002,7 @@
     </w:tblStylePr>
     <w:tblStylePr w:type="nwCell">
       <w:rPr>
-        <w:color w:val="000000"/>
+        <w:color w:val="FFFFFF" w:themeColor="background1"/>
       </w:rPr>
       <w:tblPr/>
       <w:tcPr>
@@ -8382,7 +8026,7 @@
       <w:spacing w:after="0" w:line="240" w:lineRule="auto"/>
     </w:pPr>
     <w:rPr>
-      <w:color w:val="000000"/>
+      <w:color w:val="000000" w:themeColor="text1"/>
     </w:rPr>
     <w:tblPr>
       <w:tblStyleRowBandSize w:val="1"/>
@@ -8415,7 +8059,7 @@
       <w:rPr>
         <w:b/>
         <w:bCs/>
-        <w:color w:val="000000"/>
+        <w:color w:val="1F497D" w:themeColor="text2"/>
       </w:rPr>
       <w:tblPr/>
       <w:tcPr>
@@ -8466,7 +8110,7 @@
       <w:spacing w:after="0" w:line="240" w:lineRule="auto"/>
     </w:pPr>
     <w:rPr>
-      <w:color w:val="000000"/>
+      <w:color w:val="000000" w:themeColor="text1"/>
     </w:rPr>
     <w:tblPr>
       <w:tblStyleRowBandSize w:val="1"/>
@@ -8499,7 +8143,7 @@
       <w:rPr>
         <w:b/>
         <w:bCs/>
-        <w:color w:val="000000"/>
+        <w:color w:val="1F497D" w:themeColor="text2"/>
       </w:rPr>
       <w:tblPr/>
       <w:tcPr>
@@ -8550,7 +8194,7 @@
       <w:spacing w:after="0" w:line="240" w:lineRule="auto"/>
     </w:pPr>
     <w:rPr>
-      <w:color w:val="000000"/>
+      <w:color w:val="000000" w:themeColor="text1"/>
     </w:rPr>
     <w:tblPr>
       <w:tblStyleRowBandSize w:val="1"/>
@@ -8583,7 +8227,7 @@
       <w:rPr>
         <w:b/>
         <w:bCs/>
-        <w:color w:val="000000"/>
+        <w:color w:val="1F497D" w:themeColor="text2"/>
       </w:rPr>
       <w:tblPr/>
       <w:tcPr>
@@ -8634,7 +8278,7 @@
       <w:spacing w:after="0" w:line="240" w:lineRule="auto"/>
     </w:pPr>
     <w:rPr>
-      <w:color w:val="000000"/>
+      <w:color w:val="000000" w:themeColor="text1"/>
     </w:rPr>
     <w:tblPr>
       <w:tblStyleRowBandSize w:val="1"/>
@@ -8667,7 +8311,7 @@
       <w:rPr>
         <w:b/>
         <w:bCs/>
-        <w:color w:val="000000"/>
+        <w:color w:val="1F497D" w:themeColor="text2"/>
       </w:rPr>
       <w:tblPr/>
       <w:tcPr>
@@ -8718,7 +8362,7 @@
       <w:spacing w:after="0" w:line="240" w:lineRule="auto"/>
     </w:pPr>
     <w:rPr>
-      <w:color w:val="000000"/>
+      <w:color w:val="000000" w:themeColor="text1"/>
     </w:rPr>
     <w:tblPr>
       <w:tblStyleRowBandSize w:val="1"/>
@@ -8751,7 +8395,7 @@
       <w:rPr>
         <w:b/>
         <w:bCs/>
-        <w:color w:val="000000"/>
+        <w:color w:val="1F497D" w:themeColor="text2"/>
       </w:rPr>
       <w:tblPr/>
       <w:tcPr>
@@ -8802,7 +8446,7 @@
       <w:spacing w:after="0" w:line="240" w:lineRule="auto"/>
     </w:pPr>
     <w:rPr>
-      <w:color w:val="000000"/>
+      <w:color w:val="000000" w:themeColor="text1"/>
     </w:rPr>
     <w:tblPr>
       <w:tblStyleRowBandSize w:val="1"/>
@@ -8835,7 +8479,7 @@
       <w:rPr>
         <w:b/>
         <w:bCs/>
-        <w:color w:val="000000"/>
+        <w:color w:val="1F497D" w:themeColor="text2"/>
       </w:rPr>
       <w:tblPr/>
       <w:tcPr>
@@ -8886,7 +8530,7 @@
       <w:spacing w:after="0" w:line="240" w:lineRule="auto"/>
     </w:pPr>
     <w:rPr>
-      <w:color w:val="000000"/>
+      <w:color w:val="000000" w:themeColor="text1"/>
     </w:rPr>
     <w:tblPr>
       <w:tblStyleRowBandSize w:val="1"/>
@@ -8919,7 +8563,7 @@
       <w:rPr>
         <w:b/>
         <w:bCs/>
-        <w:color w:val="000000"/>
+        <w:color w:val="1F497D" w:themeColor="text2"/>
       </w:rPr>
       <w:tblPr/>
       <w:tcPr>
@@ -8971,7 +8615,7 @@
     </w:pPr>
     <w:rPr>
       <w:rFonts w:asciiTheme="majorHAnsi" w:eastAsiaTheme="majorEastAsia" w:hAnsiTheme="majorHAnsi" w:cstheme="majorBidi"/>
-      <w:color w:val="000000"/>
+      <w:color w:val="000000" w:themeColor="text1"/>
     </w:rPr>
     <w:tblPr>
       <w:tblStyleRowBandSize w:val="1"/>
@@ -9099,7 +8743,7 @@
     </w:pPr>
     <w:rPr>
       <w:rFonts w:asciiTheme="majorHAnsi" w:eastAsiaTheme="majorEastAsia" w:hAnsiTheme="majorHAnsi" w:cstheme="majorBidi"/>
-      <w:color w:val="000000"/>
+      <w:color w:val="000000" w:themeColor="text1"/>
     </w:rPr>
     <w:tblPr>
       <w:tblStyleRowBandSize w:val="1"/>
@@ -9227,7 +8871,7 @@
     </w:pPr>
     <w:rPr>
       <w:rFonts w:asciiTheme="majorHAnsi" w:eastAsiaTheme="majorEastAsia" w:hAnsiTheme="majorHAnsi" w:cstheme="majorBidi"/>
-      <w:color w:val="000000"/>
+      <w:color w:val="000000" w:themeColor="text1"/>
     </w:rPr>
     <w:tblPr>
       <w:tblStyleRowBandSize w:val="1"/>
@@ -9355,7 +8999,7 @@
     </w:pPr>
     <w:rPr>
       <w:rFonts w:asciiTheme="majorHAnsi" w:eastAsiaTheme="majorEastAsia" w:hAnsiTheme="majorHAnsi" w:cstheme="majorBidi"/>
-      <w:color w:val="000000"/>
+      <w:color w:val="000000" w:themeColor="text1"/>
     </w:rPr>
     <w:tblPr>
       <w:tblStyleRowBandSize w:val="1"/>
@@ -9483,7 +9127,7 @@
     </w:pPr>
     <w:rPr>
       <w:rFonts w:asciiTheme="majorHAnsi" w:eastAsiaTheme="majorEastAsia" w:hAnsiTheme="majorHAnsi" w:cstheme="majorBidi"/>
-      <w:color w:val="000000"/>
+      <w:color w:val="000000" w:themeColor="text1"/>
     </w:rPr>
     <w:tblPr>
       <w:tblStyleRowBandSize w:val="1"/>
@@ -9611,7 +9255,7 @@
     </w:pPr>
     <w:rPr>
       <w:rFonts w:asciiTheme="majorHAnsi" w:eastAsiaTheme="majorEastAsia" w:hAnsiTheme="majorHAnsi" w:cstheme="majorBidi"/>
-      <w:color w:val="000000"/>
+      <w:color w:val="000000" w:themeColor="text1"/>
     </w:rPr>
     <w:tblPr>
       <w:tblStyleRowBandSize w:val="1"/>
@@ -9739,7 +9383,7 @@
     </w:pPr>
     <w:rPr>
       <w:rFonts w:asciiTheme="majorHAnsi" w:eastAsiaTheme="majorEastAsia" w:hAnsiTheme="majorHAnsi" w:cstheme="majorBidi"/>
-      <w:color w:val="000000"/>
+      <w:color w:val="000000" w:themeColor="text1"/>
     </w:rPr>
     <w:tblPr>
       <w:tblStyleRowBandSize w:val="1"/>
@@ -9865,9 +9509,6 @@
     <w:pPr>
       <w:spacing w:after="0" w:line="240" w:lineRule="auto"/>
     </w:pPr>
-    <w:rPr>
-      <w:color w:val="000000"/>
-    </w:rPr>
     <w:tblPr>
       <w:tblStyleRowBandSize w:val="1"/>
       <w:tblStyleColBandSize w:val="1"/>
@@ -9941,9 +9582,6 @@
     <w:pPr>
       <w:spacing w:after="0" w:line="240" w:lineRule="auto"/>
     </w:pPr>
-    <w:rPr>
-      <w:color w:val="000000"/>
-    </w:rPr>
     <w:tblPr>
       <w:tblStyleRowBandSize w:val="1"/>
       <w:tblStyleColBandSize w:val="1"/>
@@ -10017,9 +9655,6 @@
     <w:pPr>
       <w:spacing w:after="0" w:line="240" w:lineRule="auto"/>
     </w:pPr>
-    <w:rPr>
-      <w:color w:val="000000"/>
-    </w:rPr>
     <w:tblPr>
       <w:tblStyleRowBandSize w:val="1"/>
       <w:tblStyleColBandSize w:val="1"/>
@@ -10093,9 +9728,6 @@
     <w:pPr>
       <w:spacing w:after="0" w:line="240" w:lineRule="auto"/>
     </w:pPr>
-    <w:rPr>
-      <w:color w:val="000000"/>
-    </w:rPr>
     <w:tblPr>
       <w:tblStyleRowBandSize w:val="1"/>
       <w:tblStyleColBandSize w:val="1"/>
@@ -10169,9 +9801,6 @@
     <w:pPr>
       <w:spacing w:after="0" w:line="240" w:lineRule="auto"/>
     </w:pPr>
-    <w:rPr>
-      <w:color w:val="000000"/>
-    </w:rPr>
     <w:tblPr>
       <w:tblStyleRowBandSize w:val="1"/>
       <w:tblStyleColBandSize w:val="1"/>
@@ -10245,9 +9874,6 @@
     <w:pPr>
       <w:spacing w:after="0" w:line="240" w:lineRule="auto"/>
     </w:pPr>
-    <w:rPr>
-      <w:color w:val="000000"/>
-    </w:rPr>
     <w:tblPr>
       <w:tblStyleRowBandSize w:val="1"/>
       <w:tblStyleColBandSize w:val="1"/>
@@ -10321,9 +9947,6 @@
     <w:pPr>
       <w:spacing w:after="0" w:line="240" w:lineRule="auto"/>
     </w:pPr>
-    <w:rPr>
-      <w:color w:val="000000"/>
-    </w:rPr>
     <w:tblPr>
       <w:tblStyleRowBandSize w:val="1"/>
       <w:tblStyleColBandSize w:val="1"/>
@@ -10399,7 +10022,7 @@
     </w:pPr>
     <w:rPr>
       <w:rFonts w:asciiTheme="majorHAnsi" w:eastAsiaTheme="majorEastAsia" w:hAnsiTheme="majorHAnsi" w:cstheme="majorBidi"/>
-      <w:color w:val="000000"/>
+      <w:color w:val="000000" w:themeColor="text1"/>
     </w:rPr>
     <w:tblPr>
       <w:tblStyleRowBandSize w:val="1"/>
@@ -10427,7 +10050,7 @@
       <w:rPr>
         <w:b/>
         <w:bCs/>
-        <w:color w:val="000000"/>
+        <w:color w:val="000000" w:themeColor="text1"/>
       </w:rPr>
       <w:tblPr/>
       <w:tcPr>
@@ -10438,7 +10061,7 @@
       <w:rPr>
         <w:b/>
         <w:bCs/>
-        <w:color w:val="000000"/>
+        <w:color w:val="000000" w:themeColor="text1"/>
       </w:rPr>
       <w:tblPr/>
       <w:tcPr>
@@ -10457,7 +10080,7 @@
       <w:rPr>
         <w:b/>
         <w:bCs/>
-        <w:color w:val="000000"/>
+        <w:color w:val="000000" w:themeColor="text1"/>
       </w:rPr>
       <w:tblPr/>
       <w:tcPr>
@@ -10476,7 +10099,7 @@
       <w:rPr>
         <w:b w:val="0"/>
         <w:bCs w:val="0"/>
-        <w:color w:val="000000"/>
+        <w:color w:val="000000" w:themeColor="text1"/>
       </w:rPr>
       <w:tblPr/>
       <w:tcPr>
@@ -10524,7 +10147,7 @@
     </w:pPr>
     <w:rPr>
       <w:rFonts w:asciiTheme="majorHAnsi" w:eastAsiaTheme="majorEastAsia" w:hAnsiTheme="majorHAnsi" w:cstheme="majorBidi"/>
-      <w:color w:val="000000"/>
+      <w:color w:val="000000" w:themeColor="text1"/>
     </w:rPr>
     <w:tblPr>
       <w:tblStyleRowBandSize w:val="1"/>
@@ -10552,7 +10175,7 @@
       <w:rPr>
         <w:b/>
         <w:bCs/>
-        <w:color w:val="000000"/>
+        <w:color w:val="000000" w:themeColor="text1"/>
       </w:rPr>
       <w:tblPr/>
       <w:tcPr>
@@ -10563,7 +10186,7 @@
       <w:rPr>
         <w:b/>
         <w:bCs/>
-        <w:color w:val="000000"/>
+        <w:color w:val="000000" w:themeColor="text1"/>
       </w:rPr>
       <w:tblPr/>
       <w:tcPr>
@@ -10582,7 +10205,7 @@
       <w:rPr>
         <w:b/>
         <w:bCs/>
-        <w:color w:val="000000"/>
+        <w:color w:val="000000" w:themeColor="text1"/>
       </w:rPr>
       <w:tblPr/>
       <w:tcPr>
@@ -10601,7 +10224,7 @@
       <w:rPr>
         <w:b w:val="0"/>
         <w:bCs w:val="0"/>
-        <w:color w:val="000000"/>
+        <w:color w:val="000000" w:themeColor="text1"/>
       </w:rPr>
       <w:tblPr/>
       <w:tcPr>
@@ -10649,7 +10272,7 @@
     </w:pPr>
     <w:rPr>
       <w:rFonts w:asciiTheme="majorHAnsi" w:eastAsiaTheme="majorEastAsia" w:hAnsiTheme="majorHAnsi" w:cstheme="majorBidi"/>
-      <w:color w:val="000000"/>
+      <w:color w:val="000000" w:themeColor="text1"/>
     </w:rPr>
     <w:tblPr>
       <w:tblStyleRowBandSize w:val="1"/>
@@ -10677,7 +10300,7 @@
       <w:rPr>
         <w:b/>
         <w:bCs/>
-        <w:color w:val="000000"/>
+        <w:color w:val="000000" w:themeColor="text1"/>
       </w:rPr>
       <w:tblPr/>
       <w:tcPr>
@@ -10688,7 +10311,7 @@
       <w:rPr>
         <w:b/>
         <w:bCs/>
-        <w:color w:val="000000"/>
+        <w:color w:val="000000" w:themeColor="text1"/>
       </w:rPr>
       <w:tblPr/>
       <w:tcPr>
@@ -10707,7 +10330,7 @@
       <w:rPr>
         <w:b/>
         <w:bCs/>
-        <w:color w:val="000000"/>
+        <w:color w:val="000000" w:themeColor="text1"/>
       </w:rPr>
       <w:tblPr/>
       <w:tcPr>
@@ -10726,7 +10349,7 @@
       <w:rPr>
         <w:b w:val="0"/>
         <w:bCs w:val="0"/>
-        <w:color w:val="000000"/>
+        <w:color w:val="000000" w:themeColor="text1"/>
       </w:rPr>
       <w:tblPr/>
       <w:tcPr>
@@ -10774,7 +10397,7 @@
     </w:pPr>
     <w:rPr>
       <w:rFonts w:asciiTheme="majorHAnsi" w:eastAsiaTheme="majorEastAsia" w:hAnsiTheme="majorHAnsi" w:cstheme="majorBidi"/>
-      <w:color w:val="000000"/>
+      <w:color w:val="000000" w:themeColor="text1"/>
     </w:rPr>
     <w:tblPr>
       <w:tblStyleRowBandSize w:val="1"/>
@@ -10802,7 +10425,7 @@
       <w:rPr>
         <w:b/>
         <w:bCs/>
-        <w:color w:val="000000"/>
+        <w:color w:val="000000" w:themeColor="text1"/>
       </w:rPr>
       <w:tblPr/>
       <w:tcPr>
@@ -10813,7 +10436,7 @@
       <w:rPr>
         <w:b/>
         <w:bCs/>
-        <w:color w:val="000000"/>
+        <w:color w:val="000000" w:themeColor="text1"/>
       </w:rPr>
       <w:tblPr/>
       <w:tcPr>
@@ -10832,7 +10455,7 @@
       <w:rPr>
         <w:b/>
         <w:bCs/>
-        <w:color w:val="000000"/>
+        <w:color w:val="000000" w:themeColor="text1"/>
       </w:rPr>
       <w:tblPr/>
       <w:tcPr>
@@ -10851,7 +10474,7 @@
       <w:rPr>
         <w:b w:val="0"/>
         <w:bCs w:val="0"/>
-        <w:color w:val="000000"/>
+        <w:color w:val="000000" w:themeColor="text1"/>
       </w:rPr>
       <w:tblPr/>
       <w:tcPr>
@@ -10899,7 +10522,7 @@
     </w:pPr>
     <w:rPr>
       <w:rFonts w:asciiTheme="majorHAnsi" w:eastAsiaTheme="majorEastAsia" w:hAnsiTheme="majorHAnsi" w:cstheme="majorBidi"/>
-      <w:color w:val="000000"/>
+      <w:color w:val="000000" w:themeColor="text1"/>
     </w:rPr>
     <w:tblPr>
       <w:tblStyleRowBandSize w:val="1"/>
@@ -10927,7 +10550,7 @@
       <w:rPr>
         <w:b/>
         <w:bCs/>
-        <w:color w:val="000000"/>
+        <w:color w:val="000000" w:themeColor="text1"/>
       </w:rPr>
       <w:tblPr/>
       <w:tcPr>
@@ -10938,7 +10561,7 @@
       <w:rPr>
         <w:b/>
         <w:bCs/>
-        <w:color w:val="000000"/>
+        <w:color w:val="000000" w:themeColor="text1"/>
       </w:rPr>
       <w:tblPr/>
       <w:tcPr>
@@ -10957,7 +10580,7 @@
       <w:rPr>
         <w:b/>
         <w:bCs/>
-        <w:color w:val="000000"/>
+        <w:color w:val="000000" w:themeColor="text1"/>
       </w:rPr>
       <w:tblPr/>
       <w:tcPr>
@@ -10976,7 +10599,7 @@
       <w:rPr>
         <w:b w:val="0"/>
         <w:bCs w:val="0"/>
-        <w:color w:val="000000"/>
+        <w:color w:val="000000" w:themeColor="text1"/>
       </w:rPr>
       <w:tblPr/>
       <w:tcPr>
@@ -11024,7 +10647,7 @@
     </w:pPr>
     <w:rPr>
       <w:rFonts w:asciiTheme="majorHAnsi" w:eastAsiaTheme="majorEastAsia" w:hAnsiTheme="majorHAnsi" w:cstheme="majorBidi"/>
-      <w:color w:val="000000"/>
+      <w:color w:val="000000" w:themeColor="text1"/>
     </w:rPr>
     <w:tblPr>
       <w:tblStyleRowBandSize w:val="1"/>
@@ -11052,7 +10675,7 @@
       <w:rPr>
         <w:b/>
         <w:bCs/>
-        <w:color w:val="000000"/>
+        <w:color w:val="000000" w:themeColor="text1"/>
       </w:rPr>
       <w:tblPr/>
       <w:tcPr>
@@ -11063,7 +10686,7 @@
       <w:rPr>
         <w:b/>
         <w:bCs/>
-        <w:color w:val="000000"/>
+        <w:color w:val="000000" w:themeColor="text1"/>
       </w:rPr>
       <w:tblPr/>
       <w:tcPr>
@@ -11082,7 +10705,7 @@
       <w:rPr>
         <w:b/>
         <w:bCs/>
-        <w:color w:val="000000"/>
+        <w:color w:val="000000" w:themeColor="text1"/>
       </w:rPr>
       <w:tblPr/>
       <w:tcPr>
@@ -11101,7 +10724,7 @@
       <w:rPr>
         <w:b w:val="0"/>
         <w:bCs w:val="0"/>
-        <w:color w:val="000000"/>
+        <w:color w:val="000000" w:themeColor="text1"/>
       </w:rPr>
       <w:tblPr/>
       <w:tcPr>
@@ -11149,7 +10772,7 @@
     </w:pPr>
     <w:rPr>
       <w:rFonts w:asciiTheme="majorHAnsi" w:eastAsiaTheme="majorEastAsia" w:hAnsiTheme="majorHAnsi" w:cstheme="majorBidi"/>
-      <w:color w:val="000000"/>
+      <w:color w:val="000000" w:themeColor="text1"/>
     </w:rPr>
     <w:tblPr>
       <w:tblStyleRowBandSize w:val="1"/>
@@ -11177,7 +10800,7 @@
       <w:rPr>
         <w:b/>
         <w:bCs/>
-        <w:color w:val="000000"/>
+        <w:color w:val="000000" w:themeColor="text1"/>
       </w:rPr>
       <w:tblPr/>
       <w:tcPr>
@@ -11188,7 +10811,7 @@
       <w:rPr>
         <w:b/>
         <w:bCs/>
-        <w:color w:val="000000"/>
+        <w:color w:val="000000" w:themeColor="text1"/>
       </w:rPr>
       <w:tblPr/>
       <w:tcPr>
@@ -11207,7 +10830,7 @@
       <w:rPr>
         <w:b/>
         <w:bCs/>
-        <w:color w:val="000000"/>
+        <w:color w:val="000000" w:themeColor="text1"/>
       </w:rPr>
       <w:tblPr/>
       <w:tcPr>
@@ -11226,7 +10849,7 @@
       <w:rPr>
         <w:b w:val="0"/>
         <w:bCs w:val="0"/>
-        <w:color w:val="000000"/>
+        <w:color w:val="000000" w:themeColor="text1"/>
       </w:rPr>
       <w:tblPr/>
       <w:tcPr>
@@ -11272,9 +10895,6 @@
     <w:pPr>
       <w:spacing w:after="0" w:line="240" w:lineRule="auto"/>
     </w:pPr>
-    <w:rPr>
-      <w:color w:val="000000"/>
-    </w:rPr>
     <w:tblPr>
       <w:tblStyleRowBandSize w:val="1"/>
       <w:tblStyleColBandSize w:val="1"/>
@@ -11303,7 +10923,7 @@
         <w:bCs/>
         <w:i w:val="0"/>
         <w:iCs w:val="0"/>
-        <w:color w:val="000000"/>
+        <w:color w:val="FFFFFF" w:themeColor="background1"/>
       </w:rPr>
       <w:tblPr/>
       <w:tcPr>
@@ -11324,7 +10944,7 @@
         <w:bCs/>
         <w:i w:val="0"/>
         <w:iCs w:val="0"/>
-        <w:color w:val="000000"/>
+        <w:color w:val="FFFFFF" w:themeColor="background1"/>
       </w:rPr>
       <w:tblPr/>
       <w:tcPr>
@@ -11345,7 +10965,7 @@
         <w:bCs/>
         <w:i w:val="0"/>
         <w:iCs w:val="0"/>
-        <w:color w:val="000000"/>
+        <w:color w:val="FFFFFF" w:themeColor="background1"/>
       </w:rPr>
       <w:tblPr/>
       <w:tcPr>
@@ -11364,7 +10984,7 @@
         <w:bCs/>
         <w:i w:val="0"/>
         <w:iCs w:val="0"/>
-        <w:color w:val="000000"/>
+        <w:color w:val="FFFFFF" w:themeColor="background1"/>
       </w:rPr>
       <w:tblPr/>
       <w:tcPr>
@@ -11416,9 +11036,6 @@
     <w:pPr>
       <w:spacing w:after="0" w:line="240" w:lineRule="auto"/>
     </w:pPr>
-    <w:rPr>
-      <w:color w:val="000000"/>
-    </w:rPr>
     <w:tblPr>
       <w:tblStyleRowBandSize w:val="1"/>
       <w:tblStyleColBandSize w:val="1"/>
@@ -11447,7 +11064,7 @@
         <w:bCs/>
         <w:i w:val="0"/>
         <w:iCs w:val="0"/>
-        <w:color w:val="000000"/>
+        <w:color w:val="FFFFFF" w:themeColor="background1"/>
       </w:rPr>
       <w:tblPr/>
       <w:tcPr>
@@ -11468,7 +11085,7 @@
         <w:bCs/>
         <w:i w:val="0"/>
         <w:iCs w:val="0"/>
-        <w:color w:val="000000"/>
+        <w:color w:val="FFFFFF" w:themeColor="background1"/>
       </w:rPr>
       <w:tblPr/>
       <w:tcPr>
@@ -11489,7 +11106,7 @@
         <w:bCs/>
         <w:i w:val="0"/>
         <w:iCs w:val="0"/>
-        <w:color w:val="000000"/>
+        <w:color w:val="FFFFFF" w:themeColor="background1"/>
       </w:rPr>
       <w:tblPr/>
       <w:tcPr>
@@ -11508,7 +11125,7 @@
         <w:bCs/>
         <w:i w:val="0"/>
         <w:iCs w:val="0"/>
-        <w:color w:val="000000"/>
+        <w:color w:val="FFFFFF" w:themeColor="background1"/>
       </w:rPr>
       <w:tblPr/>
       <w:tcPr>
@@ -11560,9 +11177,6 @@
     <w:pPr>
       <w:spacing w:after="0" w:line="240" w:lineRule="auto"/>
     </w:pPr>
-    <w:rPr>
-      <w:color w:val="000000"/>
-    </w:rPr>
     <w:tblPr>
       <w:tblStyleRowBandSize w:val="1"/>
       <w:tblStyleColBandSize w:val="1"/>
@@ -11591,7 +11205,7 @@
         <w:bCs/>
         <w:i w:val="0"/>
         <w:iCs w:val="0"/>
-        <w:color w:val="000000"/>
+        <w:color w:val="FFFFFF" w:themeColor="background1"/>
       </w:rPr>
       <w:tblPr/>
       <w:tcPr>
@@ -11612,7 +11226,7 @@
         <w:bCs/>
         <w:i w:val="0"/>
         <w:iCs w:val="0"/>
-        <w:color w:val="000000"/>
+        <w:color w:val="FFFFFF" w:themeColor="background1"/>
       </w:rPr>
       <w:tblPr/>
       <w:tcPr>
@@ -11633,7 +11247,7 @@
         <w:bCs/>
         <w:i w:val="0"/>
         <w:iCs w:val="0"/>
-        <w:color w:val="000000"/>
+        <w:color w:val="FFFFFF" w:themeColor="background1"/>
       </w:rPr>
       <w:tblPr/>
       <w:tcPr>
@@ -11652,7 +11266,7 @@
         <w:bCs/>
         <w:i w:val="0"/>
         <w:iCs w:val="0"/>
-        <w:color w:val="000000"/>
+        <w:color w:val="FFFFFF" w:themeColor="background1"/>
       </w:rPr>
       <w:tblPr/>
       <w:tcPr>
@@ -11704,9 +11318,6 @@
     <w:pPr>
       <w:spacing w:after="0" w:line="240" w:lineRule="auto"/>
     </w:pPr>
-    <w:rPr>
-      <w:color w:val="000000"/>
-    </w:rPr>
     <w:tblPr>
       <w:tblStyleRowBandSize w:val="1"/>
       <w:tblStyleColBandSize w:val="1"/>
@@ -11735,7 +11346,7 @@
         <w:bCs/>
         <w:i w:val="0"/>
         <w:iCs w:val="0"/>
-        <w:color w:val="000000"/>
+        <w:color w:val="FFFFFF" w:themeColor="background1"/>
       </w:rPr>
       <w:tblPr/>
       <w:tcPr>
@@ -11756,7 +11367,7 @@
         <w:bCs/>
         <w:i w:val="0"/>
         <w:iCs w:val="0"/>
-        <w:color w:val="000000"/>
+        <w:color w:val="FFFFFF" w:themeColor="background1"/>
       </w:rPr>
       <w:tblPr/>
       <w:tcPr>
@@ -11777,7 +11388,7 @@
         <w:bCs/>
         <w:i w:val="0"/>
         <w:iCs w:val="0"/>
-        <w:color w:val="000000"/>
+        <w:color w:val="FFFFFF" w:themeColor="background1"/>
       </w:rPr>
       <w:tblPr/>
       <w:tcPr>
@@ -11796,7 +11407,7 @@
         <w:bCs/>
         <w:i w:val="0"/>
         <w:iCs w:val="0"/>
-        <w:color w:val="000000"/>
+        <w:color w:val="FFFFFF" w:themeColor="background1"/>
       </w:rPr>
       <w:tblPr/>
       <w:tcPr>
@@ -11848,9 +11459,6 @@
     <w:pPr>
       <w:spacing w:after="0" w:line="240" w:lineRule="auto"/>
     </w:pPr>
-    <w:rPr>
-      <w:color w:val="000000"/>
-    </w:rPr>
     <w:tblPr>
       <w:tblStyleRowBandSize w:val="1"/>
       <w:tblStyleColBandSize w:val="1"/>
@@ -11879,7 +11487,7 @@
         <w:bCs/>
         <w:i w:val="0"/>
         <w:iCs w:val="0"/>
-        <w:color w:val="000000"/>
+        <w:color w:val="FFFFFF" w:themeColor="background1"/>
       </w:rPr>
       <w:tblPr/>
       <w:tcPr>
@@ -11900,7 +11508,7 @@
         <w:bCs/>
         <w:i w:val="0"/>
         <w:iCs w:val="0"/>
-        <w:color w:val="000000"/>
+        <w:color w:val="FFFFFF" w:themeColor="background1"/>
       </w:rPr>
       <w:tblPr/>
       <w:tcPr>
@@ -11921,7 +11529,7 @@
         <w:bCs/>
         <w:i w:val="0"/>
         <w:iCs w:val="0"/>
-        <w:color w:val="000000"/>
+        <w:color w:val="FFFFFF" w:themeColor="background1"/>
       </w:rPr>
       <w:tblPr/>
       <w:tcPr>
@@ -11940,7 +11548,7 @@
         <w:bCs/>
         <w:i w:val="0"/>
         <w:iCs w:val="0"/>
-        <w:color w:val="000000"/>
+        <w:color w:val="FFFFFF" w:themeColor="background1"/>
       </w:rPr>
       <w:tblPr/>
       <w:tcPr>
@@ -11992,9 +11600,6 @@
     <w:pPr>
       <w:spacing w:after="0" w:line="240" w:lineRule="auto"/>
     </w:pPr>
-    <w:rPr>
-      <w:color w:val="000000"/>
-    </w:rPr>
     <w:tblPr>
       <w:tblStyleRowBandSize w:val="1"/>
       <w:tblStyleColBandSize w:val="1"/>
@@ -12023,7 +11628,7 @@
         <w:bCs/>
         <w:i w:val="0"/>
         <w:iCs w:val="0"/>
-        <w:color w:val="000000"/>
+        <w:color w:val="FFFFFF" w:themeColor="background1"/>
       </w:rPr>
       <w:tblPr/>
       <w:tcPr>
@@ -12044,7 +11649,7 @@
         <w:bCs/>
         <w:i w:val="0"/>
         <w:iCs w:val="0"/>
-        <w:color w:val="000000"/>
+        <w:color w:val="FFFFFF" w:themeColor="background1"/>
       </w:rPr>
       <w:tblPr/>
       <w:tcPr>
@@ -12065,7 +11670,7 @@
         <w:bCs/>
         <w:i w:val="0"/>
         <w:iCs w:val="0"/>
-        <w:color w:val="000000"/>
+        <w:color w:val="FFFFFF" w:themeColor="background1"/>
       </w:rPr>
       <w:tblPr/>
       <w:tcPr>
@@ -12084,7 +11689,7 @@
         <w:bCs/>
         <w:i w:val="0"/>
         <w:iCs w:val="0"/>
-        <w:color w:val="000000"/>
+        <w:color w:val="FFFFFF" w:themeColor="background1"/>
       </w:rPr>
       <w:tblPr/>
       <w:tcPr>
@@ -12136,9 +11741,6 @@
     <w:pPr>
       <w:spacing w:after="0" w:line="240" w:lineRule="auto"/>
     </w:pPr>
-    <w:rPr>
-      <w:color w:val="000000"/>
-    </w:rPr>
     <w:tblPr>
       <w:tblStyleRowBandSize w:val="1"/>
       <w:tblStyleColBandSize w:val="1"/>
@@ -12167,7 +11769,7 @@
         <w:bCs/>
         <w:i w:val="0"/>
         <w:iCs w:val="0"/>
-        <w:color w:val="000000"/>
+        <w:color w:val="FFFFFF" w:themeColor="background1"/>
       </w:rPr>
       <w:tblPr/>
       <w:tcPr>
@@ -12188,7 +11790,7 @@
         <w:bCs/>
         <w:i w:val="0"/>
         <w:iCs w:val="0"/>
-        <w:color w:val="000000"/>
+        <w:color w:val="FFFFFF" w:themeColor="background1"/>
       </w:rPr>
       <w:tblPr/>
       <w:tcPr>
@@ -12209,7 +11811,7 @@
         <w:bCs/>
         <w:i w:val="0"/>
         <w:iCs w:val="0"/>
-        <w:color w:val="000000"/>
+        <w:color w:val="FFFFFF" w:themeColor="background1"/>
       </w:rPr>
       <w:tblPr/>
       <w:tcPr>
@@ -12228,7 +11830,7 @@
         <w:bCs/>
         <w:i w:val="0"/>
         <w:iCs w:val="0"/>
-        <w:color w:val="000000"/>
+        <w:color w:val="FFFFFF" w:themeColor="background1"/>
       </w:rPr>
       <w:tblPr/>
       <w:tcPr>
@@ -12281,7 +11883,7 @@
       <w:spacing w:after="0" w:line="240" w:lineRule="auto"/>
     </w:pPr>
     <w:rPr>
-      <w:color w:val="000000"/>
+      <w:color w:val="FFFFFF" w:themeColor="background1"/>
     </w:rPr>
     <w:tblPr>
       <w:tblStyleRowBandSize w:val="1"/>
@@ -12395,7 +11997,7 @@
       <w:spacing w:after="0" w:line="240" w:lineRule="auto"/>
     </w:pPr>
     <w:rPr>
-      <w:color w:val="000000"/>
+      <w:color w:val="FFFFFF" w:themeColor="background1"/>
     </w:rPr>
     <w:tblPr>
       <w:tblStyleRowBandSize w:val="1"/>
@@ -12509,7 +12111,7 @@
       <w:spacing w:after="0" w:line="240" w:lineRule="auto"/>
     </w:pPr>
     <w:rPr>
-      <w:color w:val="000000"/>
+      <w:color w:val="FFFFFF" w:themeColor="background1"/>
     </w:rPr>
     <w:tblPr>
       <w:tblStyleRowBandSize w:val="1"/>
@@ -12623,7 +12225,7 @@
       <w:spacing w:after="0" w:line="240" w:lineRule="auto"/>
     </w:pPr>
     <w:rPr>
-      <w:color w:val="000000"/>
+      <w:color w:val="FFFFFF" w:themeColor="background1"/>
     </w:rPr>
     <w:tblPr>
       <w:tblStyleRowBandSize w:val="1"/>
@@ -12737,7 +12339,7 @@
       <w:spacing w:after="0" w:line="240" w:lineRule="auto"/>
     </w:pPr>
     <w:rPr>
-      <w:color w:val="000000"/>
+      <w:color w:val="FFFFFF" w:themeColor="background1"/>
     </w:rPr>
     <w:tblPr>
       <w:tblStyleRowBandSize w:val="1"/>
@@ -12851,7 +12453,7 @@
       <w:spacing w:after="0" w:line="240" w:lineRule="auto"/>
     </w:pPr>
     <w:rPr>
-      <w:color w:val="000000"/>
+      <w:color w:val="FFFFFF" w:themeColor="background1"/>
     </w:rPr>
     <w:tblPr>
       <w:tblStyleRowBandSize w:val="1"/>
@@ -12965,7 +12567,7 @@
       <w:spacing w:after="0" w:line="240" w:lineRule="auto"/>
     </w:pPr>
     <w:rPr>
-      <w:color w:val="000000"/>
+      <w:color w:val="FFFFFF" w:themeColor="background1"/>
     </w:rPr>
     <w:tblPr>
       <w:tblStyleRowBandSize w:val="1"/>
@@ -13079,7 +12681,7 @@
       <w:spacing w:after="0" w:line="240" w:lineRule="auto"/>
     </w:pPr>
     <w:rPr>
-      <w:color w:val="000000"/>
+      <w:color w:val="000000" w:themeColor="text1"/>
     </w:rPr>
     <w:tblPr>
       <w:tblStyleRowBandSize w:val="1"/>
@@ -13125,7 +12727,7 @@
       <w:rPr>
         <w:b/>
         <w:bCs/>
-        <w:color w:val="000000"/>
+        <w:color w:val="FFFFFF" w:themeColor="background1"/>
       </w:rPr>
       <w:tblPr/>
       <w:tcPr>
@@ -13137,7 +12739,7 @@
     </w:tblStylePr>
     <w:tblStylePr w:type="firstCol">
       <w:rPr>
-        <w:color w:val="000000"/>
+        <w:color w:val="FFFFFF" w:themeColor="background1"/>
       </w:rPr>
       <w:tblPr/>
       <w:tcPr>
@@ -13154,7 +12756,7 @@
     </w:tblStylePr>
     <w:tblStylePr w:type="lastCol">
       <w:rPr>
-        <w:color w:val="000000"/>
+        <w:color w:val="FFFFFF" w:themeColor="background1"/>
       </w:rPr>
       <w:tblPr/>
       <w:tcPr>
@@ -13183,12 +12785,12 @@
     </w:tblStylePr>
     <w:tblStylePr w:type="neCell">
       <w:rPr>
-        <w:color w:val="000000"/>
+        <w:color w:val="000000" w:themeColor="text1"/>
       </w:rPr>
     </w:tblStylePr>
     <w:tblStylePr w:type="nwCell">
       <w:rPr>
-        <w:color w:val="000000"/>
+        <w:color w:val="000000" w:themeColor="text1"/>
       </w:rPr>
     </w:tblStylePr>
   </w:style>
@@ -13201,7 +12803,7 @@
       <w:spacing w:after="0" w:line="240" w:lineRule="auto"/>
     </w:pPr>
     <w:rPr>
-      <w:color w:val="000000"/>
+      <w:color w:val="000000" w:themeColor="text1"/>
     </w:rPr>
     <w:tblPr>
       <w:tblStyleRowBandSize w:val="1"/>
@@ -13247,7 +12849,7 @@
       <w:rPr>
         <w:b/>
         <w:bCs/>
-        <w:color w:val="000000"/>
+        <w:color w:val="FFFFFF" w:themeColor="background1"/>
       </w:rPr>
       <w:tblPr/>
       <w:tcPr>
@@ -13259,7 +12861,7 @@
     </w:tblStylePr>
     <w:tblStylePr w:type="firstCol">
       <w:rPr>
-        <w:color w:val="000000"/>
+        <w:color w:val="FFFFFF" w:themeColor="background1"/>
       </w:rPr>
       <w:tblPr/>
       <w:tcPr>
@@ -13276,7 +12878,7 @@
     </w:tblStylePr>
     <w:tblStylePr w:type="lastCol">
       <w:rPr>
-        <w:color w:val="000000"/>
+        <w:color w:val="FFFFFF" w:themeColor="background1"/>
       </w:rPr>
       <w:tblPr/>
       <w:tcPr>
@@ -13305,12 +12907,12 @@
     </w:tblStylePr>
     <w:tblStylePr w:type="neCell">
       <w:rPr>
-        <w:color w:val="000000"/>
+        <w:color w:val="000000" w:themeColor="text1"/>
       </w:rPr>
     </w:tblStylePr>
     <w:tblStylePr w:type="nwCell">
       <w:rPr>
-        <w:color w:val="000000"/>
+        <w:color w:val="000000" w:themeColor="text1"/>
       </w:rPr>
     </w:tblStylePr>
   </w:style>
@@ -13323,7 +12925,7 @@
       <w:spacing w:after="0" w:line="240" w:lineRule="auto"/>
     </w:pPr>
     <w:rPr>
-      <w:color w:val="000000"/>
+      <w:color w:val="000000" w:themeColor="text1"/>
     </w:rPr>
     <w:tblPr>
       <w:tblStyleRowBandSize w:val="1"/>
@@ -13369,7 +12971,7 @@
       <w:rPr>
         <w:b/>
         <w:bCs/>
-        <w:color w:val="000000"/>
+        <w:color w:val="FFFFFF" w:themeColor="background1"/>
       </w:rPr>
       <w:tblPr/>
       <w:tcPr>
@@ -13381,7 +12983,7 @@
     </w:tblStylePr>
     <w:tblStylePr w:type="firstCol">
       <w:rPr>
-        <w:color w:val="000000"/>
+        <w:color w:val="FFFFFF" w:themeColor="background1"/>
       </w:rPr>
       <w:tblPr/>
       <w:tcPr>
@@ -13398,7 +13000,7 @@
     </w:tblStylePr>
     <w:tblStylePr w:type="lastCol">
       <w:rPr>
-        <w:color w:val="000000"/>
+        <w:color w:val="FFFFFF" w:themeColor="background1"/>
       </w:rPr>
       <w:tblPr/>
       <w:tcPr>
@@ -13427,12 +13029,12 @@
     </w:tblStylePr>
     <w:tblStylePr w:type="neCell">
       <w:rPr>
-        <w:color w:val="000000"/>
+        <w:color w:val="000000" w:themeColor="text1"/>
       </w:rPr>
     </w:tblStylePr>
     <w:tblStylePr w:type="nwCell">
       <w:rPr>
-        <w:color w:val="000000"/>
+        <w:color w:val="000000" w:themeColor="text1"/>
       </w:rPr>
     </w:tblStylePr>
   </w:style>
@@ -13445,7 +13047,7 @@
       <w:spacing w:after="0" w:line="240" w:lineRule="auto"/>
     </w:pPr>
     <w:rPr>
-      <w:color w:val="000000"/>
+      <w:color w:val="000000" w:themeColor="text1"/>
     </w:rPr>
     <w:tblPr>
       <w:tblStyleRowBandSize w:val="1"/>
@@ -13491,7 +13093,7 @@
       <w:rPr>
         <w:b/>
         <w:bCs/>
-        <w:color w:val="000000"/>
+        <w:color w:val="FFFFFF" w:themeColor="background1"/>
       </w:rPr>
       <w:tblPr/>
       <w:tcPr>
@@ -13503,7 +13105,7 @@
     </w:tblStylePr>
     <w:tblStylePr w:type="firstCol">
       <w:rPr>
-        <w:color w:val="000000"/>
+        <w:color w:val="FFFFFF" w:themeColor="background1"/>
       </w:rPr>
       <w:tblPr/>
       <w:tcPr>
@@ -13520,7 +13122,7 @@
     </w:tblStylePr>
     <w:tblStylePr w:type="lastCol">
       <w:rPr>
-        <w:color w:val="000000"/>
+        <w:color w:val="FFFFFF" w:themeColor="background1"/>
       </w:rPr>
       <w:tblPr/>
       <w:tcPr>
@@ -13557,7 +13159,7 @@
       <w:spacing w:after="0" w:line="240" w:lineRule="auto"/>
     </w:pPr>
     <w:rPr>
-      <w:color w:val="000000"/>
+      <w:color w:val="000000" w:themeColor="text1"/>
     </w:rPr>
     <w:tblPr>
       <w:tblStyleRowBandSize w:val="1"/>
@@ -13603,7 +13205,7 @@
       <w:rPr>
         <w:b/>
         <w:bCs/>
-        <w:color w:val="000000"/>
+        <w:color w:val="FFFFFF" w:themeColor="background1"/>
       </w:rPr>
       <w:tblPr/>
       <w:tcPr>
@@ -13615,7 +13217,7 @@
     </w:tblStylePr>
     <w:tblStylePr w:type="firstCol">
       <w:rPr>
-        <w:color w:val="000000"/>
+        <w:color w:val="FFFFFF" w:themeColor="background1"/>
       </w:rPr>
       <w:tblPr/>
       <w:tcPr>
@@ -13632,7 +13234,7 @@
     </w:tblStylePr>
     <w:tblStylePr w:type="lastCol">
       <w:rPr>
-        <w:color w:val="000000"/>
+        <w:color w:val="FFFFFF" w:themeColor="background1"/>
       </w:rPr>
       <w:tblPr/>
       <w:tcPr>
@@ -13661,12 +13263,12 @@
     </w:tblStylePr>
     <w:tblStylePr w:type="neCell">
       <w:rPr>
-        <w:color w:val="000000"/>
+        <w:color w:val="000000" w:themeColor="text1"/>
       </w:rPr>
     </w:tblStylePr>
     <w:tblStylePr w:type="nwCell">
       <w:rPr>
-        <w:color w:val="000000"/>
+        <w:color w:val="000000" w:themeColor="text1"/>
       </w:rPr>
     </w:tblStylePr>
   </w:style>
@@ -13679,7 +13281,7 @@
       <w:spacing w:after="0" w:line="240" w:lineRule="auto"/>
     </w:pPr>
     <w:rPr>
-      <w:color w:val="000000"/>
+      <w:color w:val="000000" w:themeColor="text1"/>
     </w:rPr>
     <w:tblPr>
       <w:tblStyleRowBandSize w:val="1"/>
@@ -13725,7 +13327,7 @@
       <w:rPr>
         <w:b/>
         <w:bCs/>
-        <w:color w:val="000000"/>
+        <w:color w:val="FFFFFF" w:themeColor="background1"/>
       </w:rPr>
       <w:tblPr/>
       <w:tcPr>
@@ -13737,7 +13339,7 @@
     </w:tblStylePr>
     <w:tblStylePr w:type="firstCol">
       <w:rPr>
-        <w:color w:val="000000"/>
+        <w:color w:val="FFFFFF" w:themeColor="background1"/>
       </w:rPr>
       <w:tblPr/>
       <w:tcPr>
@@ -13754,7 +13356,7 @@
     </w:tblStylePr>
     <w:tblStylePr w:type="lastCol">
       <w:rPr>
-        <w:color w:val="000000"/>
+        <w:color w:val="FFFFFF" w:themeColor="background1"/>
       </w:rPr>
       <w:tblPr/>
       <w:tcPr>
@@ -13783,12 +13385,12 @@
     </w:tblStylePr>
     <w:tblStylePr w:type="neCell">
       <w:rPr>
-        <w:color w:val="000000"/>
+        <w:color w:val="000000" w:themeColor="text1"/>
       </w:rPr>
     </w:tblStylePr>
     <w:tblStylePr w:type="nwCell">
       <w:rPr>
-        <w:color w:val="000000"/>
+        <w:color w:val="000000" w:themeColor="text1"/>
       </w:rPr>
     </w:tblStylePr>
   </w:style>
@@ -13801,7 +13403,7 @@
       <w:spacing w:after="0" w:line="240" w:lineRule="auto"/>
     </w:pPr>
     <w:rPr>
-      <w:color w:val="000000"/>
+      <w:color w:val="000000" w:themeColor="text1"/>
     </w:rPr>
     <w:tblPr>
       <w:tblStyleRowBandSize w:val="1"/>
@@ -13847,7 +13449,7 @@
       <w:rPr>
         <w:b/>
         <w:bCs/>
-        <w:color w:val="000000"/>
+        <w:color w:val="FFFFFF" w:themeColor="background1"/>
       </w:rPr>
       <w:tblPr/>
       <w:tcPr>
@@ -13859,7 +13461,7 @@
     </w:tblStylePr>
     <w:tblStylePr w:type="firstCol">
       <w:rPr>
-        <w:color w:val="000000"/>
+        <w:color w:val="FFFFFF" w:themeColor="background1"/>
       </w:rPr>
       <w:tblPr/>
       <w:tcPr>
@@ -13876,7 +13478,7 @@
     </w:tblStylePr>
     <w:tblStylePr w:type="lastCol">
       <w:rPr>
-        <w:color w:val="000000"/>
+        <w:color w:val="FFFFFF" w:themeColor="background1"/>
       </w:rPr>
       <w:tblPr/>
       <w:tcPr>
@@ -13905,12 +13507,12 @@
     </w:tblStylePr>
     <w:tblStylePr w:type="neCell">
       <w:rPr>
-        <w:color w:val="000000"/>
+        <w:color w:val="000000" w:themeColor="text1"/>
       </w:rPr>
     </w:tblStylePr>
     <w:tblStylePr w:type="nwCell">
       <w:rPr>
-        <w:color w:val="000000"/>
+        <w:color w:val="000000" w:themeColor="text1"/>
       </w:rPr>
     </w:tblStylePr>
   </w:style>
@@ -13923,7 +13525,7 @@
       <w:spacing w:after="0" w:line="240" w:lineRule="auto"/>
     </w:pPr>
     <w:rPr>
-      <w:color w:val="000000"/>
+      <w:color w:val="000000" w:themeColor="text1"/>
     </w:rPr>
     <w:tblPr>
       <w:tblStyleRowBandSize w:val="1"/>
@@ -13943,7 +13545,7 @@
       <w:rPr>
         <w:b/>
         <w:bCs/>
-        <w:color w:val="000000"/>
+        <w:color w:val="FFFFFF" w:themeColor="background1"/>
       </w:rPr>
       <w:tblPr/>
       <w:tcPr>
@@ -13957,7 +13559,7 @@
       <w:rPr>
         <w:b/>
         <w:bCs/>
-        <w:color w:val="000000"/>
+        <w:color w:val="9E3A38" w:themeColor="accent2" w:themeShade="CC"/>
       </w:rPr>
       <w:tblPr/>
       <w:tcPr>
@@ -14009,7 +13611,7 @@
       <w:spacing w:after="0" w:line="240" w:lineRule="auto"/>
     </w:pPr>
     <w:rPr>
-      <w:color w:val="000000"/>
+      <w:color w:val="000000" w:themeColor="text1"/>
     </w:rPr>
     <w:tblPr>
       <w:tblStyleRowBandSize w:val="1"/>
@@ -14029,7 +13631,7 @@
       <w:rPr>
         <w:b/>
         <w:bCs/>
-        <w:color w:val="000000"/>
+        <w:color w:val="FFFFFF" w:themeColor="background1"/>
       </w:rPr>
       <w:tblPr/>
       <w:tcPr>
@@ -14043,7 +13645,7 @@
       <w:rPr>
         <w:b/>
         <w:bCs/>
-        <w:color w:val="000000"/>
+        <w:color w:val="9E3A38" w:themeColor="accent2" w:themeShade="CC"/>
       </w:rPr>
       <w:tblPr/>
       <w:tcPr>
@@ -14095,7 +13697,7 @@
       <w:spacing w:after="0" w:line="240" w:lineRule="auto"/>
     </w:pPr>
     <w:rPr>
-      <w:color w:val="000000"/>
+      <w:color w:val="000000" w:themeColor="text1"/>
     </w:rPr>
     <w:tblPr>
       <w:tblStyleRowBandSize w:val="1"/>
@@ -14115,7 +13717,7 @@
       <w:rPr>
         <w:b/>
         <w:bCs/>
-        <w:color w:val="000000"/>
+        <w:color w:val="FFFFFF" w:themeColor="background1"/>
       </w:rPr>
       <w:tblPr/>
       <w:tcPr>
@@ -14129,7 +13731,7 @@
       <w:rPr>
         <w:b/>
         <w:bCs/>
-        <w:color w:val="000000"/>
+        <w:color w:val="9E3A38" w:themeColor="accent2" w:themeShade="CC"/>
       </w:rPr>
       <w:tblPr/>
       <w:tcPr>
@@ -14181,7 +13783,7 @@
       <w:spacing w:after="0" w:line="240" w:lineRule="auto"/>
     </w:pPr>
     <w:rPr>
-      <w:color w:val="000000"/>
+      <w:color w:val="000000" w:themeColor="text1"/>
     </w:rPr>
     <w:tblPr>
       <w:tblStyleRowBandSize w:val="1"/>
@@ -14201,7 +13803,7 @@
       <w:rPr>
         <w:b/>
         <w:bCs/>
-        <w:color w:val="000000"/>
+        <w:color w:val="FFFFFF" w:themeColor="background1"/>
       </w:rPr>
       <w:tblPr/>
       <w:tcPr>
@@ -14215,7 +13817,7 @@
       <w:rPr>
         <w:b/>
         <w:bCs/>
-        <w:color w:val="000000"/>
+        <w:color w:val="664E82" w:themeColor="accent4" w:themeShade="CC"/>
       </w:rPr>
       <w:tblPr/>
       <w:tcPr>
@@ -14267,7 +13869,7 @@
       <w:spacing w:after="0" w:line="240" w:lineRule="auto"/>
     </w:pPr>
     <w:rPr>
-      <w:color w:val="000000"/>
+      <w:color w:val="000000" w:themeColor="text1"/>
     </w:rPr>
     <w:tblPr>
       <w:tblStyleRowBandSize w:val="1"/>
@@ -14287,7 +13889,7 @@
       <w:rPr>
         <w:b/>
         <w:bCs/>
-        <w:color w:val="000000"/>
+        <w:color w:val="FFFFFF" w:themeColor="background1"/>
       </w:rPr>
       <w:tblPr/>
       <w:tcPr>
@@ -14301,7 +13903,7 @@
       <w:rPr>
         <w:b/>
         <w:bCs/>
-        <w:color w:val="000000"/>
+        <w:color w:val="7E9C40" w:themeColor="accent3" w:themeShade="CC"/>
       </w:rPr>
       <w:tblPr/>
       <w:tcPr>
@@ -14353,7 +13955,7 @@
       <w:spacing w:after="0" w:line="240" w:lineRule="auto"/>
     </w:pPr>
     <w:rPr>
-      <w:color w:val="000000"/>
+      <w:color w:val="000000" w:themeColor="text1"/>
     </w:rPr>
     <w:tblPr>
       <w:tblStyleRowBandSize w:val="1"/>
@@ -14373,7 +13975,7 @@
       <w:rPr>
         <w:b/>
         <w:bCs/>
-        <w:color w:val="000000"/>
+        <w:color w:val="FFFFFF" w:themeColor="background1"/>
       </w:rPr>
       <w:tblPr/>
       <w:tcPr>
@@ -14387,7 +13989,7 @@
       <w:rPr>
         <w:b/>
         <w:bCs/>
-        <w:color w:val="000000"/>
+        <w:color w:val="F2730A" w:themeColor="accent6" w:themeShade="CC"/>
       </w:rPr>
       <w:tblPr/>
       <w:tcPr>
@@ -14439,7 +14041,7 @@
       <w:spacing w:after="0" w:line="240" w:lineRule="auto"/>
     </w:pPr>
     <w:rPr>
-      <w:color w:val="000000"/>
+      <w:color w:val="000000" w:themeColor="text1"/>
     </w:rPr>
     <w:tblPr>
       <w:tblStyleRowBandSize w:val="1"/>
@@ -14459,7 +14061,7 @@
       <w:rPr>
         <w:b/>
         <w:bCs/>
-        <w:color w:val="000000"/>
+        <w:color w:val="FFFFFF" w:themeColor="background1"/>
       </w:rPr>
       <w:tblPr/>
       <w:tcPr>
@@ -14473,7 +14075,7 @@
       <w:rPr>
         <w:b/>
         <w:bCs/>
-        <w:color w:val="000000"/>
+        <w:color w:val="348DA5" w:themeColor="accent5" w:themeShade="CC"/>
       </w:rPr>
       <w:tblPr/>
       <w:tcPr>
@@ -14525,7 +14127,7 @@
       <w:spacing w:after="0" w:line="240" w:lineRule="auto"/>
     </w:pPr>
     <w:rPr>
-      <w:color w:val="000000"/>
+      <w:color w:val="000000" w:themeColor="text1"/>
     </w:rPr>
     <w:tblPr>
       <w:tblStyleRowBandSize w:val="1"/>
@@ -14558,7 +14160,7 @@
       <w:rPr>
         <w:b/>
         <w:bCs/>
-        <w:color w:val="000000"/>
+        <w:color w:val="000000" w:themeColor="text1"/>
       </w:rPr>
       <w:tblPr/>
       <w:tcPr>
@@ -14567,7 +14169,7 @@
     </w:tblStylePr>
     <w:tblStylePr w:type="firstCol">
       <w:rPr>
-        <w:color w:val="000000"/>
+        <w:color w:val="FFFFFF" w:themeColor="background1"/>
       </w:rPr>
       <w:tblPr/>
       <w:tcPr>
@@ -14576,7 +14178,7 @@
     </w:tblStylePr>
     <w:tblStylePr w:type="lastCol">
       <w:rPr>
-        <w:color w:val="000000"/>
+        <w:color w:val="FFFFFF" w:themeColor="background1"/>
       </w:rPr>
       <w:tblPr/>
       <w:tcPr>
@@ -14605,7 +14207,7 @@
       <w:spacing w:after="0" w:line="240" w:lineRule="auto"/>
     </w:pPr>
     <w:rPr>
-      <w:color w:val="000000"/>
+      <w:color w:val="000000" w:themeColor="text1"/>
     </w:rPr>
     <w:tblPr>
       <w:tblStyleRowBandSize w:val="1"/>
@@ -14638,7 +14240,7 @@
       <w:rPr>
         <w:b/>
         <w:bCs/>
-        <w:color w:val="000000"/>
+        <w:color w:val="000000" w:themeColor="text1"/>
       </w:rPr>
       <w:tblPr/>
       <w:tcPr>
@@ -14647,7 +14249,7 @@
     </w:tblStylePr>
     <w:tblStylePr w:type="firstCol">
       <w:rPr>
-        <w:color w:val="000000"/>
+        <w:color w:val="FFFFFF" w:themeColor="background1"/>
       </w:rPr>
       <w:tblPr/>
       <w:tcPr>
@@ -14656,7 +14258,7 @@
     </w:tblStylePr>
     <w:tblStylePr w:type="lastCol">
       <w:rPr>
-        <w:color w:val="000000"/>
+        <w:color w:val="FFFFFF" w:themeColor="background1"/>
       </w:rPr>
       <w:tblPr/>
       <w:tcPr>
@@ -14685,7 +14287,7 @@
       <w:spacing w:after="0" w:line="240" w:lineRule="auto"/>
     </w:pPr>
     <w:rPr>
-      <w:color w:val="000000"/>
+      <w:color w:val="000000" w:themeColor="text1"/>
     </w:rPr>
     <w:tblPr>
       <w:tblStyleRowBandSize w:val="1"/>
@@ -14718,7 +14320,7 @@
       <w:rPr>
         <w:b/>
         <w:bCs/>
-        <w:color w:val="000000"/>
+        <w:color w:val="000000" w:themeColor="text1"/>
       </w:rPr>
       <w:tblPr/>
       <w:tcPr>
@@ -14727,7 +14329,7 @@
     </w:tblStylePr>
     <w:tblStylePr w:type="firstCol">
       <w:rPr>
-        <w:color w:val="000000"/>
+        <w:color w:val="FFFFFF" w:themeColor="background1"/>
       </w:rPr>
       <w:tblPr/>
       <w:tcPr>
@@ -14736,7 +14338,7 @@
     </w:tblStylePr>
     <w:tblStylePr w:type="lastCol">
       <w:rPr>
-        <w:color w:val="000000"/>
+        <w:color w:val="FFFFFF" w:themeColor="background1"/>
       </w:rPr>
       <w:tblPr/>
       <w:tcPr>
@@ -14765,7 +14367,7 @@
       <w:spacing w:after="0" w:line="240" w:lineRule="auto"/>
     </w:pPr>
     <w:rPr>
-      <w:color w:val="000000"/>
+      <w:color w:val="000000" w:themeColor="text1"/>
     </w:rPr>
     <w:tblPr>
       <w:tblStyleRowBandSize w:val="1"/>
@@ -14798,7 +14400,7 @@
       <w:rPr>
         <w:b/>
         <w:bCs/>
-        <w:color w:val="000000"/>
+        <w:color w:val="000000" w:themeColor="text1"/>
       </w:rPr>
       <w:tblPr/>
       <w:tcPr>
@@ -14807,7 +14409,7 @@
     </w:tblStylePr>
     <w:tblStylePr w:type="firstCol">
       <w:rPr>
-        <w:color w:val="000000"/>
+        <w:color w:val="FFFFFF" w:themeColor="background1"/>
       </w:rPr>
       <w:tblPr/>
       <w:tcPr>
@@ -14816,7 +14418,7 @@
     </w:tblStylePr>
     <w:tblStylePr w:type="lastCol">
       <w:rPr>
-        <w:color w:val="000000"/>
+        <w:color w:val="FFFFFF" w:themeColor="background1"/>
       </w:rPr>
       <w:tblPr/>
       <w:tcPr>
@@ -14845,7 +14447,7 @@
       <w:spacing w:after="0" w:line="240" w:lineRule="auto"/>
     </w:pPr>
     <w:rPr>
-      <w:color w:val="000000"/>
+      <w:color w:val="000000" w:themeColor="text1"/>
     </w:rPr>
     <w:tblPr>
       <w:tblStyleRowBandSize w:val="1"/>
@@ -14878,7 +14480,7 @@
       <w:rPr>
         <w:b/>
         <w:bCs/>
-        <w:color w:val="000000"/>
+        <w:color w:val="000000" w:themeColor="text1"/>
       </w:rPr>
       <w:tblPr/>
       <w:tcPr>
@@ -14887,7 +14489,7 @@
     </w:tblStylePr>
     <w:tblStylePr w:type="firstCol">
       <w:rPr>
-        <w:color w:val="000000"/>
+        <w:color w:val="FFFFFF" w:themeColor="background1"/>
       </w:rPr>
       <w:tblPr/>
       <w:tcPr>
@@ -14896,7 +14498,7 @@
     </w:tblStylePr>
     <w:tblStylePr w:type="lastCol">
       <w:rPr>
-        <w:color w:val="000000"/>
+        <w:color w:val="FFFFFF" w:themeColor="background1"/>
       </w:rPr>
       <w:tblPr/>
       <w:tcPr>
@@ -14925,7 +14527,7 @@
       <w:spacing w:after="0" w:line="240" w:lineRule="auto"/>
     </w:pPr>
     <w:rPr>
-      <w:color w:val="000000"/>
+      <w:color w:val="000000" w:themeColor="text1"/>
     </w:rPr>
     <w:tblPr>
       <w:tblStyleRowBandSize w:val="1"/>
@@ -14958,7 +14560,7 @@
       <w:rPr>
         <w:b/>
         <w:bCs/>
-        <w:color w:val="000000"/>
+        <w:color w:val="000000" w:themeColor="text1"/>
       </w:rPr>
       <w:tblPr/>
       <w:tcPr>
@@ -14967,7 +14569,7 @@
     </w:tblStylePr>
     <w:tblStylePr w:type="firstCol">
       <w:rPr>
-        <w:color w:val="000000"/>
+        <w:color w:val="FFFFFF" w:themeColor="background1"/>
       </w:rPr>
       <w:tblPr/>
       <w:tcPr>
@@ -14976,7 +14578,7 @@
     </w:tblStylePr>
     <w:tblStylePr w:type="lastCol">
       <w:rPr>
-        <w:color w:val="000000"/>
+        <w:color w:val="FFFFFF" w:themeColor="background1"/>
       </w:rPr>
       <w:tblPr/>
       <w:tcPr>
@@ -15005,7 +14607,7 @@
       <w:spacing w:after="0" w:line="240" w:lineRule="auto"/>
     </w:pPr>
     <w:rPr>
-      <w:color w:val="000000"/>
+      <w:color w:val="000000" w:themeColor="text1"/>
     </w:rPr>
     <w:tblPr>
       <w:tblStyleRowBandSize w:val="1"/>
@@ -15038,7 +14640,7 @@
       <w:rPr>
         <w:b/>
         <w:bCs/>
-        <w:color w:val="000000"/>
+        <w:color w:val="000000" w:themeColor="text1"/>
       </w:rPr>
       <w:tblPr/>
       <w:tcPr>
@@ -15047,7 +14649,7 @@
     </w:tblStylePr>
     <w:tblStylePr w:type="firstCol">
       <w:rPr>
-        <w:color w:val="000000"/>
+        <w:color w:val="FFFFFF" w:themeColor="background1"/>
       </w:rPr>
       <w:tblPr/>
       <w:tcPr>
@@ -15056,7 +14658,7 @@
     </w:tblStylePr>
     <w:tblStylePr w:type="lastCol">
       <w:rPr>
-        <w:color w:val="000000"/>
+        <w:color w:val="FFFFFF" w:themeColor="background1"/>
       </w:rPr>
       <w:tblPr/>
       <w:tcPr>
@@ -15075,117 +14677,6 @@
         <w:shd w:val="clear" w:color="auto" w:fill="FBCAA2" w:themeFill="accent6" w:themeFillTint="7F"/>
       </w:tcPr>
     </w:tblStylePr>
-  </w:style>
-  <w:style w:type="character" w:customStyle="1" w:styleId="Hyperlink">
-    <w:name w:val="Hyperlink"/>
-    <w:rPr>
-      <w:rFonts w:ascii="Times New Roman" w:hAnsi="Times New Roman" w:eastAsia="Times New Roman" w:cs="Times New Roman"/>
-      <w:b w:val="0"/>
-      <w:i w:val="0"/>
-      <w:color w:val="000000"/>
-      <w:sz w:val="24"/>
-      <w:szCs w:val="24"/>
-    </w:rPr>
-  </w:style>
-  <w:style w:type="character" w:customStyle="1" w:styleId="FollowedHyperlink">
-    <w:name w:val="FollowedHyperlink"/>
-    <w:rPr>
-      <w:rFonts w:ascii="Times New Roman" w:hAnsi="Times New Roman" w:eastAsia="Times New Roman" w:cs="Times New Roman"/>
-      <w:b w:val="0"/>
-      <w:i w:val="0"/>
-      <w:color w:val="000000"/>
-      <w:sz w:val="24"/>
-      <w:szCs w:val="24"/>
-    </w:rPr>
-  </w:style>
-  <w:style w:type="paragraph" w:customStyle="1" w:styleId="TableText">
-    <w:name w:val="Table Text"/>
-    <w:pPr>
-      <w:keepNext w:val="0"/>
-      <w:keepLines/>
-      <w:widowControl/>
-      <w:spacing w:line="480" w:lineRule="auto" w:before="0" w:after="0"/>
-      <w:ind w:firstLine="0"/>
-    </w:pPr>
-    <w:rPr>
-      <w:rFonts w:ascii="Times New Roman" w:hAnsi="Times New Roman" w:eastAsia="Times New Roman" w:cs="Times New Roman"/>
-      <w:b w:val="0"/>
-      <w:i w:val="0"/>
-      <w:color w:val="000000"/>
-      <w:sz w:val="24"/>
-      <w:szCs w:val="24"/>
-    </w:rPr>
-  </w:style>
-  <w:style w:type="paragraph" w:customStyle="1" w:styleId="TableHeading">
-    <w:name w:val="Table Heading"/>
-    <w:pPr>
-      <w:keepNext w:val="0"/>
-      <w:keepLines/>
-      <w:widowControl/>
-      <w:spacing w:line="480" w:lineRule="auto" w:before="0" w:after="0"/>
-      <w:ind w:firstLine="0"/>
-    </w:pPr>
-    <w:rPr>
-      <w:rFonts w:ascii="Times New Roman" w:hAnsi="Times New Roman" w:eastAsia="Times New Roman" w:cs="Times New Roman"/>
-      <w:b/>
-      <w:i w:val="0"/>
-      <w:color w:val="000000"/>
-      <w:sz w:val="24"/>
-      <w:szCs w:val="24"/>
-    </w:rPr>
-  </w:style>
-  <w:style w:type="paragraph" w:customStyle="1" w:styleId="TableCaption">
-    <w:name w:val="Table Caption"/>
-    <w:pPr>
-      <w:keepNext/>
-      <w:widowControl/>
-      <w:spacing w:line="480" w:lineRule="auto" w:before="240" w:after="120"/>
-      <w:ind w:firstLine="0"/>
-    </w:pPr>
-    <w:rPr>
-      <w:rFonts w:ascii="Times New Roman" w:hAnsi="Times New Roman" w:eastAsia="Times New Roman" w:cs="Times New Roman"/>
-      <w:b w:val="0"/>
-      <w:i w:val="0"/>
-      <w:color w:val="000000"/>
-      <w:sz w:val="24"/>
-      <w:szCs w:val="24"/>
-    </w:rPr>
-  </w:style>
-  <w:style w:type="paragraph" w:customStyle="1" w:styleId="TableNote">
-    <w:name w:val="Table Note"/>
-    <w:pPr>
-      <w:keepNext w:val="0"/>
-      <w:keepLines/>
-      <w:widowControl/>
-      <w:spacing w:line="480" w:lineRule="auto" w:before="120" w:after="120"/>
-      <w:ind w:firstLine="0"/>
-    </w:pPr>
-    <w:rPr>
-      <w:rFonts w:ascii="Times New Roman" w:hAnsi="Times New Roman" w:eastAsia="Times New Roman" w:cs="Times New Roman"/>
-      <w:b w:val="0"/>
-      <w:i w:val="0"/>
-      <w:color w:val="000000"/>
-      <w:sz w:val="24"/>
-      <w:szCs w:val="24"/>
-    </w:rPr>
-  </w:style>
-  <w:style w:type="paragraph" w:customStyle="1" w:styleId="CoverText">
-    <w:name w:val="Cover Text"/>
-    <w:pPr>
-      <w:keepNext/>
-      <w:widowControl/>
-      <w:spacing w:line="480" w:lineRule="auto" w:before="0" w:after="0"/>
-      <w:ind w:firstLine="0"/>
-      <w:jc w:val="center"/>
-    </w:pPr>
-    <w:rPr>
-      <w:rFonts w:ascii="Times New Roman" w:hAnsi="Times New Roman" w:eastAsia="Times New Roman" w:cs="Times New Roman"/>
-      <w:b w:val="0"/>
-      <w:i w:val="0"/>
-      <w:color w:val="000000"/>
-      <w:sz w:val="24"/>
-      <w:szCs w:val="24"/>
-    </w:rPr>
   </w:style>
 </w:styles>
 </file>

--- a/docs/Literature Review - Biological Foundation Models.docx
+++ b/docs/Literature Review - Biological Foundation Models.docx
@@ -939,6 +939,34 @@
     </w:p>
     <w:p>
       <w:pPr>
+        <w:pStyle w:val="Heading2"/>
+      </w:pPr>
+      <w:r>
+        <w:t xml:space="preserve">3.4 Recent Work on Fair Comparison, Alignment as a Task, and Multi-Omics Benchmarks</w:t>
+      </w:r>
+    </w:p>
+    <w:p>
+      <w:r>
+        <w:t xml:space="preserve">Four lines of recent work bear on how the fusion question should be posed. The first concerns evaluation. Rheude, Eils, and Wild reimplemented nineteen multimodal fusion methods on nine datasets with up to 23 modalities under standardized hyperparameter tuning, initialization, subject-wise cross-validation, and statistical testing, and found that no method held a consistent advantage over a simple baseline that projects each modality and reads the projections with a small transformer head; several methods were likely to fall below the best single modality (Rheude et al. 1–12). Their survey of the original publications found that only a minority reported error bars or cross-validation and none reported tuning or significance tests. Their datasets are not biological sequences, but the lesson transfers directly: a fusion result is credible only against a tuned single-modality baseline and a tuned simple-fusion baseline, with grouped cross-validation and a statistical comparison.</w:t>
+      </w:r>
+    </w:p>
+    <w:p>
+      <w:r>
+        <w:t xml:space="preserve">The second concerns alignment as an operational task rather than a similarity score. MSAlign learns small projections over a frozen mass-spectrum encoder and a frozen molecule encoder so that a spectrum retrieves its molecule from a candidate list, and introduces a measure of distribution shift between training and test splits that separates leakage from domain shift (Krzakala et al. 1–14). Its modalities differ from ours, but it shows alignment defined by a task that two representations must accomplish together, which is the standard our Stage 2 definition applies when it keeps representational agreement separate from predictive benefit. A different sense of the word appears in work that aligns a sequence model to a structure model of the same molecule: the structure-aligned protein language model adds contrastive alignment between a protein language model's residue states and a structure encoder, with large gains on fitness and contact prediction (Chen et al. 1–20), and OmniGenome aligns RNA sequences with their secondary structures bidirectionally, solving 74% of EternaV2 design puzzles against at most 3% for earlier foundation models (Yang, Chen, and Li 1–9). That is alignment between two views of one molecule, which the two-views-of-one-thing framing of Section 4.3 fits; alignment between encoders of different molecules linked by the central dogma is a separate question.</w:t>
+      </w:r>
+    </w:p>
+    <w:p>
+      <w:r>
+        <w:t xml:space="preserve">The third concerns benchmarks. mRNABench curates ten mature-mRNA datasets and 59 subtasks, including RNA half-life, translation efficiency, and mean ribosome load, places 45 nucleotide foundation models on them, and shows that random splits overestimate generalization when related sequences fall on both sides (mRNABench 1–20). COMET assembles seventeen tasks across DNA, RNA, protein, coding sequence, and pairs of molecules, including RNA-protein interaction, enhancer-promoter interaction, CRISPR off-target prediction, and DNA-protein folding, and evaluates single-omics language models, pairs of them, the jointly pretrained LucaOne, and the codon model CaLM; it finds that multi-molecule tasks remain difficult for every model tested (Ren et al. 1–25). These two benchmarks supply the tasks, splits, and published reference points for the Stage 4 question of which encoders to combine for which task, and COMET already reports the combinations of single-omics models that our encoder-swap experiments vary.</w:t>
+      </w:r>
+    </w:p>
+    <w:p>
+      <w:r>
+        <w:t xml:space="preserve">The fourth concerns generative multimodal modeling. MIMIC conditions a generative model across biomolecules and is evaluated on mRNABench tasks (Golkar et al. 1–30). It motivates the full-transcript tasks in our plan, but a generative model trained jointly is not evidence that fusing separately pretrained encoders will improve the same tasks, which is the question our Stage 4 tests.</w:t>
+      </w:r>
+    </w:p>
+    <w:p>
+      <w:pPr>
         <w:pStyle w:val="Heading1"/>
       </w:pPr>
       <w:r>
@@ -2685,6 +2713,15 @@
         <w:ind w:left="720" w:hanging="720"/>
       </w:pPr>
       <w:r>
+        <w:t xml:space="preserve">Chen, Can, et al. “Structure-Aligned Protein Language Model.” arXiv, version 2, 2025, https://arxiv.org/abs/2505.16896.</w:t>
+      </w:r>
+    </w:p>
+    <w:p>
+      <w:pPr>
+        <w:spacing w:after="100" w:line="240"/>
+        <w:ind w:left="720" w:hanging="720"/>
+      </w:pPr>
+      <w:r>
         <w:t xml:space="preserve">Chen, Jiayang, et al. “Interpretable RNA Foundation Model from Unannotated Data for Highly Accurate RNA Structure and Function Predictions.” </w:t>
       </w:r>
       <w:r>
@@ -2780,6 +2817,15 @@
         <w:ind w:left="720" w:hanging="720"/>
       </w:pPr>
       <w:r>
+        <w:t xml:space="preserve">Golkar, Siavash, et al. “MIMIC: A Generative Multimodal Foundation Model for Biomolecules.” arXiv, 2026, https://arxiv.org/abs/2604.24506.</w:t>
+      </w:r>
+    </w:p>
+    <w:p>
+      <w:pPr>
+        <w:spacing w:after="100" w:line="240"/>
+        <w:ind w:left="720" w:hanging="720"/>
+      </w:pPr>
+      <w:r>
         <w:t xml:space="preserve">GTEx Consortium. “The GTEx Consortium Atlas of Genetic Regulatory Effects across Human Tissues.” </w:t>
       </w:r>
       <w:r>
@@ -2894,6 +2940,15 @@
         <w:ind w:left="720" w:hanging="720"/>
       </w:pPr>
       <w:r>
+        <w:t xml:space="preserve">Krzakala, Paul, et al. “MSAlign: Aligning Molecule and Mass Spectra Representations for Metabolite Identification.” arXiv, version 2, 2026, https://arxiv.org/abs/2605.19752.</w:t>
+      </w:r>
+    </w:p>
+    <w:p>
+      <w:pPr>
+        <w:spacing w:after="100" w:line="240"/>
+        <w:ind w:left="720" w:hanging="720"/>
+      </w:pPr>
+      <w:r>
         <w:t xml:space="preserve">Li, Sizhen, et al. “CodonBERT Large Language Model for mRNA Vaccines.” </w:t>
       </w:r>
       <w:r>
@@ -2989,6 +3044,15 @@
         <w:ind w:left="720" w:hanging="720"/>
       </w:pPr>
       <w:r>
+        <w:t xml:space="preserve">“mRNABench: A Curated Benchmark for Mature mRNA Property and Function Prediction.” bioRxiv, 2025, https://doi.org/10.1101/2025.07.05.662870.</w:t>
+      </w:r>
+    </w:p>
+    <w:p>
+      <w:pPr>
+        <w:spacing w:after="100" w:line="240"/>
+        <w:ind w:left="720" w:hanging="720"/>
+      </w:pPr>
+      <w:r>
         <w:t xml:space="preserve">Nelson, David L., et al. </w:t>
       </w:r>
       <w:r>
@@ -3141,6 +3205,24 @@
         <w:ind w:left="720" w:hanging="720"/>
       </w:pPr>
       <w:r>
+        <w:t xml:space="preserve">Ren, Yuchen, et al. “COMET: Benchmark for Comprehensive Biological Multi-Omics Evaluation Tasks and Language Models.” arXiv, 2024, https://arxiv.org/abs/2412.10347.</w:t>
+      </w:r>
+    </w:p>
+    <w:p>
+      <w:pPr>
+        <w:spacing w:after="100" w:line="240"/>
+        <w:ind w:left="720" w:hanging="720"/>
+      </w:pPr>
+      <w:r>
+        <w:t xml:space="preserve">Rheude, Tillmann, Roland Eils, and Benjamin Wild. “Fusion or Confusion? Multimodal Complexity Is Not All You Need.” arXiv, version 3, 2026, https://arxiv.org/abs/2512.22991.</w:t>
+      </w:r>
+    </w:p>
+    <w:p>
+      <w:pPr>
+        <w:spacing w:after="100" w:line="240"/>
+        <w:ind w:left="720" w:hanging="720"/>
+      </w:pPr>
+      <w:r>
         <w:t xml:space="preserve">Tjandrasuwita, Megan, et al. “Understanding the Emergence of Multimodal Representation Alignment.” </w:t>
       </w:r>
       <w:r>
@@ -3171,6 +3253,15 @@
       </w:r>
       <w:r>
         <w:t xml:space="preserve">, vol. 30, 2017, pp. 5998–6008, https://proceedings.neurips.cc/paper/2017/hash/3f5ee243547dee91fbd053c1c4a845aa-Abstract.html.</w:t>
+      </w:r>
+    </w:p>
+    <w:p>
+      <w:pPr>
+        <w:spacing w:after="100" w:line="240"/>
+        <w:ind w:left="720" w:hanging="720"/>
+      </w:pPr>
+      <w:r>
+        <w:t xml:space="preserve">Yang, Heng, Renzhi Chen, and Ke Li. “Bridging Sequence-Structure Alignment in RNA Foundation Models.” Proceedings of the AAAI Conference on Artificial Intelligence, 2025, https://arxiv.org/abs/2407.11242.</w:t>
       </w:r>
     </w:p>
     <w:p>
